--- a/Docs/PlatformArchutecture/Concepts/04_Agentic_AI_Enterprise_Automation.docx
+++ b/Docs/PlatformArchutecture/Concepts/04_Agentic_AI_Enterprise_Automation.docx
@@ -11,16 +11,7 @@
         <w:jc w:val="center"/>
       </w:pPr>
       <w:r>
-        <w:t>REDDUST</w:t>
-      </w:r>
-    </w:p>
-    <w:p>
-      <w:pPr>
-        <w:pStyle w:val="Title"/>
-        <w:jc w:val="center"/>
-      </w:pPr>
-      <w:r>
-        <w:t>THE AGENTIC AI ENGINEERING &amp; ENTERPRISE AUTOMATION TEXTBOOK</w:t>
+        <w:t>AGENTIC AI ENGINEERING &amp; ENTERPRISE AUTOMATION TEXTBOOK</w:t>
       </w:r>
     </w:p>
     <w:p>
@@ -39,10 +30,7 @@
         <w:jc w:val="center"/>
       </w:pPr>
       <w:r>
-        <w:t xml:space="preserve">Textbook • Architecture Reference • Developer Runbook • </w:t>
-      </w:r>
-      <w:r>
-        <w:t>Intern Training Manual</w:t>
+        <w:t>Textbook • Architecture Reference • Developer Runbook • Intern Training Manual</w:t>
       </w:r>
     </w:p>
     <w:p/>
@@ -74,13 +62,7 @@
         <w:rPr>
           <w:b/>
         </w:rPr>
-        <w:t>Book policy.  Product names, SDK versions and cloud features evo</w:t>
-      </w:r>
-      <w:r>
-        <w:rPr>
-          <w:b/>
-        </w:rPr>
-        <w:t>lve. Treat referenced APIs as version-specific: pin dependencies, consult current vendor documentation and validate all examples in an isolated environment before operational use.</w:t>
+        <w:t>Book policy.  Product names, SDK versions and cloud features evolve. Treat referenced APIs as version-specific: pin dependencies, consult current vendor documentation and validate all examples in an isolated environment before operational use.</w:t>
       </w:r>
     </w:p>
     <w:p>
@@ -97,6 +79,13 @@
     </w:p>
     <w:sdt>
       <w:sdtPr>
+        <w:rPr>
+          <w:rFonts w:ascii="Calibri" w:eastAsiaTheme="minorEastAsia" w:hAnsi="Calibri" w:cstheme="minorBidi"/>
+          <w:b w:val="0"/>
+          <w:bCs w:val="0"/>
+          <w:sz w:val="20"/>
+          <w:szCs w:val="22"/>
+        </w:rPr>
         <w:id w:val="1260178322"/>
         <w:docPartObj>
           <w:docPartGallery w:val="Table of Contents"/>
@@ -105,10 +94,7 @@
       </w:sdtPr>
       <w:sdtEndPr>
         <w:rPr>
-          <w:rFonts w:ascii="Calibri" w:eastAsiaTheme="minorEastAsia" w:hAnsi="Calibri" w:cstheme="minorBidi"/>
           <w:noProof/>
-          <w:sz w:val="20"/>
-          <w:szCs w:val="22"/>
         </w:rPr>
       </w:sdtEndPr>
       <w:sdtContent>
@@ -119,8 +105,6 @@
           <w:r>
             <w:t>Contents</w:t>
           </w:r>
-          <w:bookmarkStart w:id="0" w:name="_GoBack"/>
-          <w:bookmarkEnd w:id="0"/>
         </w:p>
         <w:p>
           <w:pPr>
@@ -11927,91 +11911,76 @@
       <w:pPr>
         <w:pStyle w:val="Heading1"/>
       </w:pPr>
-      <w:bookmarkStart w:id="1" w:name="_Toc243084385"/>
+      <w:bookmarkStart w:id="0" w:name="_Toc243084385"/>
       <w:r>
         <w:t>How to use this textbook</w:t>
       </w:r>
+      <w:bookmarkEnd w:id="0"/>
+    </w:p>
+    <w:p>
+      <w:r>
+        <w:t>Read Parts I–II sequentially before granting any agent write or execution permissions. Experienced engineers may then follow the engineering, business-process or platform track. Every chapter contains concepts, RedDust design implications, a diagram brief and practical acceptance criteria. This is an instructional reference and a target architecture, not a claim that the described RedDust agents already exist.</w:t>
+      </w:r>
+    </w:p>
+    <w:p>
+      <w:r>
+        <w:t>Learning track A (intern / beginner): Chapters 1–10, 13–16, then the capstone. Track B (platform engineer): Chapters 7–24. Track C (business automation architect): Chapters 3–6, 17–21, 25–29. Track D (security/operations): Chapters 11–16, 22–32.</w:t>
+      </w:r>
+    </w:p>
+    <w:p>
+      <w:pPr>
+        <w:pStyle w:val="Heading2"/>
+      </w:pPr>
+      <w:bookmarkStart w:id="1" w:name="_Toc243084386"/>
+      <w:r>
+        <w:t>Contents and learning sequence</w:t>
+      </w:r>
       <w:bookmarkEnd w:id="1"/>
     </w:p>
     <w:p>
       <w:r>
-        <w:t xml:space="preserve">Read Parts I–II sequentially before granting any </w:t>
-      </w:r>
-      <w:r>
-        <w:t>agent write or execution permissions. Experienced engineers may then follow the engineering, business-process or platform track. Every chapter contains concepts, RedDust design implications, a diagram brief and practical acceptance criteria. This is an ins</w:t>
-      </w:r>
-      <w:r>
-        <w:t>tructional reference and a target architecture, not a claim that the described RedDust agents already exist.</w:t>
-      </w:r>
-    </w:p>
-    <w:p>
-      <w:r>
-        <w:t>Learning track A (intern / beginner): Chapters 1–10, 13–16, then the capstone. Track B (platform engineer): Chapters 7–24. Track C (business automa</w:t>
-      </w:r>
-      <w:r>
-        <w:t>tion architect): Chapters 3–6, 17–21, 25–29. Track D (security/operations): Chapters 11–16, 22–32.</w:t>
+        <w:t>PART I  —  Foundations and mental models</w:t>
+      </w:r>
+    </w:p>
+    <w:p>
+      <w:r>
+        <w:t>PART II  —  The first engineering agent</w:t>
+      </w:r>
+    </w:p>
+    <w:p>
+      <w:r>
+        <w:t>PART III  —  Multi-agent engineering and software quality</w:t>
+      </w:r>
+    </w:p>
+    <w:p>
+      <w:r>
+        <w:t>PART IV  —  Enterprise automation and integration</w:t>
+      </w:r>
+    </w:p>
+    <w:p>
+      <w:r>
+        <w:t>PART V  —  Production infrastructure, security and operations</w:t>
+      </w:r>
+    </w:p>
+    <w:p>
+      <w:r>
+        <w:t>PART VI  —  RedDust implementation programme and reference material</w:t>
+      </w:r>
+    </w:p>
+    <w:p>
+      <w:r>
+        <w:t>The chapter headings use true Word heading styles for Navigation Pane browsing. To generate a page-numbered contents table in Word: References → Table of Contents → Automatic Table, then Update Field.</w:t>
       </w:r>
     </w:p>
     <w:p>
       <w:pPr>
         <w:pStyle w:val="Heading2"/>
       </w:pPr>
-      <w:bookmarkStart w:id="2" w:name="_Toc243084386"/>
-      <w:r>
-        <w:t>Contents and learning sequence</w:t>
+      <w:bookmarkStart w:id="2" w:name="_Toc243084387"/>
+      <w:r>
+        <w:t>System boundaries that must never be confused</w:t>
       </w:r>
       <w:bookmarkEnd w:id="2"/>
-    </w:p>
-    <w:p>
-      <w:r>
-        <w:t>PART I  —  Foundations and mental models</w:t>
-      </w:r>
-    </w:p>
-    <w:p>
-      <w:r>
-        <w:t>PART II  —  The first engineering agent</w:t>
-      </w:r>
-    </w:p>
-    <w:p>
-      <w:r>
-        <w:t>PART III  —  Multi-agent engineering and soft</w:t>
-      </w:r>
-      <w:r>
-        <w:t>ware quality</w:t>
-      </w:r>
-    </w:p>
-    <w:p>
-      <w:r>
-        <w:t>PART IV  —  Enterprise automation and integration</w:t>
-      </w:r>
-    </w:p>
-    <w:p>
-      <w:r>
-        <w:t>PART V  —  Production infrastructure, security and operations</w:t>
-      </w:r>
-    </w:p>
-    <w:p>
-      <w:r>
-        <w:t>PART VI  —  RedDust implementation programme and reference material</w:t>
-      </w:r>
-    </w:p>
-    <w:p>
-      <w:r>
-        <w:t>The chapter headings use true Word heading styles for Navigatio</w:t>
-      </w:r>
-      <w:r>
-        <w:t>n Pane browsing. To generate a page-numbered contents table in Word: References → Table of Contents → Automatic Table, then Update Field.</w:t>
-      </w:r>
-    </w:p>
-    <w:p>
-      <w:pPr>
-        <w:pStyle w:val="Heading2"/>
-      </w:pPr>
-      <w:bookmarkStart w:id="3" w:name="_Toc243084387"/>
-      <w:r>
-        <w:t>System boundaries that must never be confused</w:t>
-      </w:r>
-      <w:bookmarkEnd w:id="3"/>
     </w:p>
     <w:tbl>
       <w:tblPr>
@@ -12071,10 +12040,7 @@
               <w:cnfStyle w:val="100000000000" w:firstRow="1" w:lastRow="0" w:firstColumn="0" w:lastColumn="0" w:oddVBand="0" w:evenVBand="0" w:oddHBand="0" w:evenHBand="0" w:firstRowFirstColumn="0" w:firstRowLastColumn="0" w:lastRowFirstColumn="0" w:lastRowLastColumn="0"/>
             </w:pPr>
             <w:r>
-              <w:t xml:space="preserve">System B — Client automation </w:t>
-            </w:r>
-            <w:r>
-              <w:t>swarm</w:t>
+              <w:t>System B — Client automation swarm</w:t>
             </w:r>
           </w:p>
         </w:tc>
@@ -12211,10 +12177,7 @@
               <w:cnfStyle w:val="000000100000" w:firstRow="0" w:lastRow="0" w:firstColumn="0" w:lastColumn="0" w:oddVBand="0" w:evenVBand="0" w:oddHBand="1" w:evenHBand="0" w:firstRowFirstColumn="0" w:firstRowLastColumn="0" w:lastRowFirstColumn="0" w:lastRowLastColumn="0"/>
             </w:pPr>
             <w:r>
-              <w:t>Merged tested improvem</w:t>
-            </w:r>
-            <w:r>
-              <w:t>ents without regressions</w:t>
+              <w:t>Merged tested improvements without regressions</w:t>
             </w:r>
           </w:p>
         </w:tc>
@@ -12330,10 +12293,7 @@
               <w:cnfStyle w:val="000000100000" w:firstRow="0" w:lastRow="0" w:firstColumn="0" w:lastColumn="0" w:oddVBand="0" w:evenVBand="0" w:oddHBand="1" w:evenHBand="0" w:firstRowFirstColumn="0" w:firstRowLastColumn="0" w:lastRowFirstColumn="0" w:lastRowLastColumn="0"/>
             </w:pPr>
             <w:r>
-              <w:t>Per-tenant credentials, process/</w:t>
-            </w:r>
-            <w:r>
-              <w:t>transaction isolation</w:t>
+              <w:t>Per-tenant credentials, process/transaction isolation</w:t>
             </w:r>
           </w:p>
         </w:tc>
@@ -12348,12 +12308,27 @@
       <w:pPr>
         <w:pStyle w:val="Heading1"/>
       </w:pPr>
-      <w:bookmarkStart w:id="4" w:name="_Toc243084388"/>
+      <w:bookmarkStart w:id="3" w:name="_Toc243084388"/>
       <w:r>
         <w:lastRenderedPageBreak/>
-        <w:t>Chapter 01 — What agentic AI is—and is not</w:t>
-      </w:r>
-      <w:bookmarkEnd w:id="4"/>
+        <w:t>Chapter 01 — What agentic AI is</w:t>
+      </w:r>
+      <w:r>
+        <w:t xml:space="preserve"> </w:t>
+      </w:r>
+      <w:r>
+        <w:t>—</w:t>
+      </w:r>
+      <w:r>
+        <w:t xml:space="preserve"> </w:t>
+      </w:r>
+      <w:r>
+        <w:t>and is not</w:t>
+      </w:r>
+      <w:bookmarkEnd w:id="3"/>
+      <w:r>
+        <w:t>?</w:t>
+      </w:r>
     </w:p>
     <w:p>
       <w:pPr>
@@ -12370,92 +12345,68 @@
       <w:pPr>
         <w:pStyle w:val="Heading2"/>
       </w:pPr>
-      <w:bookmarkStart w:id="5" w:name="_Toc243084389"/>
-      <w:r>
-        <w:t>1.1  Precise vocabulary</w:t>
+      <w:bookmarkStart w:id="4" w:name="_Toc243084389"/>
+      <w:r>
+        <w:t>1.1 Precise vocabulary</w:t>
+      </w:r>
+      <w:bookmarkEnd w:id="4"/>
+    </w:p>
+    <w:p>
+      <w:r>
+        <w:t>A foundation model predicts or generates outputs conditioned on input context. A language-model application places instructions, retrieved context and external software around that model. An agent extends this arrangement with tools, iterative decision-making, state and a termination condition. An agentic system is the complete operational assembly: model(s), tool adapters, orchestration, permissions, monitoring, tests and human governance.</w:t>
+      </w:r>
+    </w:p>
+    <w:p>
+      <w:r>
+        <w:t>A deterministic workflow follows an explicitly coded control graph. A model-assisted workflow calls a model at selected steps but keeps process control in software. An agent can choose among permitted actions based on observations. Most reliable enterprise systems combine all three, rather than maximizing autonomy.</w:t>
+      </w:r>
+    </w:p>
+    <w:p>
+      <w:r>
+        <w:t>Terminology is inconsistent across vendors. Treat “swarm”, “autonomous” and “self-improving” as architectural aspirations requiring measurable definitions, not guarantees of intelligence or safety.</w:t>
+      </w:r>
+    </w:p>
+    <w:p/>
+    <w:p>
+      <w:pPr>
+        <w:pStyle w:val="Heading2"/>
+      </w:pPr>
+      <w:bookmarkStart w:id="5" w:name="_Toc243084390"/>
+      <w:r>
+        <w:t>1.2 The agent loop</w:t>
       </w:r>
       <w:bookmarkEnd w:id="5"/>
     </w:p>
     <w:p>
       <w:r>
-        <w:t xml:space="preserve">A foundation model predicts or generates outputs </w:t>
-      </w:r>
-      <w:r>
-        <w:t>conditioned on input context. A language-model application places instructions, retrieved context and external software around that model. An agent extends this arrangement with tools, iterative decision-making, state and a termination condition. An agenti</w:t>
-      </w:r>
-      <w:r>
-        <w:t>c system is the complete operational assembly: model(s), tool adapters, orchestration, permissions, monitoring, tests and human governance.</w:t>
-      </w:r>
-    </w:p>
-    <w:p>
-      <w:r>
-        <w:t>A deterministic workflow follows an explicitly coded control graph. A model-assisted workflow calls a model at selec</w:t>
-      </w:r>
-      <w:r>
-        <w:t>ted steps but keeps process control in software. An agent can choose among permitted actions based on observations. Most reliable enterprise systems combine all three, rather than maximizing autonomy.</w:t>
-      </w:r>
-    </w:p>
-    <w:p>
-      <w:r>
-        <w:t>Terminology is inconsistent across vendors. Treat “swar</w:t>
-      </w:r>
-      <w:r>
-        <w:t>m”, “autonomous” and “self-improving” as architectural aspirations requiring measurable definitions, not guarantees of intelligence or safety.</w:t>
+        <w:t>A typical loop is: receive objective and constraints → assemble relevant context → select an action/tool → enforce tool policy → execute → observe → update state → either continue or stop. Set limits for turns, time, cost, retries and action types. A terminal outcome must be distinguishable from a timeout or escalated failure.</w:t>
+      </w:r>
+    </w:p>
+    <w:p>
+      <w:r>
+        <w:t>Tool use is fundamentally different from merely generating code: the model proposes a tool invocation, but trusted application code validates schema, identity, policy and arguments before execution. The tool returns observations; the orchestrator decides whether the task has completed.</w:t>
       </w:r>
     </w:p>
     <w:p>
       <w:pPr>
         <w:pStyle w:val="Heading2"/>
       </w:pPr>
-      <w:bookmarkStart w:id="6" w:name="_Toc243084390"/>
-      <w:r>
-        <w:t>1.2  The agent loop</w:t>
+      <w:bookmarkStart w:id="6" w:name="_Toc243084391"/>
+      <w:bookmarkStart w:id="7" w:name="_GoBack"/>
+      <w:bookmarkEnd w:id="7"/>
+      <w:r>
+        <w:t>1.3 Failures of apparent competence</w:t>
       </w:r>
       <w:bookmarkEnd w:id="6"/>
     </w:p>
     <w:p>
       <w:r>
-        <w:t xml:space="preserve">A typical loop is: receive objective and constraints → assemble relevant context → select an </w:t>
-      </w:r>
-      <w:r>
-        <w:t>action/tool → enforce tool policy → execute → observe → update state → either continue or stop. Set limits for turns, time, cost, retries and action types. A terminal outcome must be distinguishable from a timeout or escalated failure.</w:t>
-      </w:r>
-    </w:p>
-    <w:p>
-      <w:r>
-        <w:t>Tool use is fundamen</w:t>
-      </w:r>
-      <w:r>
-        <w:t xml:space="preserve">tally different from merely generating code: the model proposes a tool invocation, but trusted application code validates schema, identity, policy and arguments before execution. The tool returns observations; the orchestrator decides whether the task has </w:t>
-      </w:r>
-      <w:r>
-        <w:t>completed.</w:t>
-      </w:r>
-    </w:p>
-    <w:p>
-      <w:pPr>
-        <w:pStyle w:val="Heading2"/>
-      </w:pPr>
-      <w:bookmarkStart w:id="7" w:name="_Toc243084391"/>
-      <w:r>
-        <w:t>1.3  Failures of apparent competence</w:t>
-      </w:r>
-      <w:bookmarkEnd w:id="7"/>
-    </w:p>
-    <w:p>
-      <w:r>
-        <w:t>LLMs can invent filenames, misread specifications, satisfy superficial tests, overgeneralize examples, misunderstand latent requirements or follow malicious instructions embedded in retrieved documents. Agent</w:t>
-      </w:r>
-      <w:r>
-        <w:t xml:space="preserve"> frameworks do not eliminate these risks. Use external evidence: tests, traces, diff reviews, policy gates and business reconciliation.</w:t>
-      </w:r>
-    </w:p>
-    <w:p>
-      <w:r>
-        <w:t xml:space="preserve">A successful local demonstration does not prove production reliability. Evaluate across a distribution of tasks, </w:t>
-      </w:r>
-      <w:r>
-        <w:t>including ambiguous, adversarial, partial-failure and long-running situations.</w:t>
+        <w:t>LLMs can invent filenames, misread specifications, satisfy superficial tests, overgeneralize examples, misunderstand latent requirements or follow malicious instructions embedded in retrieved documents. Agent frameworks do not eliminate these risks. Use external evidence: tests, traces, diff reviews, policy gates and business reconciliation.</w:t>
+      </w:r>
+    </w:p>
+    <w:p>
+      <w:r>
+        <w:t>A successful local demonstration does not prove production reliability. Evaluate across a distribution of tasks, including ambiguous, adversarial, partial-failure and long-running situations.</w:t>
       </w:r>
     </w:p>
     <w:p>
@@ -12466,104 +12417,128 @@
         <w:rPr>
           <w:b/>
         </w:rPr>
-        <w:t>DIAGRAM PLACEHOLDER — RD-AI-01: What agentic AI is—and is not</w:t>
-      </w:r>
-    </w:p>
-    <w:p>
-      <w:pPr>
-        <w:pStyle w:val="LearningNote"/>
-      </w:pPr>
-      <w:r>
-        <w:t>RESERVED SPACE FOR FUTURE PRESENTATION-READY DIAGRAM</w:t>
-      </w:r>
-    </w:p>
-    <w:p>
-      <w:pPr>
-        <w:pStyle w:val="LearningNote"/>
-      </w:pPr>
-      <w:r>
-        <w:t xml:space="preserve">Future ChatGPT image-generation prompt: Landscape educational </w:t>
-      </w:r>
-      <w:r>
-        <w:t>diagram: foundation model vs chatbot vs deterministic workflow vs tool-using agent vs multi-agent system; include bounded observe–act loop, human approval and policy engine. White background, dark navy labels, clear trust boundaries.</w:t>
-      </w:r>
-    </w:p>
-    <w:p>
-      <w:pPr>
-        <w:pStyle w:val="DiagramPlaceholder"/>
-      </w:pPr>
-      <w:r>
-        <w:t>______________________</w:t>
-      </w:r>
-      <w:r>
-        <w:t>____________________________________________________________</w:t>
-      </w:r>
-    </w:p>
-    <w:p>
-      <w:pPr>
-        <w:pStyle w:val="DiagramPlaceholder"/>
-      </w:pPr>
-      <w:r>
-        <w:t>__________________________________________________________________________________</w:t>
-      </w:r>
-    </w:p>
-    <w:p>
-      <w:pPr>
-        <w:pStyle w:val="Heading2"/>
-      </w:pPr>
-      <w:bookmarkStart w:id="8" w:name="_Toc243084392"/>
-      <w:r>
-        <w:t>1.L  Hands-on laboratory and acceptance criteria</w:t>
-      </w:r>
-      <w:bookmarkEnd w:id="8"/>
-    </w:p>
-    <w:p>
-      <w:pPr>
-        <w:pStyle w:val="ListNumber"/>
-      </w:pPr>
-      <w:r>
-        <w:t>Describe one task that needs a deterministic workflow and one t</w:t>
-      </w:r>
-      <w:r>
-        <w:t>hat benefits from an agent.</w:t>
-      </w:r>
-    </w:p>
-    <w:p>
-      <w:pPr>
-        <w:pStyle w:val="ListNumber"/>
-      </w:pPr>
-      <w:r>
-        <w:t>Draw the agent loop and label each trust boundary.</w:t>
-      </w:r>
-    </w:p>
-    <w:p>
-      <w:pPr>
-        <w:pStyle w:val="ListNumber"/>
-      </w:pPr>
-      <w:r>
-        <w:t>Define a concrete completion criterion and a timeout for each task.</w:t>
-      </w:r>
-    </w:p>
-    <w:p>
-      <w:pPr>
-        <w:pStyle w:val="LearningNote"/>
-      </w:pPr>
+        <w:t>DIAGRAM</w:t>
+      </w:r>
       <w:r>
         <w:rPr>
           <w:b/>
         </w:rPr>
-        <w:t>Completion gate.  Record objective evidence (commands, test reports, diffs or trace identifiers). A plausible</w:t>
+        <w:t xml:space="preserve"> </w:t>
       </w:r>
       <w:r>
         <w:rPr>
           <w:b/>
         </w:rPr>
-        <w:t xml:space="preserve"> model response alone is not proof of success.</w:t>
-      </w:r>
-    </w:p>
-    <w:p>
-      <w:r>
+        <w:t>— RD-AI-01: What agentic AI is—and is not</w:t>
+      </w:r>
+    </w:p>
+    <w:p>
+      <w:pPr>
+        <w:pStyle w:val="DiagramPlaceholder"/>
+      </w:pPr>
+      <w:r>
+        <w:rPr>
+          <w:noProof/>
+          <w:lang w:val="en-AU" w:eastAsia="en-AU"/>
+        </w:rPr>
         <w:lastRenderedPageBreak/>
+        <w:drawing>
+          <wp:inline distT="0" distB="0" distL="0" distR="0">
+            <wp:extent cx="6108065" cy="3437613"/>
+            <wp:effectExtent l="0" t="0" r="6985" b="0"/>
+            <wp:docPr id="1" name="Picture 1" descr="C:\Users\User\Downloads\4a4edf3d-59d2-408a-86f3-2c7b75c7d38b.png"/>
+            <wp:cNvGraphicFramePr>
+              <a:graphicFrameLocks xmlns:a="http://schemas.openxmlformats.org/drawingml/2006/main" noChangeAspect="1"/>
+            </wp:cNvGraphicFramePr>
+            <a:graphic xmlns:a="http://schemas.openxmlformats.org/drawingml/2006/main">
+              <a:graphicData uri="http://schemas.openxmlformats.org/drawingml/2006/picture">
+                <pic:pic xmlns:pic="http://schemas.openxmlformats.org/drawingml/2006/picture">
+                  <pic:nvPicPr>
+                    <pic:cNvPr id="0" name="Picture 1" descr="C:\Users\User\Downloads\4a4edf3d-59d2-408a-86f3-2c7b75c7d38b.png"/>
+                    <pic:cNvPicPr>
+                      <a:picLocks noChangeAspect="1" noChangeArrowheads="1"/>
+                    </pic:cNvPicPr>
+                  </pic:nvPicPr>
+                  <pic:blipFill>
+                    <a:blip r:embed="rId8">
+                      <a:extLst>
+                        <a:ext uri="{28A0092B-C50C-407E-A947-70E740481C1C}">
+                          <a14:useLocalDpi xmlns:a14="http://schemas.microsoft.com/office/drawing/2010/main" val="0"/>
+                        </a:ext>
+                      </a:extLst>
+                    </a:blip>
+                    <a:srcRect/>
+                    <a:stretch>
+                      <a:fillRect/>
+                    </a:stretch>
+                  </pic:blipFill>
+                  <pic:spPr bwMode="auto">
+                    <a:xfrm>
+                      <a:off x="0" y="0"/>
+                      <a:ext cx="6108065" cy="3437613"/>
+                    </a:xfrm>
+                    <a:prstGeom prst="rect">
+                      <a:avLst/>
+                    </a:prstGeom>
+                    <a:noFill/>
+                    <a:ln>
+                      <a:noFill/>
+                    </a:ln>
+                  </pic:spPr>
+                </pic:pic>
+              </a:graphicData>
+            </a:graphic>
+          </wp:inline>
+        </w:drawing>
+      </w:r>
+    </w:p>
+    <w:p>
+      <w:pPr>
+        <w:pStyle w:val="Heading2"/>
+      </w:pPr>
+      <w:bookmarkStart w:id="8" w:name="_Toc243084392"/>
+      <w:r>
+        <w:t>1.L Hands-on laboratory and acceptance criteria</w:t>
+      </w:r>
+      <w:bookmarkEnd w:id="8"/>
+    </w:p>
+    <w:p>
+      <w:pPr>
+        <w:pStyle w:val="ListNumber"/>
+      </w:pPr>
+      <w:r>
+        <w:t>Describe one task that needs a deterministic workflow and one that benefits from an agent.</w:t>
+      </w:r>
+    </w:p>
+    <w:p>
+      <w:pPr>
+        <w:pStyle w:val="ListNumber"/>
+      </w:pPr>
+      <w:r>
+        <w:t>Draw the agent loop and label each trust boundary.</w:t>
+      </w:r>
+    </w:p>
+    <w:p>
+      <w:pPr>
+        <w:pStyle w:val="ListNumber"/>
+      </w:pPr>
+      <w:r>
+        <w:t>Define a concrete completion criterion and a timeout for each task.</w:t>
+      </w:r>
+    </w:p>
+    <w:p>
+      <w:pPr>
+        <w:pStyle w:val="LearningNote"/>
+      </w:pPr>
+      <w:r>
+        <w:rPr>
+          <w:b/>
+        </w:rPr>
+        <w:t>Completion gate.  Record objective evidence (commands, test reports, diffs or trace identifiers). A plausible model response alone is not proof of success.</w:t>
+      </w:r>
+    </w:p>
+    <w:p>
+      <w:r>
         <w:br w:type="page"/>
       </w:r>
     </w:p>
@@ -12601,21 +12576,12 @@
     </w:p>
     <w:p>
       <w:r>
-        <w:t>Tokens are m</w:t>
-      </w:r>
-      <w:r>
-        <w:t>odel input/output units rather than characters or words. A context window is the bounded input and generated-output budget for a run. More retrieved material is not automatically better: irrelevant or conflicting context may worsen performance. Build selec</w:t>
-      </w:r>
-      <w:r>
-        <w:t>tive retrieval, concise instructions, structured schemas and explicit priorities.</w:t>
-      </w:r>
-    </w:p>
-    <w:p>
-      <w:r>
-        <w:t xml:space="preserve">A prompt hierarchy separates trusted instructions from untrusted repository content, documents and tool responses. Give models goals, constraints and output format; do not </w:t>
-      </w:r>
-      <w:r>
-        <w:t>place passwords in prompts. Use schema validation rather than asking the model to “be valid JSON”.</w:t>
+        <w:t>Tokens are model input/output units rather than characters or words. A context window is the bounded input and generated-output budget for a run. More retrieved material is not automatically better: irrelevant or conflicting context may worsen performance. Build selective retrieval, concise instructions, structured schemas and explicit priorities.</w:t>
+      </w:r>
+    </w:p>
+    <w:p>
+      <w:r>
+        <w:t>A prompt hierarchy separates trusted instructions from untrusted repository content, documents and tool responses. Give models goals, constraints and output format; do not place passwords in prompts. Use schema validation rather than asking the model to “be valid JSON”.</w:t>
       </w:r>
     </w:p>
     <w:p>
@@ -12630,18 +12596,12 @@
     </w:p>
     <w:p>
       <w:r>
-        <w:t>Model selection is a trade-off between correctness, latency, cost, context length, multimodal capability, tool reliability and deploym</w:t>
-      </w:r>
-      <w:r>
-        <w:t>ent constraints. Benchmark task-level outcomes with a small/fast model and a larger reasoning model before routing. Avoid hard-coding one model throughout the platform; preserve a vendor-neutral application contract.</w:t>
-      </w:r>
-    </w:p>
-    <w:p>
-      <w:r>
-        <w:t xml:space="preserve">Generation is probabilistic; identical </w:t>
-      </w:r>
-      <w:r>
-        <w:t>prompts need not produce identical reasoning or patches. Where reproducibility matters, freeze test fixtures, tool output, dependencies and evaluation rubrics, not just model temperature.</w:t>
+        <w:t>Model selection is a trade-off between correctness, latency, cost, context length, multimodal capability, tool reliability and deployment constraints. Benchmark task-level outcomes with a small/fast model and a larger reasoning model before routing. Avoid hard-coding one model throughout the platform; preserve a vendor-neutral application contract.</w:t>
+      </w:r>
+    </w:p>
+    <w:p>
+      <w:r>
+        <w:t>Generation is probabilistic; identical prompts need not produce identical reasoning or patches. Where reproducibility matters, freeze test fixtures, tool output, dependencies and evaluation rubrics, not just model temperature.</w:t>
       </w:r>
     </w:p>
     <w:p>
@@ -12656,21 +12616,12 @@
     </w:p>
     <w:p>
       <w:r>
-        <w:t>Prefer typed outputs for p</w:t>
-      </w:r>
-      <w:r>
-        <w:t xml:space="preserve">lans, change requests, schema extraction and approval proposals. Validate with Pydantic or JSON Schema; reject unknown fields and excessive payloads. For speech, images, PDFs and videos, treat transcription and perception as evidence with uncertainty, not </w:t>
-      </w:r>
-      <w:r>
-        <w:t>a definitive record.</w:t>
-      </w:r>
-    </w:p>
-    <w:p>
-      <w:r>
-        <w:t>For RedDust voice interactions, distinguish audio transport (WebRTC), ASR, language understanding, reasoning, tool control and speech synthesis. A low-latency voice interaction loop imposes streaming, interruption, buffering and safety</w:t>
-      </w:r>
-      <w:r>
-        <w:t xml:space="preserve"> requirements unlike offline software coding agents.</w:t>
+        <w:t>Prefer typed outputs for plans, change requests, schema extraction and approval proposals. Validate with Pydantic or JSON Schema; reject unknown fields and excessive payloads. For speech, images, PDFs and videos, treat transcription and perception as evidence with uncertainty, not a definitive record.</w:t>
+      </w:r>
+    </w:p>
+    <w:p>
+      <w:r>
+        <w:t>For RedDust voice interactions, distinguish audio transport (WebRTC), ASR, language understanding, reasoning, tool control and speech synthesis. A low-latency voice interaction loop imposes streaming, interruption, buffering and safety requirements unlike offline software coding agents.</w:t>
       </w:r>
     </w:p>
     <w:p>
@@ -12697,10 +12648,7 @@
         <w:pStyle w:val="LearningNote"/>
       </w:pPr>
       <w:r>
-        <w:t xml:space="preserve">Future ChatGPT image-generation prompt: Layered schematic showing tokens/context/model </w:t>
-      </w:r>
-      <w:r>
-        <w:t>inference, tool schema validation, speech-to-text and voice synthesis; arrows for trust and data flow.</w:t>
+        <w:t>Future ChatGPT image-generation prompt: Layered schematic showing tokens/context/model inference, tool schema validation, speech-to-text and voice synthesis; arrows for trust and data flow.</w:t>
       </w:r>
     </w:p>
     <w:p>
@@ -12716,10 +12664,7 @@
         <w:pStyle w:val="DiagramPlaceholder"/>
       </w:pPr>
       <w:r>
-        <w:t>______________________________________________________________________</w:t>
-      </w:r>
-      <w:r>
-        <w:t>____________</w:t>
+        <w:t>__________________________________________________________________________________</w:t>
       </w:r>
     </w:p>
     <w:p>
@@ -12753,10 +12698,7 @@
         <w:pStyle w:val="ListNumber"/>
       </w:pPr>
       <w:r>
-        <w:t>Write a policy separating trusted system instructions from untrusted retriev</w:t>
-      </w:r>
-      <w:r>
-        <w:t>ed text.</w:t>
+        <w:t>Write a policy separating trusted system instructions from untrusted retrieved text.</w:t>
       </w:r>
     </w:p>
     <w:p>
@@ -12794,13 +12736,7 @@
         <w:rPr>
           <w:b/>
         </w:rPr>
-        <w:t>Learning objectives.  Separate engineering automati</w:t>
-      </w:r>
-      <w:r>
-        <w:rPr>
-          <w:b/>
-        </w:rPr>
-        <w:t>on from client transaction execution.</w:t>
+        <w:t>Learning objectives.  Separate engineering automation from client transaction execution.</w:t>
       </w:r>
     </w:p>
     <w:p>
@@ -12815,10 +12751,7 @@
     </w:p>
     <w:p>
       <w:r>
-        <w:t>System A proposes architecture, writes patches in isolated branches, runs reproducible validation, submits PRs, analyzes incidents and drafts releases. Its natural artifacts are source chan</w:t>
-      </w:r>
-      <w:r>
-        <w:t>ges, tests, plans, build results and review evidence. The default should be read-only; gradual promotion to write and deployment privileges is conditional on evaluation evidence.</w:t>
+        <w:t>System A proposes architecture, writes patches in isolated branches, runs reproducible validation, submits PRs, analyzes incidents and drafts releases. Its natural artifacts are source changes, tests, plans, build results and review evidence. The default should be read-only; gradual promotion to write and deployment privileges is conditional on evaluation evidence.</w:t>
       </w:r>
     </w:p>
     <w:p>
@@ -12833,13 +12766,7 @@
     </w:p>
     <w:p>
       <w:r>
-        <w:t>System B discovers business workflows, c</w:t>
-      </w:r>
-      <w:r>
-        <w:t>onfigures integration adapters, understands documents and exceptions and executes approved steps. Its durable artifacts are process definitions, case records, transactions, reconciliation results and audit logs. A client request never justifies unrestricte</w:t>
-      </w:r>
-      <w:r>
-        <w:t>d access to a second client’s data.</w:t>
+        <w:t>System B discovers business workflows, configures integration adapters, understands documents and exceptions and executes approved steps. Its durable artifacts are process definitions, case records, transactions, reconciliation results and audit logs. A client request never justifies unrestricted access to a second client’s data.</w:t>
       </w:r>
     </w:p>
     <w:p>
@@ -12854,10 +12781,7 @@
     </w:p>
     <w:p>
       <w:r>
-        <w:t>Common services may include model router, registry, tracing, evaluation harness, identity broker, scheduler and policy decision service. Enforce isolation at principal, network, s</w:t>
-      </w:r>
-      <w:r>
-        <w:t>torage, encryption key, retrieval index and application-policy layers. Keep separate failure domains and quotas; a noisy coding task must not starve time-sensitive client workflows.</w:t>
+        <w:t>Common services may include model router, registry, tracing, evaluation harness, identity broker, scheduler and policy decision service. Enforce isolation at principal, network, storage, encryption key, retrieval index and application-policy layers. Keep separate failure domains and quotas; a noisy coding task must not starve time-sensitive client workflows.</w:t>
       </w:r>
     </w:p>
     <w:p>
@@ -12876,10 +12800,7 @@
         <w:pStyle w:val="LearningNote"/>
       </w:pPr>
       <w:r>
-        <w:t>RESERVED SPACE FO</w:t>
-      </w:r>
-      <w:r>
-        <w:t>R FUTURE PRESENTATION-READY DIAGRAM</w:t>
+        <w:t>RESERVED SPACE FOR FUTURE PRESENTATION-READY DIAGRAM</w:t>
       </w:r>
     </w:p>
     <w:p>
@@ -12887,10 +12808,7 @@
         <w:pStyle w:val="LearningNote"/>
       </w:pPr>
       <w:r>
-        <w:t xml:space="preserve">Future ChatGPT image-generation prompt: Two-zone architecture: System A Engineering Swarm vs System B Client Automation Swarm above shared platform services, with thick tenant and permission boundaries, distinct </w:t>
-      </w:r>
-      <w:r>
-        <w:t>credential vault paths and approval gates.</w:t>
+        <w:t>Future ChatGPT image-generation prompt: Two-zone architecture: System A Engineering Swarm vs System B Client Automation Swarm above shared platform services, with thick tenant and permission boundaries, distinct credential vault paths and approval gates.</w:t>
       </w:r>
     </w:p>
     <w:p>
@@ -12915,10 +12833,7 @@
       </w:pPr>
       <w:bookmarkStart w:id="18" w:name="_Toc243084402"/>
       <w:r>
-        <w:t>3.L  Hands-on laboratory and acceptance criteri</w:t>
-      </w:r>
-      <w:r>
-        <w:t>a</w:t>
+        <w:t>3.L  Hands-on laboratory and acceptance criteria</w:t>
       </w:r>
       <w:bookmarkEnd w:id="18"/>
     </w:p>
@@ -12946,13 +12861,7 @@
         <w:rPr>
           <w:b/>
         </w:rPr>
-        <w:t>Completion gate.  Record objective evidence (commands, test reports, diffs or trace identifiers). A</w:t>
-      </w:r>
-      <w:r>
-        <w:rPr>
-          <w:b/>
-        </w:rPr>
-        <w:t xml:space="preserve"> plausible model response alone is not proof of success.</w:t>
+        <w:t>Completion gate.  Record objective evidence (commands, test reports, diffs or trace identifiers). A plausible model response alone is not proof of success.</w:t>
       </w:r>
     </w:p>
     <w:p>
@@ -12988,27 +12897,18 @@
       </w:pPr>
       <w:bookmarkStart w:id="20" w:name="_Toc243084404"/>
       <w:r>
-        <w:t>4.1  Repositories</w:t>
-      </w:r>
-      <w:r>
-        <w:t>, branching and code review</w:t>
+        <w:t>4.1  Repositories, branching and code review</w:t>
       </w:r>
       <w:bookmarkEnd w:id="20"/>
     </w:p>
     <w:p>
       <w:r>
-        <w:t>A repository contains code and often build/deployment definitions. A branch isolates proposed changes; a commit captures an auditable snapshot; a pull request coordinates human review and CI results before integration. Agents sh</w:t>
-      </w:r>
-      <w:r>
-        <w:t>ould work on task-specific branches or disposable worktrees and never rewrite protected branches directly.</w:t>
-      </w:r>
-    </w:p>
-    <w:p>
-      <w:r>
-        <w:t>Establish CODEOWNERS, branch protection, required checks, signed or attributable commits, secret scanning and change templates. Separate agent author</w:t>
-      </w:r>
-      <w:r>
-        <w:t>ship from human accountability.</w:t>
+        <w:t>A repository contains code and often build/deployment definitions. A branch isolates proposed changes; a commit captures an auditable snapshot; a pull request coordinates human review and CI results before integration. Agents should work on task-specific branches or disposable worktrees and never rewrite protected branches directly.</w:t>
+      </w:r>
+    </w:p>
+    <w:p>
+      <w:r>
+        <w:t>Establish CODEOWNERS, branch protection, required checks, signed or attributable commits, secret scanning and change templates. Separate agent authorship from human accountability.</w:t>
       </w:r>
     </w:p>
     <w:p>
@@ -13023,10 +12923,7 @@
     </w:p>
     <w:p>
       <w:r>
-        <w:t>Use architecture decision records (ADRs), interfaces, OpenAPI, typed data models, dependency lockfiles and versioning rules to reduce guesswork. Write acceptance criteria before askin</w:t>
-      </w:r>
-      <w:r>
-        <w:t>g an agent to implement. A “done” claim must reference tests and an inspected diff.</w:t>
+        <w:t>Use architecture decision records (ADRs), interfaces, OpenAPI, typed data models, dependency lockfiles and versioning rules to reduce guesswork. Write acceptance criteria before asking an agent to implement. A “done” claim must reference tests and an inspected diff.</w:t>
       </w:r>
     </w:p>
     <w:p>
@@ -13041,10 +12938,7 @@
     </w:p>
     <w:p>
       <w:r>
-        <w:t>Differentiate pure refactors, feature changes, schema migrations, permission changes and destructive infrastructure operations. Apply strong</w:t>
-      </w:r>
-      <w:r>
-        <w:t>er approval gates as blast radius increases. A change touching both mobile permissions and backend WebRTC signalling requires cross-component integration testing.</w:t>
+        <w:t>Differentiate pure refactors, feature changes, schema migrations, permission changes and destructive infrastructure operations. Apply stronger approval gates as blast radius increases. A change touching both mobile permissions and backend WebRTC signalling requires cross-component integration testing.</w:t>
       </w:r>
     </w:p>
     <w:p>
@@ -13063,10 +12957,7 @@
         <w:pStyle w:val="LearningNote"/>
       </w:pPr>
       <w:r>
-        <w:t>RES</w:t>
-      </w:r>
-      <w:r>
-        <w:t>ERVED SPACE FOR FUTURE PRESENTATION-READY DIAGRAM</w:t>
+        <w:t>RESERVED SPACE FOR FUTURE PRESENTATION-READY DIAGRAM</w:t>
       </w:r>
     </w:p>
     <w:p>
@@ -13082,10 +12973,7 @@
         <w:pStyle w:val="DiagramPlaceholder"/>
       </w:pPr>
       <w:r>
-        <w:t>___________________________</w:t>
-      </w:r>
-      <w:r>
-        <w:t>_______________________________________________________</w:t>
+        <w:t>__________________________________________________________________________________</w:t>
       </w:r>
     </w:p>
     <w:p>
@@ -13111,10 +12999,7 @@
         <w:pStyle w:val="ListNumber"/>
       </w:pPr>
       <w:r>
-        <w:t>Create CONTRIBUTING.md and AGENTS.md with repository layout, command</w:t>
-      </w:r>
-      <w:r>
-        <w:t>s and prohibited actions.</w:t>
+        <w:t>Create CONTRIBUTING.md and AGENTS.md with repository layout, commands and prohibited actions.</w:t>
       </w:r>
     </w:p>
     <w:p>
@@ -13148,10 +13033,7 @@
       <w:bookmarkStart w:id="24" w:name="_Toc243084408"/>
       <w:r>
         <w:lastRenderedPageBreak/>
-        <w:t>Chapter 05 — Pyth</w:t>
-      </w:r>
-      <w:r>
-        <w:t>on foundations and type-safe tools</w:t>
+        <w:t>Chapter 05 — Python foundations and type-safe tools</w:t>
       </w:r>
       <w:bookmarkEnd w:id="24"/>
     </w:p>
@@ -13178,10 +13060,7 @@
     </w:p>
     <w:p>
       <w:r>
-        <w:t xml:space="preserve">Study modules, packages, virtual environments, exceptions, dataclasses, enums, protocols, </w:t>
-      </w:r>
-      <w:r>
-        <w:t>async/await, context managers, subprocess controls and pathlib. An agent tool is ordinary software and must uphold the same correctness standards as other APIs. Use dependency pinning and lockfiles.</w:t>
+        <w:t>Study modules, packages, virtual environments, exceptions, dataclasses, enums, protocols, async/await, context managers, subprocess controls and pathlib. An agent tool is ordinary software and must uphold the same correctness standards as other APIs. Use dependency pinning and lockfiles.</w:t>
       </w:r>
     </w:p>
     <w:p>
@@ -13196,10 +13075,7 @@
     </w:p>
     <w:p>
       <w:r>
-        <w:t>Define inputs and outputs using Pyda</w:t>
-      </w:r>
-      <w:r>
-        <w:t>ntic models or equivalent. Validate absolute/relative paths, URLs, argument arrays, sizes, timeouts and tenant identifiers at the boundary. Favor structured results with status codes and errors over large natural-language tool output.</w:t>
+        <w:t>Define inputs and outputs using Pydantic models or equivalent. Validate absolute/relative paths, URLs, argument arrays, sizes, timeouts and tenant identifiers at the boundary. Favor structured results with status codes and errors over large natural-language tool output.</w:t>
       </w:r>
     </w:p>
     <w:p>
@@ -13208,10 +13084,7 @@
       </w:pPr>
       <w:bookmarkStart w:id="27" w:name="_Toc243084411"/>
       <w:r>
-        <w:t>5.3  Async and concur</w:t>
-      </w:r>
-      <w:r>
-        <w:t>rency</w:t>
+        <w:t>5.3  Async and concurrency</w:t>
       </w:r>
       <w:bookmarkEnd w:id="27"/>
     </w:p>
@@ -13228,94 +13101,76 @@
         <w:rPr>
           <w:b/>
         </w:rPr>
-        <w:t>DIAGRAM PLACEHOLDE</w:t>
-      </w:r>
+        <w:t>DIAGRAM PLACEHOLDER — RD-AI-05: Python foundations and type-safe tools</w:t>
+      </w:r>
+    </w:p>
+    <w:p>
+      <w:pPr>
+        <w:pStyle w:val="LearningNote"/>
+      </w:pPr>
+      <w:r>
+        <w:t>RESERVED SPACE FOR FUTURE PRESENTATION-READY DIAGRAM</w:t>
+      </w:r>
+    </w:p>
+    <w:p>
+      <w:pPr>
+        <w:pStyle w:val="LearningNote"/>
+      </w:pPr>
+      <w:r>
+        <w:t>Future ChatGPT image-generation prompt: Python typed API boundary around agent model, tool dispatcher, durable state store, permission check and observability adapter.</w:t>
+      </w:r>
+    </w:p>
+    <w:p>
+      <w:pPr>
+        <w:pStyle w:val="DiagramPlaceholder"/>
+      </w:pPr>
+      <w:r>
+        <w:t>__________________________________________________________________________________</w:t>
+      </w:r>
+    </w:p>
+    <w:p>
+      <w:pPr>
+        <w:pStyle w:val="DiagramPlaceholder"/>
+      </w:pPr>
+      <w:r>
+        <w:t>__________________________________________________________________________________</w:t>
+      </w:r>
+    </w:p>
+    <w:p>
+      <w:pPr>
+        <w:pStyle w:val="Heading2"/>
+      </w:pPr>
+      <w:bookmarkStart w:id="28" w:name="_Toc243084412"/>
+      <w:r>
+        <w:t>5.L  Hands-on laboratory and acceptance criteria</w:t>
+      </w:r>
+      <w:bookmarkEnd w:id="28"/>
+    </w:p>
+    <w:p>
+      <w:pPr>
+        <w:pStyle w:val="ListNumber"/>
+      </w:pPr>
+      <w:r>
+        <w:t>Write a Pydantic TaskSpec model and five rejection tests.</w:t>
+      </w:r>
+    </w:p>
+    <w:p>
+      <w:pPr>
+        <w:pStyle w:val="ListNumber"/>
+      </w:pPr>
+      <w:r>
+        <w:t>Build a safe async tool wrapper with timeout and structured error result.</w:t>
+      </w:r>
+    </w:p>
+    <w:p>
+      <w:pPr>
+        <w:pStyle w:val="LearningNote"/>
+      </w:pPr>
       <w:r>
         <w:rPr>
           <w:b/>
         </w:rPr>
-        <w:t>R — RD-AI-05: Python foundations and type-safe tools</w:t>
-      </w:r>
-    </w:p>
-    <w:p>
-      <w:pPr>
-        <w:pStyle w:val="LearningNote"/>
-      </w:pPr>
-      <w:r>
-        <w:t>RESERVED SPACE FOR FUTURE PRESENTATION-READY DIAGRAM</w:t>
-      </w:r>
-    </w:p>
-    <w:p>
-      <w:pPr>
-        <w:pStyle w:val="LearningNote"/>
-      </w:pPr>
-      <w:r>
-        <w:t>Future ChatGPT image-generation prompt: Python typed API boundary around agent model, tool dispatcher, durable state store, permission check and obser</w:t>
-      </w:r>
-      <w:r>
-        <w:t>vability adapter.</w:t>
-      </w:r>
-    </w:p>
-    <w:p>
-      <w:pPr>
-        <w:pStyle w:val="DiagramPlaceholder"/>
-      </w:pPr>
-      <w:r>
-        <w:t>__________________________________________________________________________________</w:t>
-      </w:r>
-    </w:p>
-    <w:p>
-      <w:pPr>
-        <w:pStyle w:val="DiagramPlaceholder"/>
-      </w:pPr>
-      <w:r>
-        <w:t>__________________________________________________________________________________</w:t>
-      </w:r>
-    </w:p>
-    <w:p>
-      <w:pPr>
-        <w:pStyle w:val="Heading2"/>
-      </w:pPr>
-      <w:bookmarkStart w:id="28" w:name="_Toc243084412"/>
-      <w:r>
-        <w:t>5.L  Hands-on laboratory and acceptance criteria</w:t>
-      </w:r>
-      <w:bookmarkEnd w:id="28"/>
-    </w:p>
-    <w:p>
-      <w:pPr>
-        <w:pStyle w:val="ListNumber"/>
-      </w:pPr>
-      <w:r>
-        <w:t>Write a Pydantic TaskSp</w:t>
-      </w:r>
-      <w:r>
-        <w:t>ec model and five rejection tests.</w:t>
-      </w:r>
-    </w:p>
-    <w:p>
-      <w:pPr>
-        <w:pStyle w:val="ListNumber"/>
-      </w:pPr>
-      <w:r>
-        <w:t>Build a safe async tool wrapper with timeout and structured error result.</w:t>
-      </w:r>
-    </w:p>
-    <w:p>
-      <w:pPr>
-        <w:pStyle w:val="LearningNote"/>
-      </w:pPr>
-      <w:r>
-        <w:rPr>
-          <w:b/>
-        </w:rPr>
-        <w:t xml:space="preserve">Completion gate.  Record objective evidence (commands, test reports, diffs or trace identifiers). A plausible model response alone is not proof of </w:t>
-      </w:r>
-      <w:r>
-        <w:rPr>
-          <w:b/>
-        </w:rPr>
-        <w:t>success.</w:t>
+        <w:t>Completion gate.  Record objective evidence (commands, test reports, diffs or trace identifiers). A plausible model response alone is not proof of success.</w:t>
       </w:r>
     </w:p>
     <w:p>
@@ -13357,21 +13212,12 @@
     </w:p>
     <w:p>
       <w:r>
-        <w:t xml:space="preserve">OpenAI Agents SDK emphasizes agents, tools, handoffs, guardrails, tracing </w:t>
-      </w:r>
-      <w:r>
-        <w:t>and runtime control. LangGraph emphasizes graph-based state and durable execution. Google ADK provides agent, tool and workflow abstractions with Google Cloud deployment routes. Temporal/Camunda address durable business orchestration; they solve overlappin</w:t>
-      </w:r>
-      <w:r>
-        <w:t>g but not identical problems.</w:t>
-      </w:r>
-    </w:p>
-    <w:p>
-      <w:r>
-        <w:t>A framework should be evaluated against task success, developer effort, persistence, checkpoint recoverability, tool isolation, tracing, costs, portability and integration readiness. Do not introduce three runtimes into a firs</w:t>
-      </w:r>
-      <w:r>
-        <w:t>t working prototype.</w:t>
+        <w:t>OpenAI Agents SDK emphasizes agents, tools, handoffs, guardrails, tracing and runtime control. LangGraph emphasizes graph-based state and durable execution. Google ADK provides agent, tool and workflow abstractions with Google Cloud deployment routes. Temporal/Camunda address durable business orchestration; they solve overlapping but not identical problems.</w:t>
+      </w:r>
+    </w:p>
+    <w:p>
+      <w:r>
+        <w:t>A framework should be evaluated against task success, developer effort, persistence, checkpoint recoverability, tool isolation, tracing, costs, portability and integration readiness. Do not introduce three runtimes into a first working prototype.</w:t>
       </w:r>
     </w:p>
     <w:p>
@@ -13386,10 +13232,7 @@
     </w:p>
     <w:p>
       <w:r>
-        <w:t>Keep domain logic independent of any framework by defining AgentTask, ToolRequest, ToolResult, Approval, Artifact and EvaluationOutcome interfaces. Pin SDK and provider versions; write adapter tests; note ven</w:t>
-      </w:r>
-      <w:r>
-        <w:t>dor-specific behavior. A2A and MCP are integration options, not substitutes for authorization and domain contracts.</w:t>
+        <w:t>Keep domain logic independent of any framework by defining AgentTask, ToolRequest, ToolResult, Approval, Artifact and EvaluationOutcome interfaces. Pin SDK and provider versions; write adapter tests; note vendor-specific behavior. A2A and MCP are integration options, not substitutes for authorization and domain contracts.</w:t>
       </w:r>
     </w:p>
     <w:p>
@@ -13404,10 +13247,7 @@
     </w:p>
     <w:p>
       <w:r>
-        <w:t>Begin with one Python SDK and one agent. Add a durable workflow engine only when suspend/resume, scheduled timers, comp</w:t>
-      </w:r>
-      <w:r>
-        <w:t>ensation or long business transactions require it. Introduce delegation only when experiments demonstrate improved success or separation.</w:t>
+        <w:t>Begin with one Python SDK and one agent. Add a durable workflow engine only when suspend/resume, scheduled timers, compensation or long business transactions require it. Introduce delegation only when experiments demonstrate improved success or separation.</w:t>
       </w:r>
     </w:p>
     <w:p>
@@ -13426,10 +13266,7 @@
         <w:pStyle w:val="LearningNote"/>
       </w:pPr>
       <w:r>
-        <w:t xml:space="preserve">RESERVED SPACE FOR FUTURE PRESENTATION-READY </w:t>
-      </w:r>
-      <w:r>
-        <w:t>DIAGRAM</w:t>
+        <w:t>RESERVED SPACE FOR FUTURE PRESENTATION-READY DIAGRAM</w:t>
       </w:r>
     </w:p>
     <w:p>
@@ -13471,10 +13308,7 @@
         <w:pStyle w:val="ListNumber"/>
       </w:pPr>
       <w:r>
-        <w:t>Build one identical task in two candidate</w:t>
-      </w:r>
-      <w:r>
-        <w:t xml:space="preserve"> frameworks and compare traces.</w:t>
+        <w:t>Build one identical task in two candidate frameworks and compare traces.</w:t>
       </w:r>
     </w:p>
     <w:p>
@@ -13493,13 +13327,7 @@
         <w:rPr>
           <w:b/>
         </w:rPr>
-        <w:t>Completion gate.  Record objective evidence (commands, test reports, diffs or trace identifiers). A plausible model response alone is not proof of succes</w:t>
-      </w:r>
-      <w:r>
-        <w:rPr>
-          <w:b/>
-        </w:rPr>
-        <w:t>s.</w:t>
+        <w:t>Completion gate.  Record objective evidence (commands, test reports, diffs or trace identifiers). A plausible model response alone is not proof of success.</w:t>
       </w:r>
     </w:p>
     <w:p>
@@ -13541,18 +13369,12 @@
     </w:p>
     <w:p>
       <w:r>
-        <w:t>Use a new reddust-agents repository beside reddust-gateway and</w:t>
-      </w:r>
-      <w:r>
-        <w:t xml:space="preserve"> reddust-mobile. Create a Python virtual environment, install the selected SDK, pytest and Pydantic. Place tokens only in local development secret stores/environment variables, never Git. Distinguish OpenAI API billing from Google Cloud trial credits.</w:t>
-      </w:r>
-    </w:p>
-    <w:p>
-      <w:r>
-        <w:t xml:space="preserve">The </w:t>
-      </w:r>
-      <w:r>
-        <w:t>first agent should inspect and explain a health endpoint implementation; it should not yet write code or access cloud credentials. Provide exact relative paths and local architecture notes, not the entire repository as a prompt.</w:t>
+        <w:t>Use a new reddust-agents repository beside reddust-gateway and reddust-mobile. Create a Python virtual environment, install the selected SDK, pytest and Pydantic. Place tokens only in local development secret stores/environment variables, never Git. Distinguish OpenAI API billing from Google Cloud trial credits.</w:t>
+      </w:r>
+    </w:p>
+    <w:p>
+      <w:r>
+        <w:t>The first agent should inspect and explain a health endpoint implementation; it should not yet write code or access cloud credentials. Provide exact relative paths and local architecture notes, not the entire repository as a prompt.</w:t>
       </w:r>
     </w:p>
     <w:p>
@@ -13567,10 +13389,7 @@
     </w:p>
     <w:p>
       <w:r>
-        <w:t>Expose a list-files tool and a read-file tool restricted to an allowlisted repository root, extensions, file sizes and paths. Check real paths, symlinks, special files and protected filenames. Exclude .env, credentials, generated archives, .git internals a</w:t>
-      </w:r>
-      <w:r>
-        <w:t>nd virtual environments. Redact possible secrets from tool output.</w:t>
+        <w:t>Expose a list-files tool and a read-file tool restricted to an allowlisted repository root, extensions, file sizes and paths. Check real paths, symlinks, special files and protected filenames. Exclude .env, credentials, generated archives, .git internals and virtual environments. Redact possible secrets from tool output.</w:t>
       </w:r>
     </w:p>
     <w:p>
@@ -13585,10 +13404,7 @@
     </w:p>
     <w:p>
       <w:r>
-        <w:t>Require responses to distinguish “observed in file” from “proposed” and “not verified”. Log tool paths, bytes returned, decisions and model usage. Compare the agent’s</w:t>
-      </w:r>
-      <w:r>
-        <w:t xml:space="preserve"> proposed endpoint against the actual FastAPI application factory and import conventions.</w:t>
+        <w:t>Require responses to distinguish “observed in file” from “proposed” and “not verified”. Log tool paths, bytes returned, decisions and model usage. Compare the agent’s proposed endpoint against the actual FastAPI application factory and import conventions.</w:t>
       </w:r>
     </w:p>
     <w:p>
@@ -13615,10 +13431,7 @@
         <w:pStyle w:val="LearningNote"/>
       </w:pPr>
       <w:r>
-        <w:t>Future ChatGPT image-generati</w:t>
-      </w:r>
-      <w:r>
-        <w:t>on prompt: Detailed first-agent learning architecture: RedDust Windows laptop, agent CLI, model API, read-only files, redaction layer and trace outputs; red lock on writing and deployment.</w:t>
+        <w:t>Future ChatGPT image-generation prompt: Detailed first-agent learning architecture: RedDust Windows laptop, agent CLI, model API, read-only files, redaction layer and trace outputs; red lock on writing and deployment.</w:t>
       </w:r>
     </w:p>
     <w:p>
@@ -13626,10 +13439,7 @@
         <w:pStyle w:val="DiagramPlaceholder"/>
       </w:pPr>
       <w:r>
-        <w:t>___________________________________________________________________</w:t>
-      </w:r>
-      <w:r>
-        <w:t>_______________</w:t>
+        <w:t>__________________________________________________________________________________</w:t>
       </w:r>
     </w:p>
     <w:p>
@@ -13663,10 +13473,7 @@
         <w:pStyle w:val="ListNumber"/>
       </w:pPr>
       <w:r>
-        <w:t>Configure a read-only allowli</w:t>
-      </w:r>
-      <w:r>
-        <w:t>sted repository adapter with unit tests for traversal, symlinks, secret files and max-size limits.</w:t>
+        <w:t>Configure a read-only allowlisted repository adapter with unit tests for traversal, symlinks, secret files and max-size limits.</w:t>
       </w:r>
     </w:p>
     <w:p>
@@ -13693,46 +13500,34 @@
         <w:rPr>
           <w:b/>
         </w:rPr>
-        <w:t xml:space="preserve">Completion </w:t>
-      </w:r>
+        <w:t>Completion gate.  Record objective evidence (commands, test reports, diffs or trace identifiers). A plausible model response alone is not proof of success.</w:t>
+      </w:r>
+    </w:p>
+    <w:p>
+      <w:r>
+        <w:br w:type="page"/>
+      </w:r>
+    </w:p>
+    <w:p>
+      <w:pPr>
+        <w:pStyle w:val="Heading1"/>
+      </w:pPr>
+      <w:bookmarkStart w:id="39" w:name="_Toc243084423"/>
+      <w:r>
+        <w:lastRenderedPageBreak/>
+        <w:t>Chapter 08 — Lab 2: patches, isolated worktrees and automated tests</w:t>
+      </w:r>
+      <w:bookmarkEnd w:id="39"/>
+    </w:p>
+    <w:p>
+      <w:pPr>
+        <w:pStyle w:val="LearningNote"/>
+      </w:pPr>
       <w:r>
         <w:rPr>
           <w:b/>
         </w:rPr>
-        <w:t>gate.  Record objective evidence (commands, test reports, diffs or trace identifiers). A plausible model response alone is not proof of success.</w:t>
-      </w:r>
-    </w:p>
-    <w:p>
-      <w:r>
-        <w:br w:type="page"/>
-      </w:r>
-    </w:p>
-    <w:p>
-      <w:pPr>
-        <w:pStyle w:val="Heading1"/>
-      </w:pPr>
-      <w:bookmarkStart w:id="39" w:name="_Toc243084423"/>
-      <w:r>
-        <w:lastRenderedPageBreak/>
-        <w:t>Chapter 08 — Lab 2: patches, isolated worktrees and automated tests</w:t>
-      </w:r>
-      <w:bookmarkEnd w:id="39"/>
-    </w:p>
-    <w:p>
-      <w:pPr>
-        <w:pStyle w:val="LearningNote"/>
-      </w:pPr>
-      <w:r>
-        <w:rPr>
-          <w:b/>
-        </w:rPr>
-        <w:t xml:space="preserve">Learning objectives.  Add safe code </w:t>
-      </w:r>
-      <w:r>
-        <w:rPr>
-          <w:b/>
-        </w:rPr>
-        <w:t>generation with deterministic verification.</w:t>
+        <w:t>Learning objectives.  Add safe code generation with deterministic verification.</w:t>
       </w:r>
     </w:p>
     <w:p>
@@ -13747,10 +13542,7 @@
     </w:p>
     <w:p>
       <w:r>
-        <w:t>Instead of allowing arbitrary filesystem writes, accept a diff/patch object against a disposable checkout with an allowlist of permitted files. Enforce a maximum number of changed files a</w:t>
-      </w:r>
-      <w:r>
-        <w:t>nd bytes, deny symlink escapes, and reject changes to policy-controlled directories by default. Keep patches reviewable and reversible.</w:t>
+        <w:t>Instead of allowing arbitrary filesystem writes, accept a diff/patch object against a disposable checkout with an allowlist of permitted files. Enforce a maximum number of changed files and bytes, deny symlink escapes, and reject changes to policy-controlled directories by default. Keep patches reviewable and reversible.</w:t>
       </w:r>
     </w:p>
     <w:p>
@@ -13765,13 +13557,7 @@
     </w:p>
     <w:p>
       <w:r>
-        <w:t>Run Ruff, pytest, mypy/pyright where applicable, dependency vulnerability checks, and projec</w:t>
-      </w:r>
-      <w:r>
-        <w:t>t-specific integration suites in a container without production credentials or unrestricted network access. Use time/CPU/memory limits, non-root execution and read-only mounts except task workspace. Treat test results as tool observations, not as instructi</w:t>
-      </w:r>
-      <w:r>
-        <w:t>ons.</w:t>
+        <w:t>Run Ruff, pytest, mypy/pyright where applicable, dependency vulnerability checks, and project-specific integration suites in a container without production credentials or unrestricted network access. Use time/CPU/memory limits, non-root execution and read-only mounts except task workspace. Treat test results as tool observations, not as instructions.</w:t>
       </w:r>
     </w:p>
     <w:p>
@@ -13786,10 +13572,7 @@
     </w:p>
     <w:p>
       <w:r>
-        <w:t>A bounded loop may attempt repairs after failed tests. Prevent gaming by keeping acceptance tests controlled outside the agent-editable workspace. Stop after a configurable number of attempts or when the diff exceeds sc</w:t>
-      </w:r>
-      <w:r>
-        <w:t>ope. Generate a final evidence package: requirement, changed files, test command/results, risks and unresolved assumptions.</w:t>
+        <w:t>A bounded loop may attempt repairs after failed tests. Prevent gaming by keeping acceptance tests controlled outside the agent-editable workspace. Stop after a configurable number of attempts or when the diff exceeds scope. Generate a final evidence package: requirement, changed files, test command/results, risks and unresolved assumptions.</w:t>
       </w:r>
     </w:p>
     <w:p>
@@ -13808,10 +13591,7 @@
         <w:pStyle w:val="LearningNote"/>
       </w:pPr>
       <w:r>
-        <w:t xml:space="preserve">RESERVED SPACE FOR FUTURE PRESENTATION-READY </w:t>
-      </w:r>
-      <w:r>
-        <w:t>DIAGRAM</w:t>
+        <w:t>RESERVED SPACE FOR FUTURE PRESENTATION-READY DIAGRAM</w:t>
       </w:r>
     </w:p>
     <w:p>
@@ -13827,10 +13607,7 @@
         <w:pStyle w:val="DiagramPlaceholder"/>
       </w:pPr>
       <w:r>
-        <w:t>_____________________________________________________</w:t>
-      </w:r>
-      <w:r>
-        <w:t>_____________________________</w:t>
+        <w:t>__________________________________________________________________________________</w:t>
       </w:r>
     </w:p>
     <w:p>
@@ -13864,10 +13641,7 @@
         <w:pStyle w:val="ListNumber"/>
       </w:pPr>
       <w:r>
-        <w:t>Run independently maintained po</w:t>
-      </w:r>
-      <w:r>
-        <w:t>sitive and negative tests; fail if agent deletes tests to pass.</w:t>
+        <w:t>Run independently maintained positive and negative tests; fail if agent deletes tests to pass.</w:t>
       </w:r>
     </w:p>
     <w:p>
@@ -13886,13 +13660,7 @@
         <w:rPr>
           <w:b/>
         </w:rPr>
-        <w:t>Completion gate.  Record objective evidence (commands, test reports, diffs or trace identifiers). A plausible m</w:t>
-      </w:r>
-      <w:r>
-        <w:rPr>
-          <w:b/>
-        </w:rPr>
-        <w:t>odel response alone is not proof of success.</w:t>
+        <w:t>Completion gate.  Record objective evidence (commands, test reports, diffs or trace identifiers). A plausible model response alone is not proof of success.</w:t>
       </w:r>
     </w:p>
     <w:p>
@@ -13934,10 +13702,7 @@
     </w:p>
     <w:p>
       <w:r>
-        <w:t xml:space="preserve">Use a dedicated </w:t>
-      </w:r>
-      <w:r>
-        <w:t>GitHub App or appropriately scoped automation identity. Limit repository installation, Contents/Pull Requests/Checks permissions and token duration. Never provide a personal administrator token. Use branch protections and CODEOWNERS.</w:t>
+        <w:t>Use a dedicated GitHub App or appropriately scoped automation identity. Limit repository installation, Contents/Pull Requests/Checks permissions and token duration. Never provide a personal administrator token. Use branch protections and CODEOWNERS.</w:t>
       </w:r>
     </w:p>
     <w:p>
@@ -13946,19 +13711,13 @@
       </w:pPr>
       <w:bookmarkStart w:id="46" w:name="_Toc243084430"/>
       <w:r>
-        <w:t>9.2  PR content contra</w:t>
-      </w:r>
-      <w:r>
-        <w:t>ct</w:t>
+        <w:t>9.2  PR content contract</w:t>
       </w:r>
       <w:bookmarkEnd w:id="46"/>
     </w:p>
     <w:p>
       <w:r>
-        <w:t>Every PR should include issue ID, objective, scope, design decisions, changed files, test report, risk tier, security implications, rollback note and machine/human authorship. An automated agent may request review but cannot impersonate a human approver</w:t>
-      </w:r>
-      <w:r>
-        <w:t>.</w:t>
+        <w:t>Every PR should include issue ID, objective, scope, design decisions, changed files, test report, risk tier, security implications, rollback note and machine/human authorship. An automated agent may request review but cannot impersonate a human approver.</w:t>
       </w:r>
     </w:p>
     <w:p>
@@ -13973,10 +13732,7 @@
     </w:p>
     <w:p>
       <w:r>
-        <w:t>Require independently executed CI and approval policies before merge. High-impact infrastructure, data or security changes require specialist owners. Agent review can supplement but not replace accountability. Capture PR URL, immutable comm</w:t>
-      </w:r>
-      <w:r>
-        <w:t>it SHA and check results in the task ledger.</w:t>
+        <w:t>Require independently executed CI and approval policies before merge. High-impact infrastructure, data or security changes require specialist owners. Agent review can supplement but not replace accountability. Capture PR URL, immutable commit SHA and check results in the task ledger.</w:t>
       </w:r>
     </w:p>
     <w:p>
@@ -14003,10 +13759,7 @@
         <w:pStyle w:val="LearningNote"/>
       </w:pPr>
       <w:r>
-        <w:t xml:space="preserve">Future ChatGPT image-generation prompt: Swimlane: AI author, GitHub App, CI </w:t>
-      </w:r>
-      <w:r>
-        <w:t>runner, CODEOWNER, human approver, deployment; show exact privilege boundaries.</w:t>
+        <w:t>Future ChatGPT image-generation prompt: Swimlane: AI author, GitHub App, CI runner, CODEOWNER, human approver, deployment; show exact privilege boundaries.</w:t>
       </w:r>
     </w:p>
     <w:p>
@@ -14031,10 +13784,7 @@
       </w:pPr>
       <w:bookmarkStart w:id="48" w:name="_Toc243084432"/>
       <w:r>
-        <w:t>9.L  Hands</w:t>
-      </w:r>
-      <w:r>
-        <w:t>-on laboratory and acceptance criteria</w:t>
+        <w:t>9.L  Hands-on laboratory and acceptance criteria</w:t>
       </w:r>
       <w:bookmarkEnd w:id="48"/>
     </w:p>
@@ -14070,46 +13820,34 @@
         <w:rPr>
           <w:b/>
         </w:rPr>
-        <w:t>Completion gate.  Record ob</w:t>
-      </w:r>
+        <w:t>Completion gate.  Record objective evidence (commands, test reports, diffs or trace identifiers). A plausible model response alone is not proof of success.</w:t>
+      </w:r>
+    </w:p>
+    <w:p>
+      <w:r>
+        <w:br w:type="page"/>
+      </w:r>
+    </w:p>
+    <w:p>
+      <w:pPr>
+        <w:pStyle w:val="Heading1"/>
+      </w:pPr>
+      <w:bookmarkStart w:id="49" w:name="_Toc243084433"/>
+      <w:r>
+        <w:lastRenderedPageBreak/>
+        <w:t>Chapter 10 — Repository knowledge, RAG and long-context reasoning</w:t>
+      </w:r>
+      <w:bookmarkEnd w:id="49"/>
+    </w:p>
+    <w:p>
+      <w:pPr>
+        <w:pStyle w:val="LearningNote"/>
+      </w:pPr>
       <w:r>
         <w:rPr>
           <w:b/>
         </w:rPr>
-        <w:t>jective evidence (commands, test reports, diffs or trace identifiers). A plausible model response alone is not proof of success.</w:t>
-      </w:r>
-    </w:p>
-    <w:p>
-      <w:r>
-        <w:br w:type="page"/>
-      </w:r>
-    </w:p>
-    <w:p>
-      <w:pPr>
-        <w:pStyle w:val="Heading1"/>
-      </w:pPr>
-      <w:bookmarkStart w:id="49" w:name="_Toc243084433"/>
-      <w:r>
-        <w:lastRenderedPageBreak/>
-        <w:t>Chapter 10 — Repository knowledge, RAG and long-context reasoning</w:t>
-      </w:r>
-      <w:bookmarkEnd w:id="49"/>
-    </w:p>
-    <w:p>
-      <w:pPr>
-        <w:pStyle w:val="LearningNote"/>
-      </w:pPr>
-      <w:r>
-        <w:rPr>
-          <w:b/>
-        </w:rPr>
-        <w:t>Learning objectives.  Make relevant engineering knowledge r</w:t>
-      </w:r>
-      <w:r>
-        <w:rPr>
-          <w:b/>
-        </w:rPr>
-        <w:t>etrievable, current and citeable.</w:t>
+        <w:t>Learning objectives.  Make relevant engineering knowledge retrievable, current and citeable.</w:t>
       </w:r>
     </w:p>
     <w:p>
@@ -14124,10 +13862,7 @@
     </w:p>
     <w:p>
       <w:r>
-        <w:t>Index architectural decisions, curated docs, API contracts and selected source symbols with metadata including repo, branch, commit SHA, path, ownership and permissions. Hybrid retrieval can co</w:t>
-      </w:r>
-      <w:r>
-        <w:t>mbine keywords, symbol maps and vector similarity. Give the agent precise line references and freshness signals.</w:t>
+        <w:t>Index architectural decisions, curated docs, API contracts and selected source symbols with metadata including repo, branch, commit SHA, path, ownership and permissions. Hybrid retrieval can combine keywords, symbol maps and vector similarity. Give the agent precise line references and freshness signals.</w:t>
       </w:r>
     </w:p>
     <w:p>
@@ -14142,10 +13877,7 @@
     </w:p>
     <w:p>
       <w:r>
-        <w:t>Distinguish working memory (current task), episodic memory (past run outcomes), semantic memory (facts/documents), procedura</w:t>
-      </w:r>
-      <w:r>
-        <w:t>l memory (operating instructions) and durable workflow state (authoritative persisted position). Do not treat model conversation history as a transaction database.</w:t>
+        <w:t>Distinguish working memory (current task), episodic memory (past run outcomes), semantic memory (facts/documents), procedural memory (operating instructions) and durable workflow state (authoritative persisted position). Do not treat model conversation history as a transaction database.</w:t>
       </w:r>
     </w:p>
     <w:p>
@@ -14160,13 +13892,7 @@
     </w:p>
     <w:p>
       <w:r>
-        <w:t>Access-filter before retrieval, not only after gener</w:t>
-      </w:r>
-      <w:r>
-        <w:t>ation. Segregate tenant indexes; remove secret-bearing documents; ignore embedded instructions in README/comments as untrusted data. Evaluate recall, citation correctness, freshness and data leakage. pgvector on Cloud SQL is a candidate only when scale, co</w:t>
-      </w:r>
-      <w:r>
-        <w:t>st and operational constraints justify it.</w:t>
+        <w:t>Access-filter before retrieval, not only after generation. Segregate tenant indexes; remove secret-bearing documents; ignore embedded instructions in README/comments as untrusted data. Evaluate recall, citation correctness, freshness and data leakage. pgvector on Cloud SQL is a candidate only when scale, cost and operational constraints justify it.</w:t>
       </w:r>
     </w:p>
     <w:p>
@@ -14193,10 +13919,7 @@
         <w:pStyle w:val="LearningNote"/>
       </w:pPr>
       <w:r>
-        <w:t>Future ChatGPT image-generation prompt: RAG pipeline: sources → ingestion v</w:t>
-      </w:r>
-      <w:r>
-        <w:t>alidation → chunk/symbol index → tenant/permission filter → hybrid retrieval → grounded generation → citation audit.</w:t>
+        <w:t>Future ChatGPT image-generation prompt: RAG pipeline: sources → ingestion validation → chunk/symbol index → tenant/permission filter → hybrid retrieval → grounded generation → citation audit.</w:t>
       </w:r>
     </w:p>
     <w:p>
@@ -14212,10 +13935,7 @@
         <w:pStyle w:val="DiagramPlaceholder"/>
       </w:pPr>
       <w:r>
-        <w:t>________________________________________________________</w:t>
-      </w:r>
-      <w:r>
-        <w:t>__________________________</w:t>
+        <w:t>__________________________________________________________________________________</w:t>
       </w:r>
     </w:p>
     <w:p>
@@ -14252,46 +13972,34 @@
         <w:rPr>
           <w:b/>
         </w:rPr>
-        <w:t>Completion gate.  Record obje</w:t>
-      </w:r>
+        <w:t>Completion gate.  Record objective evidence (commands, test reports, diffs or trace identifiers). A plausible model response alone is not proof of success.</w:t>
+      </w:r>
+    </w:p>
+    <w:p>
+      <w:r>
+        <w:br w:type="page"/>
+      </w:r>
+    </w:p>
+    <w:p>
+      <w:pPr>
+        <w:pStyle w:val="Heading1"/>
+      </w:pPr>
+      <w:bookmarkStart w:id="54" w:name="_Toc243084438"/>
+      <w:r>
+        <w:lastRenderedPageBreak/>
+        <w:t>Chapter 11 — Agent planning and task decomposition</w:t>
+      </w:r>
+      <w:bookmarkEnd w:id="54"/>
+    </w:p>
+    <w:p>
+      <w:pPr>
+        <w:pStyle w:val="LearningNote"/>
+      </w:pPr>
       <w:r>
         <w:rPr>
           <w:b/>
         </w:rPr>
-        <w:t>ctive evidence (commands, test reports, diffs or trace identifiers). A plausible model response alone is not proof of success.</w:t>
-      </w:r>
-    </w:p>
-    <w:p>
-      <w:r>
-        <w:br w:type="page"/>
-      </w:r>
-    </w:p>
-    <w:p>
-      <w:pPr>
-        <w:pStyle w:val="Heading1"/>
-      </w:pPr>
-      <w:bookmarkStart w:id="54" w:name="_Toc243084438"/>
-      <w:r>
-        <w:lastRenderedPageBreak/>
-        <w:t>Chapter 11 — Agent planning and task decomposition</w:t>
-      </w:r>
-      <w:bookmarkEnd w:id="54"/>
-    </w:p>
-    <w:p>
-      <w:pPr>
-        <w:pStyle w:val="LearningNote"/>
-      </w:pPr>
-      <w:r>
-        <w:rPr>
-          <w:b/>
-        </w:rPr>
-        <w:t xml:space="preserve">Learning objectives.  Convert large engineering requests into bounded, </w:t>
-      </w:r>
-      <w:r>
-        <w:rPr>
-          <w:b/>
-        </w:rPr>
-        <w:t>verifiable units.</w:t>
+        <w:t>Learning objectives.  Convert large engineering requests into bounded, verifiable units.</w:t>
       </w:r>
     </w:p>
     <w:p>
@@ -14306,10 +14014,7 @@
     </w:p>
     <w:p>
       <w:r>
-        <w:t>Represent work as a DAG of tasks with dependencies, owner, allowed tools, outputs, risk and acceptance tests. Planning is a proposal; execution starts only after policy evaluation. Detect cycles, missing d</w:t>
-      </w:r>
-      <w:r>
-        <w:t>ependencies and uncontrolled scope expansion.</w:t>
+        <w:t>Represent work as a DAG of tasks with dependencies, owner, allowed tools, outputs, risk and acceptance tests. Planning is a proposal; execution starts only after policy evaluation. Detect cycles, missing dependencies and uncontrolled scope expansion.</w:t>
       </w:r>
     </w:p>
     <w:p>
@@ -14324,10 +14029,7 @@
     </w:p>
     <w:p>
       <w:r>
-        <w:t>Avoid delegating vague requests such as “rebuild the entire platform”. Prefer independently testable increments sized for bounded context and failure recovery. Set time, token, cos</w:t>
-      </w:r>
-      <w:r>
-        <w:t>t and parallel-worker ceilings. Serialize edits to shared files or use merge arbitration.</w:t>
+        <w:t>Avoid delegating vague requests such as “rebuild the entire platform”. Prefer independently testable increments sized for bounded context and failure recovery. Set time, token, cost and parallel-worker ceilings. Serialize edits to shared files or use merge arbitration.</w:t>
       </w:r>
     </w:p>
     <w:p>
@@ -14342,10 +14044,7 @@
     </w:p>
     <w:p>
       <w:r>
-        <w:t xml:space="preserve">Replanning is justified by new evidence, not a free license to change goals. Preserve the original objective and record changes to scope. </w:t>
-      </w:r>
-      <w:r>
-        <w:t>A supervisor must not turn a low-risk documentation request into an infrastructure apply.</w:t>
+        <w:t>Replanning is justified by new evidence, not a free license to change goals. Preserve the original objective and record changes to scope. A supervisor must not turn a low-risk documentation request into an infrastructure apply.</w:t>
       </w:r>
     </w:p>
     <w:p>
@@ -14372,10 +14071,7 @@
         <w:pStyle w:val="LearningNote"/>
       </w:pPr>
       <w:r>
-        <w:t>Future ChatGPT image-generation prompt: Tas</w:t>
-      </w:r>
-      <w:r>
-        <w:t>k DAG planner showing goals, dependencies, specialist delegation, evidence-based replanning and scope approval.</w:t>
+        <w:t>Future ChatGPT image-generation prompt: Task DAG planner showing goals, dependencies, specialist delegation, evidence-based replanning and scope approval.</w:t>
       </w:r>
     </w:p>
     <w:p>
@@ -14417,10 +14113,7 @@
         <w:pStyle w:val="ListNumber"/>
       </w:pPr>
       <w:r>
-        <w:t>Specify each task’s input, artifact, executor, review</w:t>
-      </w:r>
-      <w:r>
-        <w:t>er and stop condition.</w:t>
+        <w:t>Specify each task’s input, artifact, executor, reviewer and stop condition.</w:t>
       </w:r>
     </w:p>
     <w:p>
@@ -14458,13 +14151,7 @@
         <w:rPr>
           <w:b/>
         </w:rPr>
-        <w:t>Learning object</w:t>
-      </w:r>
-      <w:r>
-        <w:rPr>
-          <w:b/>
-        </w:rPr>
-        <w:t>ives.  Add specialists only when an explicit coordination contract exists.</w:t>
+        <w:t>Learning objectives.  Add specialists only when an explicit coordination contract exists.</w:t>
       </w:r>
     </w:p>
     <w:p>
@@ -14479,10 +14166,7 @@
     </w:p>
     <w:p>
       <w:r>
-        <w:t xml:space="preserve">Supervisor-worker routes tasks through a central controller; hierarchical delegation supports larger projects; parallel independent review reduces latency when tasks </w:t>
-      </w:r>
-      <w:r>
-        <w:t>truly do not share mutable resources; debate/critic patterns can improve review but may amplify correlated model mistakes. Choose by measured benefit.</w:t>
+        <w:t>Supervisor-worker routes tasks through a central controller; hierarchical delegation supports larger projects; parallel independent review reduces latency when tasks truly do not share mutable resources; debate/critic patterns can improve review but may amplify correlated model mistakes. Choose by measured benefit.</w:t>
       </w:r>
     </w:p>
     <w:p>
@@ -14497,10 +14181,7 @@
     </w:p>
     <w:p>
       <w:r>
-        <w:t>A handoff should contain task identity, immutable goals, concise relevant</w:t>
-      </w:r>
-      <w:r>
-        <w:t xml:space="preserve"> context, references, allowed capabilities and expected artifact schema. Avoid dumping whole conversations. Centralize durable task state, distinguish advice from authorized execution and keep an explicit ownership lease for mutable files.</w:t>
+        <w:t>A handoff should contain task identity, immutable goals, concise relevant context, references, allowed capabilities and expected artifact schema. Avoid dumping whole conversations. Centralize durable task state, distinguish advice from authorized execution and keep an explicit ownership lease for mutable files.</w:t>
       </w:r>
     </w:p>
     <w:p>
@@ -14509,19 +14190,13 @@
       </w:pPr>
       <w:bookmarkStart w:id="62" w:name="_Toc243084446"/>
       <w:r>
-        <w:t>12.3  Swarm fail</w:t>
-      </w:r>
-      <w:r>
-        <w:t>ure cases</w:t>
+        <w:t>12.3  Swarm failure cases</w:t>
       </w:r>
       <w:bookmarkEnd w:id="62"/>
     </w:p>
     <w:p>
       <w:r>
-        <w:t>Common failures include duplicate tool calls, contradictory patches, stale context, accidental permission inheritance, approval confusion, unbounded agent spawning and circular delegation. Apply worker budgets, recursion limits, deduplication key</w:t>
-      </w:r>
-      <w:r>
-        <w:t>s and definitive final-state transitions.</w:t>
+        <w:t>Common failures include duplicate tool calls, contradictory patches, stale context, accidental permission inheritance, approval confusion, unbounded agent spawning and circular delegation. Apply worker budgets, recursion limits, deduplication keys and definitive final-state transitions.</w:t>
       </w:r>
     </w:p>
     <w:p>
@@ -14548,10 +14223,7 @@
         <w:pStyle w:val="LearningNote"/>
       </w:pPr>
       <w:r>
-        <w:t xml:space="preserve">Future ChatGPT image-generation prompt: Supervisor with </w:t>
-      </w:r>
-      <w:r>
-        <w:t>Backend/Mobile/Infra/QA/Security workers; explicit handoff schemas, shared task store, per-worker identities and no uncontrolled lateral delegation.</w:t>
+        <w:t>Future ChatGPT image-generation prompt: Supervisor with Backend/Mobile/Infra/QA/Security workers; explicit handoff schemas, shared task store, per-worker identities and no uncontrolled lateral delegation.</w:t>
       </w:r>
     </w:p>
     <w:p>
@@ -14567,10 +14239,7 @@
         <w:pStyle w:val="DiagramPlaceholder"/>
       </w:pPr>
       <w:r>
-        <w:t>________________________</w:t>
-      </w:r>
-      <w:r>
-        <w:t>__________________________________________________________</w:t>
+        <w:t>__________________________________________________________________________________</w:t>
       </w:r>
     </w:p>
     <w:p>
@@ -14607,206 +14276,167 @@
         <w:rPr>
           <w:b/>
         </w:rPr>
-        <w:t>Completion gate.  Record ob</w:t>
-      </w:r>
+        <w:t>Completion gate.  Record objective evidence (commands, test reports, diffs or trace identifiers). A plausible model response alone is not proof of success.</w:t>
+      </w:r>
+    </w:p>
+    <w:p>
+      <w:r>
+        <w:br w:type="page"/>
+      </w:r>
+    </w:p>
+    <w:p>
+      <w:pPr>
+        <w:pStyle w:val="Heading1"/>
+      </w:pPr>
+      <w:bookmarkStart w:id="64" w:name="_Toc243084448"/>
+      <w:r>
+        <w:lastRenderedPageBreak/>
+        <w:t>Chapter 13 — Engineering test strategy for AI-authored code</w:t>
+      </w:r>
+      <w:bookmarkEnd w:id="64"/>
+    </w:p>
+    <w:p>
+      <w:pPr>
+        <w:pStyle w:val="LearningNote"/>
+      </w:pPr>
       <w:r>
         <w:rPr>
           <w:b/>
         </w:rPr>
-        <w:t>jective evidence (commands, test reports, diffs or trace identifiers). A plausible model response alone is not proof of success.</w:t>
-      </w:r>
-    </w:p>
-    <w:p>
-      <w:r>
-        <w:br w:type="page"/>
-      </w:r>
-    </w:p>
-    <w:p>
-      <w:pPr>
-        <w:pStyle w:val="Heading1"/>
-      </w:pPr>
-      <w:bookmarkStart w:id="64" w:name="_Toc243084448"/>
-      <w:r>
-        <w:lastRenderedPageBreak/>
-        <w:t>Chapter 13 — Engineering test strategy for AI-authored code</w:t>
-      </w:r>
-      <w:bookmarkEnd w:id="64"/>
-    </w:p>
-    <w:p>
-      <w:pPr>
-        <w:pStyle w:val="LearningNote"/>
+        <w:t>Learning objectives.  Understand tests as independent evidence, not model-generated persuasion.</w:t>
+      </w:r>
+    </w:p>
+    <w:p>
+      <w:pPr>
+        <w:pStyle w:val="Heading2"/>
+      </w:pPr>
+      <w:bookmarkStart w:id="65" w:name="_Toc243084449"/>
+      <w:r>
+        <w:t>13.1  Test pyramid and contracts</w:t>
+      </w:r>
+      <w:bookmarkEnd w:id="65"/>
+    </w:p>
+    <w:p>
+      <w:r>
+        <w:t>Start with unit tests for pure logic and policy boundaries, component/API contract tests, integration tests against disposable services and end-to-end tests covering user journeys. Include schema compatibility, backwards compatibility, accessibility, performance and resilience as applicable.</w:t>
+      </w:r>
+    </w:p>
+    <w:p>
+      <w:pPr>
+        <w:pStyle w:val="Heading2"/>
+      </w:pPr>
+      <w:bookmarkStart w:id="66" w:name="_Toc243084450"/>
+      <w:r>
+        <w:t>13.2  Independent evaluation</w:t>
+      </w:r>
+      <w:bookmarkEnd w:id="66"/>
+    </w:p>
+    <w:p>
+      <w:r>
+        <w:t>Keep hidden acceptance tests and seeded regressions in a protected harness. Compare a baseline human implementation, unassisted agent and multi-agent variations. Tests that the agent writes can be useful, but they do not independently certify the same agent’s code.</w:t>
+      </w:r>
+    </w:p>
+    <w:p>
+      <w:pPr>
+        <w:pStyle w:val="Heading2"/>
+      </w:pPr>
+      <w:bookmarkStart w:id="67" w:name="_Toc243084451"/>
+      <w:r>
+        <w:t>13.3  Property, mutation and differential testing</w:t>
+      </w:r>
+      <w:bookmarkEnd w:id="67"/>
+    </w:p>
+    <w:p>
+      <w:r>
+        <w:t>Property tests probe invariants over many inputs; mutation testing checks whether tests catch deliberately introduced errors; differential tests compare implementations or model versions. For WebRTC, combine protocol-level simulated tests with physical-device test sessions.</w:t>
+      </w:r>
+    </w:p>
+    <w:p>
+      <w:pPr>
+        <w:pStyle w:val="DiagramPlaceholder"/>
       </w:pPr>
       <w:r>
         <w:rPr>
           <w:b/>
         </w:rPr>
-        <w:t>Learning objectives.  Understand tests as independent evidence, n</w:t>
-      </w:r>
+        <w:t>DIAGRAM PLACEHOLDER — RD-AI-13: Engineering test strategy for AI-authored code</w:t>
+      </w:r>
+    </w:p>
+    <w:p>
+      <w:pPr>
+        <w:pStyle w:val="LearningNote"/>
+      </w:pPr>
+      <w:r>
+        <w:t>RESERVED SPACE FOR FUTURE PRESENTATION-READY DIAGRAM</w:t>
+      </w:r>
+    </w:p>
+    <w:p>
+      <w:pPr>
+        <w:pStyle w:val="LearningNote"/>
+      </w:pPr>
+      <w:r>
+        <w:t>Future ChatGPT image-generation prompt: Engineering quality pipeline with independent unit/contract/integration/device/load/security tests and signed evidence.</w:t>
+      </w:r>
+    </w:p>
+    <w:p>
+      <w:pPr>
+        <w:pStyle w:val="DiagramPlaceholder"/>
+      </w:pPr>
+      <w:r>
+        <w:t>__________________________________________________________________________________</w:t>
+      </w:r>
+    </w:p>
+    <w:p>
+      <w:pPr>
+        <w:pStyle w:val="DiagramPlaceholder"/>
+      </w:pPr>
+      <w:r>
+        <w:t>__________________________________________________________________________________</w:t>
+      </w:r>
+    </w:p>
+    <w:p>
+      <w:pPr>
+        <w:pStyle w:val="Heading2"/>
+      </w:pPr>
+      <w:bookmarkStart w:id="68" w:name="_Toc243084452"/>
+      <w:r>
+        <w:t>13.L  Hands-on laboratory and acceptance criteria</w:t>
+      </w:r>
+      <w:bookmarkEnd w:id="68"/>
+    </w:p>
+    <w:p>
+      <w:pPr>
+        <w:pStyle w:val="ListNumber"/>
+      </w:pPr>
+      <w:r>
+        <w:t>Create a pytest suite covering a FastAPI endpoint’s normal, invalid and failure paths.</w:t>
+      </w:r>
+    </w:p>
+    <w:p>
+      <w:pPr>
+        <w:pStyle w:val="ListNumber"/>
+      </w:pPr>
+      <w:r>
+        <w:t>Introduce a bug and verify tests fail.</w:t>
+      </w:r>
+    </w:p>
+    <w:p>
+      <w:pPr>
+        <w:pStyle w:val="ListNumber"/>
+      </w:pPr>
+      <w:r>
+        <w:t>Report coverage alongside mutation score and severity of uncovered paths.</w:t>
+      </w:r>
+    </w:p>
+    <w:p>
+      <w:pPr>
+        <w:pStyle w:val="LearningNote"/>
+      </w:pPr>
       <w:r>
         <w:rPr>
           <w:b/>
         </w:rPr>
-        <w:t>ot model-generated persuasion.</w:t>
-      </w:r>
-    </w:p>
-    <w:p>
-      <w:pPr>
-        <w:pStyle w:val="Heading2"/>
-      </w:pPr>
-      <w:bookmarkStart w:id="65" w:name="_Toc243084449"/>
-      <w:r>
-        <w:t>13.1  Test pyramid and contracts</w:t>
-      </w:r>
-      <w:bookmarkEnd w:id="65"/>
-    </w:p>
-    <w:p>
-      <w:r>
-        <w:t>Start with unit tests for pure logic and policy boundaries, component/API contract tests, integration tests against disposable services and end-to-end tests covering user journeys. Include sch</w:t>
-      </w:r>
-      <w:r>
-        <w:t>ema compatibility, backwards compatibility, accessibility, performance and resilience as applicable.</w:t>
-      </w:r>
-    </w:p>
-    <w:p>
-      <w:pPr>
-        <w:pStyle w:val="Heading2"/>
-      </w:pPr>
-      <w:bookmarkStart w:id="66" w:name="_Toc243084450"/>
-      <w:r>
-        <w:t>13.2  Independent evaluation</w:t>
-      </w:r>
-      <w:bookmarkEnd w:id="66"/>
-    </w:p>
-    <w:p>
-      <w:r>
-        <w:t>Keep hidden acceptance tests and seeded regressions in a protected harness. Compare a baseline human implementation, unassiste</w:t>
-      </w:r>
-      <w:r>
-        <w:t>d agent and multi-agent variations. Tests that the agent writes can be useful, but they do not independently certify the same agent’s code.</w:t>
-      </w:r>
-    </w:p>
-    <w:p>
-      <w:pPr>
-        <w:pStyle w:val="Heading2"/>
-      </w:pPr>
-      <w:bookmarkStart w:id="67" w:name="_Toc243084451"/>
-      <w:r>
-        <w:t>13.3  Property, mutation and differential testing</w:t>
-      </w:r>
-      <w:bookmarkEnd w:id="67"/>
-    </w:p>
-    <w:p>
-      <w:r>
-        <w:t>Property tests probe invariants over many inputs; mutation testing</w:t>
-      </w:r>
-      <w:r>
-        <w:t xml:space="preserve"> checks whether tests catch deliberately introduced errors; differential tests compare implementations or model versions. For WebRTC, combine protocol-level simulated tests with physical-device test sessions.</w:t>
-      </w:r>
-    </w:p>
-    <w:p>
-      <w:pPr>
-        <w:pStyle w:val="DiagramPlaceholder"/>
-      </w:pPr>
-      <w:r>
-        <w:rPr>
-          <w:b/>
-        </w:rPr>
-        <w:t>DIAGRAM PLACEHOLDER — RD-AI-13: Engineering tes</w:t>
-      </w:r>
-      <w:r>
-        <w:rPr>
-          <w:b/>
-        </w:rPr>
-        <w:t>t strategy for AI-authored code</w:t>
-      </w:r>
-    </w:p>
-    <w:p>
-      <w:pPr>
-        <w:pStyle w:val="LearningNote"/>
-      </w:pPr>
-      <w:r>
-        <w:t>RESERVED SPACE FOR FUTURE PRESENTATION-READY DIAGRAM</w:t>
-      </w:r>
-    </w:p>
-    <w:p>
-      <w:pPr>
-        <w:pStyle w:val="LearningNote"/>
-      </w:pPr>
-      <w:r>
-        <w:t>Future ChatGPT image-generation prompt: Engineering quality pipeline with independent unit/contract/integration/device/load/security tests and signed evidence.</w:t>
-      </w:r>
-    </w:p>
-    <w:p>
-      <w:pPr>
-        <w:pStyle w:val="DiagramPlaceholder"/>
-      </w:pPr>
-      <w:r>
-        <w:t>___________</w:t>
-      </w:r>
-      <w:r>
-        <w:t>_______________________________________________________________________</w:t>
-      </w:r>
-    </w:p>
-    <w:p>
-      <w:pPr>
-        <w:pStyle w:val="DiagramPlaceholder"/>
-      </w:pPr>
-      <w:r>
-        <w:t>__________________________________________________________________________________</w:t>
-      </w:r>
-    </w:p>
-    <w:p>
-      <w:pPr>
-        <w:pStyle w:val="Heading2"/>
-      </w:pPr>
-      <w:bookmarkStart w:id="68" w:name="_Toc243084452"/>
-      <w:r>
-        <w:t>13.L  Hands-on laboratory and acceptance criteria</w:t>
-      </w:r>
-      <w:bookmarkEnd w:id="68"/>
-    </w:p>
-    <w:p>
-      <w:pPr>
-        <w:pStyle w:val="ListNumber"/>
-      </w:pPr>
-      <w:r>
-        <w:t>Create a pytest suite covering a FastAPI endpoint’s</w:t>
-      </w:r>
-      <w:r>
-        <w:t xml:space="preserve"> normal, invalid and failure paths.</w:t>
-      </w:r>
-    </w:p>
-    <w:p>
-      <w:pPr>
-        <w:pStyle w:val="ListNumber"/>
-      </w:pPr>
-      <w:r>
-        <w:t>Introduce a bug and verify tests fail.</w:t>
-      </w:r>
-    </w:p>
-    <w:p>
-      <w:pPr>
-        <w:pStyle w:val="ListNumber"/>
-      </w:pPr>
-      <w:r>
-        <w:t>Report coverage alongside mutation score and severity of uncovered paths.</w:t>
-      </w:r>
-    </w:p>
-    <w:p>
-      <w:pPr>
-        <w:pStyle w:val="LearningNote"/>
-      </w:pPr>
-      <w:r>
-        <w:rPr>
-          <w:b/>
-        </w:rPr>
-        <w:t>Completion gate.  Record objective evidence (commands, test reports, diffs or trace identifiers). A plausib</w:t>
-      </w:r>
-      <w:r>
-        <w:rPr>
-          <w:b/>
-        </w:rPr>
-        <w:t>le model response alone is not proof of success.</w:t>
+        <w:t>Completion gate.  Record objective evidence (commands, test reports, diffs or trace identifiers). A plausible model response alone is not proof of success.</w:t>
       </w:r>
     </w:p>
     <w:p>
@@ -14848,10 +14478,7 @@
     </w:p>
     <w:p>
       <w:r>
-        <w:t xml:space="preserve">Maintain a </w:t>
-      </w:r>
-      <w:r>
-        <w:t>versioned task collection with inputs, expected artifacts, policy constraints and scoring rubric. Stratify by stack, difficulty, blast radius and adversarial cases. Keep a held-out set, label human judgment uncertainty and avoid data contamination.</w:t>
+        <w:t>Maintain a versioned task collection with inputs, expected artifacts, policy constraints and scoring rubric. Stratify by stack, difficulty, blast radius and adversarial cases. Keep a held-out set, label human judgment uncertainty and avoid data contamination.</w:t>
       </w:r>
     </w:p>
     <w:p>
@@ -14860,19 +14487,13 @@
       </w:pPr>
       <w:bookmarkStart w:id="71" w:name="_Toc243084455"/>
       <w:r>
-        <w:t>14.2  S</w:t>
-      </w:r>
-      <w:r>
-        <w:t>coring and statistics</w:t>
+        <w:t>14.2  Scoring and statistics</w:t>
       </w:r>
       <w:bookmarkEnd w:id="71"/>
     </w:p>
     <w:p>
       <w:r>
-        <w:t>Track task pass rate, patch quality, PR acceptance, regression incidence, security failures, latency, token/cost per accepted task, repair attempts and review burden. Use confidence intervals and paired comparisons where possible; one</w:t>
-      </w:r>
-      <w:r>
-        <w:t xml:space="preserve"> demo is not a statistically meaningful benchmark.</w:t>
+        <w:t>Track task pass rate, patch quality, PR acceptance, regression incidence, security failures, latency, token/cost per accepted task, repair attempts and review burden. Use confidence intervals and paired comparisons where possible; one demo is not a statistically meaningful benchmark.</w:t>
       </w:r>
     </w:p>
     <w:p>
@@ -14887,10 +14508,7 @@
     </w:p>
     <w:p>
       <w:r>
-        <w:t xml:space="preserve">Trace failures → label root causes → propose bounded change to prompt, tools, retrieval or orchestration → replay benchmark → shadow deployment → controlled canary → promote or </w:t>
-      </w:r>
-      <w:r>
-        <w:t>rollback. Never let self-modifying agents silently rewrite their policy baseline or evaluation ground truth.</w:t>
+        <w:t>Trace failures → label root causes → propose bounded change to prompt, tools, retrieval or orchestration → replay benchmark → shadow deployment → controlled canary → promote or rollback. Never let self-modifying agents silently rewrite their policy baseline or evaluation ground truth.</w:t>
       </w:r>
     </w:p>
     <w:p>
@@ -14917,10 +14535,7 @@
         <w:pStyle w:val="LearningNote"/>
       </w:pPr>
       <w:r>
-        <w:t>Future ChatG</w:t>
-      </w:r>
-      <w:r>
-        <w:t>PT image-generation prompt: Evaluation flywheel with versioned tasks, immutable benchmarks, trace analysis, proposed agent change, shadow tests, canary and rollback.</w:t>
+        <w:t>Future ChatGPT image-generation prompt: Evaluation flywheel with versioned tasks, immutable benchmarks, trace analysis, proposed agent change, shadow tests, canary and rollback.</w:t>
       </w:r>
     </w:p>
     <w:p>
@@ -14936,10 +14551,7 @@
         <w:pStyle w:val="DiagramPlaceholder"/>
       </w:pPr>
       <w:r>
-        <w:t>_______</w:t>
-      </w:r>
-      <w:r>
-        <w:t>___________________________________________________________________________</w:t>
+        <w:t>__________________________________________________________________________________</w:t>
       </w:r>
     </w:p>
     <w:p>
@@ -14976,46 +14588,34 @@
         <w:rPr>
           <w:b/>
         </w:rPr>
-        <w:t>C</w:t>
-      </w:r>
+        <w:t>Completion gate.  Record objective evidence (commands, test reports, diffs or trace identifiers). A plausible model response alone is not proof of success.</w:t>
+      </w:r>
+    </w:p>
+    <w:p>
+      <w:r>
+        <w:br w:type="page"/>
+      </w:r>
+    </w:p>
+    <w:p>
+      <w:pPr>
+        <w:pStyle w:val="Heading1"/>
+      </w:pPr>
+      <w:bookmarkStart w:id="74" w:name="_Toc243084458"/>
+      <w:r>
+        <w:lastRenderedPageBreak/>
+        <w:t>Chapter 15 — Agent security and threat modelling</w:t>
+      </w:r>
+      <w:bookmarkEnd w:id="74"/>
+    </w:p>
+    <w:p>
+      <w:pPr>
+        <w:pStyle w:val="LearningNote"/>
+      </w:pPr>
       <w:r>
         <w:rPr>
           <w:b/>
         </w:rPr>
-        <w:t>ompletion gate.  Record objective evidence (commands, test reports, diffs or trace identifiers). A plausible model response alone is not proof of success.</w:t>
-      </w:r>
-    </w:p>
-    <w:p>
-      <w:r>
-        <w:br w:type="page"/>
-      </w:r>
-    </w:p>
-    <w:p>
-      <w:pPr>
-        <w:pStyle w:val="Heading1"/>
-      </w:pPr>
-      <w:bookmarkStart w:id="74" w:name="_Toc243084458"/>
-      <w:r>
-        <w:lastRenderedPageBreak/>
-        <w:t>Chapter 15 — Agent security and threat modelling</w:t>
-      </w:r>
-      <w:bookmarkEnd w:id="74"/>
-    </w:p>
-    <w:p>
-      <w:pPr>
-        <w:pStyle w:val="LearningNote"/>
-      </w:pPr>
-      <w:r>
-        <w:rPr>
-          <w:b/>
-        </w:rPr>
-        <w:t>Learning objectives.  Defend against prompt inject</w:t>
-      </w:r>
-      <w:r>
-        <w:rPr>
-          <w:b/>
-        </w:rPr>
-        <w:t>ion, tool misuse, privilege escalation and supply-chain compromise.</w:t>
+        <w:t>Learning objectives.  Defend against prompt injection, tool misuse, privilege escalation and supply-chain compromise.</w:t>
       </w:r>
     </w:p>
     <w:p>
@@ -15030,10 +14630,7 @@
     </w:p>
     <w:p>
       <w:r>
-        <w:t>External websites, repository text, client emails and tool outputs are data, not instructions. Prompt injection tries to cross that boundary. Build allowlist-based p</w:t>
-      </w:r>
-      <w:r>
-        <w:t>olicies, tool argument validation, output sanitization, credential isolation and post-action verification. Prefer transactional tools that encode allowed operations.</w:t>
+        <w:t>External websites, repository text, client emails and tool outputs are data, not instructions. Prompt injection tries to cross that boundary. Build allowlist-based policies, tool argument validation, output sanitization, credential isolation and post-action verification. Prefer transactional tools that encode allowed operations.</w:t>
       </w:r>
     </w:p>
     <w:p>
@@ -15048,13 +14645,7 @@
     </w:p>
     <w:p>
       <w:r>
-        <w:t>Use the OWASP Top 10 for Agentic Applications 2026 alongside the O</w:t>
-      </w:r>
-      <w:r>
-        <w:t>WASP LLM guidance to structure threat models. Consider goal hijack, tool misuse, identity/privilege abuse, cascading multi-agent failure, memory poisoning, data exfiltration, insecure delegation and unexpected autonomy. Use NIST AI RMF and the Generative A</w:t>
-      </w:r>
-      <w:r>
-        <w:t>I Profile for governance.</w:t>
+        <w:t>Use the OWASP Top 10 for Agentic Applications 2026 alongside the OWASP LLM guidance to structure threat models. Consider goal hijack, tool misuse, identity/privilege abuse, cascading multi-agent failure, memory poisoning, data exfiltration, insecure delegation and unexpected autonomy. Use NIST AI RMF and the Generative AI Profile for governance.</w:t>
       </w:r>
     </w:p>
     <w:p>
@@ -15069,10 +14660,7 @@
     </w:p>
     <w:p>
       <w:r>
-        <w:t>Apply security at identity, sandbox, network egress, tool authorization, data classification, model/tool input, logging and review layers. A prompt saying “never reveal secrets” is not an access-control mech</w:t>
-      </w:r>
-      <w:r>
-        <w:t>anism. Test denied actions routinely, including attempts to access cloud metadata and hidden credentials.</w:t>
+        <w:t>Apply security at identity, sandbox, network egress, tool authorization, data classification, model/tool input, logging and review layers. A prompt saying “never reveal secrets” is not an access-control mechanism. Test denied actions routinely, including attempts to access cloud metadata and hidden credentials.</w:t>
       </w:r>
     </w:p>
     <w:p>
@@ -15099,10 +14687,7 @@
         <w:pStyle w:val="LearningNote"/>
       </w:pPr>
       <w:r>
-        <w:t xml:space="preserve">Future ChatGPT </w:t>
-      </w:r>
-      <w:r>
-        <w:t>image-generation prompt: Attack path diagram: untrusted README/email → attempted instruction injection → policy layer → sandbox IAM → denied tool action → audit event.</w:t>
+        <w:t>Future ChatGPT image-generation prompt: Attack path diagram: untrusted README/email → attempted instruction injection → policy layer → sandbox IAM → denied tool action → audit event.</w:t>
       </w:r>
     </w:p>
     <w:p>
@@ -15118,10 +14703,7 @@
         <w:pStyle w:val="DiagramPlaceholder"/>
       </w:pPr>
       <w:r>
-        <w:t>_____</w:t>
-      </w:r>
-      <w:r>
-        <w:t>_____________________________________________________________________________</w:t>
+        <w:t>__________________________________________________________________________________</w:t>
       </w:r>
     </w:p>
     <w:p>
@@ -15147,10 +14729,7 @@
         <w:pStyle w:val="ListNumber"/>
       </w:pPr>
       <w:r>
-        <w:t>Create benign prompt-injection fixtures that ask th</w:t>
-      </w:r>
-      <w:r>
-        <w:t>e agent to ignore policy; confirm blocked actions.</w:t>
+        <w:t>Create benign prompt-injection fixtures that ask the agent to ignore policy; confirm blocked actions.</w:t>
       </w:r>
     </w:p>
     <w:p>
@@ -15169,13 +14748,7 @@
         <w:rPr>
           <w:b/>
         </w:rPr>
-        <w:t>Completion gate.  Record objective evidence (commands, test reports, diffs or trace identifiers). A plausible model response alone is not proof of s</w:t>
-      </w:r>
-      <w:r>
-        <w:rPr>
-          <w:b/>
-        </w:rPr>
-        <w:t>uccess.</w:t>
+        <w:t>Completion gate.  Record objective evidence (commands, test reports, diffs or trace identifiers). A plausible model response alone is not proof of success.</w:t>
       </w:r>
     </w:p>
     <w:p>
@@ -15217,10 +14790,7 @@
     </w:p>
     <w:p>
       <w:r>
-        <w:t>Use an ephemeral runner with non-root UID, restricted syscalls/capabilities, res</w:t>
-      </w:r>
-      <w:r>
-        <w:t>ource limits, no host socket, no privileged container, limited filesystem mounts and default-deny outbound egress. Containers alone are not a complete hostile-code security boundary; higher-assurance use cases may need stronger isolation such as microVMs.</w:t>
+        <w:t>Use an ephemeral runner with non-root UID, restricted syscalls/capabilities, resource limits, no host socket, no privileged container, limited filesystem mounts and default-deny outbound egress. Containers alone are not a complete hostile-code security boundary; higher-assurance use cases may need stronger isolation such as microVMs.</w:t>
       </w:r>
     </w:p>
     <w:p>
@@ -15235,10 +14805,7 @@
     </w:p>
     <w:p>
       <w:r>
-        <w:t>The agent requests a command from a preapproved command catalog, not arbitrary host shell. A broker validates task, path, command, arguments, budget and identity; executes in a disposable environment; then collects structured</w:t>
-      </w:r>
-      <w:r>
-        <w:t xml:space="preserve"> stdout/stderr, exit code, resource metrics and artifacts. Cap log sizes and redact secrets.</w:t>
+        <w:t>The agent requests a command from a preapproved command catalog, not arbitrary host shell. A broker validates task, path, command, arguments, budget and identity; executes in a disposable environment; then collects structured stdout/stderr, exit code, resource metrics and artifacts. Cap log sizes and redact secrets.</w:t>
       </w:r>
     </w:p>
     <w:p>
@@ -15253,10 +14820,7 @@
     </w:p>
     <w:p>
       <w:r>
-        <w:t>Pin package dependencies, maintain SBOMs, scan images and dependencies, verify artifact provenance and sign release artifacts where appro</w:t>
-      </w:r>
-      <w:r>
-        <w:t>priate. Avoid downloading arbitrary scripts during builds. Keep untrusted dependency-install tasks away from privileged networks and tokens.</w:t>
+        <w:t>Pin package dependencies, maintain SBOMs, scan images and dependencies, verify artifact provenance and sign release artifacts where appropriate. Avoid downloading arbitrary scripts during builds. Keep untrusted dependency-install tasks away from privileged networks and tokens.</w:t>
       </w:r>
     </w:p>
     <w:p>
@@ -15275,10 +14839,7 @@
         <w:pStyle w:val="LearningNote"/>
       </w:pPr>
       <w:r>
-        <w:t>RESERVED SPACE FOR FUTURE PRESENTATION-</w:t>
-      </w:r>
-      <w:r>
-        <w:t>READY DIAGRAM</w:t>
+        <w:t>RESERVED SPACE FOR FUTURE PRESENTATION-READY DIAGRAM</w:t>
       </w:r>
     </w:p>
     <w:p>
@@ -15294,10 +14855,7 @@
         <w:pStyle w:val="DiagramPlaceholder"/>
       </w:pPr>
       <w:r>
-        <w:t>___________________________________________________________________</w:t>
-      </w:r>
-      <w:r>
-        <w:t>_______________</w:t>
+        <w:t>__________________________________________________________________________________</w:t>
       </w:r>
     </w:p>
     <w:p>
@@ -15331,10 +14889,7 @@
         <w:pStyle w:val="ListNumber"/>
       </w:pPr>
       <w:r>
-        <w:t>Demonstrate denial for prot</w:t>
-      </w:r>
-      <w:r>
-        <w:t>ected file, external network and prohibited subprocess operations.</w:t>
+        <w:t>Demonstrate denial for protected file, external network and prohibited subprocess operations.</w:t>
       </w:r>
     </w:p>
     <w:p>
@@ -15360,10 +14915,7 @@
       <w:bookmarkStart w:id="84" w:name="_Toc243084468"/>
       <w:r>
         <w:lastRenderedPageBreak/>
-        <w:t>Chapter 17 — Understanding busi</w:t>
-      </w:r>
-      <w:r>
-        <w:t>ness processes and BPMN</w:t>
+        <w:t>Chapter 17 — Understanding business processes and BPMN</w:t>
       </w:r>
       <w:bookmarkEnd w:id="84"/>
     </w:p>
@@ -15390,10 +14942,7 @@
     </w:p>
     <w:p>
       <w:r>
-        <w:t xml:space="preserve">Interview process owners; gather SOPs, sample cases, exception history, SLAs, policies and authoritative </w:t>
-      </w:r>
-      <w:r>
-        <w:t>source-system mappings. Distinguish current (as-is) and desired (to-be) states. Identify manual judgment, non-negotiable controls and integration constraints.</w:t>
+        <w:t>Interview process owners; gather SOPs, sample cases, exception history, SLAs, policies and authoritative source-system mappings. Distinguish current (as-is) and desired (to-be) states. Identify manual judgment, non-negotiable controls and integration constraints.</w:t>
       </w:r>
     </w:p>
     <w:p>
@@ -15408,13 +14957,7 @@
     </w:p>
     <w:p>
       <w:r>
-        <w:t>Events start/finish processes; tasks perform activities; gateways route c</w:t>
-      </w:r>
-      <w:r>
-        <w:t>ontrol flow; pools/lanes identify participants; message flows connect participants. Use explicit timer, boundary error, escalation and compensation constructs. BPMN is useful for communication and execution modeling but should not be confused with model re</w:t>
-      </w:r>
-      <w:r>
-        <w:t>asoning itself.</w:t>
+        <w:t>Events start/finish processes; tasks perform activities; gateways route control flow; pools/lanes identify participants; message flows connect participants. Use explicit timer, boundary error, escalation and compensation constructs. BPMN is useful for communication and execution modeling but should not be confused with model reasoning itself.</w:t>
       </w:r>
     </w:p>
     <w:p>
@@ -15429,10 +14972,7 @@
     </w:p>
     <w:p>
       <w:r>
-        <w:t>Prioritize high-volume, well-understood, measurable tasks with verifiable outcomes and accessible APIs. Delay high-impact ambiguous workflows until monitoring and human review are mature. Define an automation en</w:t>
-      </w:r>
-      <w:r>
-        <w:t>velope: which cases can proceed automatically and which must escalate.</w:t>
+        <w:t>Prioritize high-volume, well-understood, measurable tasks with verifiable outcomes and accessible APIs. Delay high-impact ambiguous workflows until monitoring and human review are mature. Define an automation envelope: which cases can proceed automatically and which must escalate.</w:t>
       </w:r>
     </w:p>
     <w:p>
@@ -15459,10 +14999,7 @@
         <w:pStyle w:val="LearningNote"/>
       </w:pPr>
       <w:r>
-        <w:t>Future ChatGPT image-generation prompt: BPMN style swimlan</w:t>
-      </w:r>
-      <w:r>
-        <w:t>e: Client AP team, RedDust agents, ERP, approver, reconciliation; show gateway, timer, exceptions, audit trail.</w:t>
+        <w:t>Future ChatGPT image-generation prompt: BPMN style swimlane: Client AP team, RedDust agents, ERP, approver, reconciliation; show gateway, timer, exceptions, audit trail.</w:t>
       </w:r>
     </w:p>
     <w:p>
@@ -15478,10 +15015,7 @@
         <w:pStyle w:val="DiagramPlaceholder"/>
       </w:pPr>
       <w:r>
-        <w:t>_____________________________________________________________</w:t>
-      </w:r>
-      <w:r>
-        <w:t>_____________________</w:t>
+        <w:t>__________________________________________________________________________________</w:t>
       </w:r>
     </w:p>
     <w:p>
@@ -15518,13 +15052,7 @@
         <w:rPr>
           <w:b/>
         </w:rPr>
-        <w:t>Completion gate.  Record objective evidence (commands, test reports, diffs or</w:t>
-      </w:r>
-      <w:r>
-        <w:rPr>
-          <w:b/>
-        </w:rPr>
-        <w:t xml:space="preserve"> trace identifiers). A plausible model response alone is not proof of success.</w:t>
+        <w:t>Completion gate.  Record objective evidence (commands, test reports, diffs or trace identifiers). A plausible model response alone is not proof of success.</w:t>
       </w:r>
     </w:p>
     <w:p>
@@ -15566,13 +15094,7 @@
     </w:p>
     <w:p>
       <w:r>
-        <w:t>A</w:t>
-      </w:r>
-      <w:r>
-        <w:t xml:space="preserve"> model may suggest an action twice; a durable transaction cannot pay an invoice twice. Assign stable case and action idempotency keys, deduplicate events, persist step results and reconcile uncertain outcomes. At-least-once delivery is common; exactly-once</w:t>
-      </w:r>
-      <w:r>
-        <w:t xml:space="preserve"> business effect requires explicit application controls.</w:t>
+        <w:t>A model may suggest an action twice; a durable transaction cannot pay an invoice twice. Assign stable case and action idempotency keys, deduplicate events, persist step results and reconcile uncertain outcomes. At-least-once delivery is common; exactly-once business effect requires explicit application controls.</w:t>
       </w:r>
     </w:p>
     <w:p>
@@ -15587,10 +15109,7 @@
     </w:p>
     <w:p>
       <w:r>
-        <w:t>Distributed actions rarely share one atomic database transaction. Use saga-like compensating actions for reversible steps, and manual resolution for irre</w:t>
-      </w:r>
-      <w:r>
-        <w:t>versible actions. Persist timers, approvals and durable state outside volatile model context. Temporal, Camunda or an equivalent engine may own business control flow while agent tasks provide judgment.</w:t>
+        <w:t>Distributed actions rarely share one atomic database transaction. Use saga-like compensating actions for reversible steps, and manual resolution for irreversible actions. Persist timers, approvals and durable state outside volatile model context. Temporal, Camunda or an equivalent engine may own business control flow while agent tasks provide judgment.</w:t>
       </w:r>
     </w:p>
     <w:p>
@@ -15605,13 +15124,7 @@
     </w:p>
     <w:p>
       <w:r>
-        <w:t>An approval includes ap</w:t>
-      </w:r>
-      <w:r>
-        <w:t>prover identity, exact proposed action, source evidence, value/impact, expiration and immutable case ID. A refusal must leave the workflow in a safe terminal or remediation state. Revalidate business facts and permissions immediately before execution after</w:t>
-      </w:r>
-      <w:r>
-        <w:t xml:space="preserve"> lengthy approval delays.</w:t>
+        <w:t>An approval includes approver identity, exact proposed action, source evidence, value/impact, expiration and immutable case ID. A refusal must leave the workflow in a safe terminal or remediation state. Revalidate business facts and permissions immediately before execution after lengthy approval delays.</w:t>
       </w:r>
     </w:p>
     <w:p>
@@ -15638,10 +15151,7 @@
         <w:pStyle w:val="LearningNote"/>
       </w:pPr>
       <w:r>
-        <w:t xml:space="preserve">Future ChatGPT image-generation prompt: Durable invoice workflow showing persisted state, retry, </w:t>
-      </w:r>
-      <w:r>
-        <w:t>idempotency, compensation, approval waiting and human exception path.</w:t>
+        <w:t>Future ChatGPT image-generation prompt: Durable invoice workflow showing persisted state, retry, idempotency, compensation, approval waiting and human exception path.</w:t>
       </w:r>
     </w:p>
     <w:p>
@@ -15666,10 +15176,7 @@
       </w:pPr>
       <w:bookmarkStart w:id="93" w:name="_Toc243084477"/>
       <w:r>
-        <w:t xml:space="preserve">18.L  Hands-on </w:t>
-      </w:r>
-      <w:r>
-        <w:t>laboratory and acceptance criteria</w:t>
+        <w:t>18.L  Hands-on laboratory and acceptance criteria</w:t>
       </w:r>
       <w:bookmarkEnd w:id="93"/>
     </w:p>
@@ -15697,46 +15204,34 @@
         <w:rPr>
           <w:b/>
         </w:rPr>
-        <w:t xml:space="preserve">Completion gate.  Record objective evidence (commands, test </w:t>
-      </w:r>
+        <w:t>Completion gate.  Record objective evidence (commands, test reports, diffs or trace identifiers). A plausible model response alone is not proof of success.</w:t>
+      </w:r>
+    </w:p>
+    <w:p>
+      <w:r>
+        <w:br w:type="page"/>
+      </w:r>
+    </w:p>
+    <w:p>
+      <w:pPr>
+        <w:pStyle w:val="Heading1"/>
+      </w:pPr>
+      <w:bookmarkStart w:id="94" w:name="_Toc243084478"/>
+      <w:r>
+        <w:lastRenderedPageBreak/>
+        <w:t>Chapter 19 — Enterprise integrations, APIs and event systems</w:t>
+      </w:r>
+      <w:bookmarkEnd w:id="94"/>
+    </w:p>
+    <w:p>
+      <w:pPr>
+        <w:pStyle w:val="LearningNote"/>
+      </w:pPr>
       <w:r>
         <w:rPr>
           <w:b/>
         </w:rPr>
-        <w:t>reports, diffs or trace identifiers). A plausible model response alone is not proof of success.</w:t>
-      </w:r>
-    </w:p>
-    <w:p>
-      <w:r>
-        <w:br w:type="page"/>
-      </w:r>
-    </w:p>
-    <w:p>
-      <w:pPr>
-        <w:pStyle w:val="Heading1"/>
-      </w:pPr>
-      <w:bookmarkStart w:id="94" w:name="_Toc243084478"/>
-      <w:r>
-        <w:lastRenderedPageBreak/>
-        <w:t>Chapter 19 — Enterprise integrations, APIs and event systems</w:t>
-      </w:r>
-      <w:bookmarkEnd w:id="94"/>
-    </w:p>
-    <w:p>
-      <w:pPr>
-        <w:pStyle w:val="LearningNote"/>
-      </w:pPr>
-      <w:r>
-        <w:rPr>
-          <w:b/>
-        </w:rPr>
-        <w:t>Learning objectives.  Connect client applications without granting agents unrestricted system acc</w:t>
-      </w:r>
-      <w:r>
-        <w:rPr>
-          <w:b/>
-        </w:rPr>
-        <w:t>ess.</w:t>
+        <w:t>Learning objectives.  Connect client applications without granting agents unrestricted system access.</w:t>
       </w:r>
     </w:p>
     <w:p>
@@ -15751,10 +15246,7 @@
     </w:p>
     <w:p>
       <w:r>
-        <w:t>Prefer documented APIs, events and export/import interfaces over fragile UI automation. Use REST/OpenAPI, SOAP where unavoidable, webhooks, message queues and enterprise integration patterns. Put adapters between LLMs and bu</w:t>
-      </w:r>
-      <w:r>
-        <w:t>siness systems with typed domain operations such as create_draft_payable instead of generic execute_http.</w:t>
+        <w:t>Prefer documented APIs, events and export/import interfaces over fragile UI automation. Use REST/OpenAPI, SOAP where unavoidable, webhooks, message queues and enterprise integration patterns. Put adapters between LLMs and business systems with typed domain operations such as create_draft_payable instead of generic execute_http.</w:t>
       </w:r>
     </w:p>
     <w:p>
@@ -15769,10 +15261,7 @@
     </w:p>
     <w:p>
       <w:r>
-        <w:t>Use OAuth 2.0/OIDC, workload federation, short-lived tokens, scoped service accounts or service-specific managed iden</w:t>
-      </w:r>
-      <w:r>
-        <w:t>tities as applicable. Store tenant-specific credentials under separate paths/keys; enforce server-side tenant binding independent of model text. Rotate credentials and audit delegated access.</w:t>
+        <w:t>Use OAuth 2.0/OIDC, workload federation, short-lived tokens, scoped service accounts or service-specific managed identities as applicable. Store tenant-specific credentials under separate paths/keys; enforce server-side tenant binding independent of model text. Rotate credentials and audit delegated access.</w:t>
       </w:r>
     </w:p>
     <w:p>
@@ -15787,13 +15276,7 @@
     </w:p>
     <w:p>
       <w:r>
-        <w:t>Handle pagination, rate limi</w:t>
-      </w:r>
-      <w:r>
-        <w:t>ts, eventual consistency, backpressure, poison messages and API version changes. Validate provenance, schema and data classification. Each outbound write needs a unique request ID, bounded retry and reconciliation. Avoid using UI automation for irreversibl</w:t>
-      </w:r>
-      <w:r>
-        <w:t>e financial actions without additional controls.</w:t>
+        <w:t>Handle pagination, rate limits, eventual consistency, backpressure, poison messages and API version changes. Validate provenance, schema and data classification. Each outbound write needs a unique request ID, bounded retry and reconciliation. Avoid using UI automation for irreversible financial actions without additional controls.</w:t>
       </w:r>
     </w:p>
     <w:p>
@@ -15820,10 +15303,7 @@
         <w:pStyle w:val="LearningNote"/>
       </w:pPr>
       <w:r>
-        <w:t>Future ChatGPT image-generation prompt: Client connector gateway with tena</w:t>
-      </w:r>
-      <w:r>
-        <w:t>nt policy, typed API adapters, OAuth broker, queues, ERP/CRM and audit store.</w:t>
+        <w:t>Future ChatGPT image-generation prompt: Client connector gateway with tenant policy, typed API adapters, OAuth broker, queues, ERP/CRM and audit store.</w:t>
       </w:r>
     </w:p>
     <w:p>
@@ -15848,10 +15328,7 @@
       </w:pPr>
       <w:bookmarkStart w:id="98" w:name="_Toc243084482"/>
       <w:r>
-        <w:t>19.L  Hands-</w:t>
-      </w:r>
-      <w:r>
-        <w:t>on laboratory and acceptance criteria</w:t>
+        <w:t>19.L  Hands-on laboratory and acceptance criteria</w:t>
       </w:r>
       <w:bookmarkEnd w:id="98"/>
     </w:p>
@@ -15879,13 +15356,7 @@
         <w:rPr>
           <w:b/>
         </w:rPr>
-        <w:t xml:space="preserve">Completion gate.  Record objective evidence (commands, test reports, diffs or trace </w:t>
-      </w:r>
-      <w:r>
-        <w:rPr>
-          <w:b/>
-        </w:rPr>
-        <w:t>identifiers). A plausible model response alone is not proof of success.</w:t>
+        <w:t>Completion gate.  Record objective evidence (commands, test reports, diffs or trace identifiers). A plausible model response alone is not proof of success.</w:t>
       </w:r>
     </w:p>
     <w:p>
@@ -15927,10 +15398,7 @@
     </w:p>
     <w:p>
       <w:r>
-        <w:t>Typical document flow: ingest → malware/content validation → OCR/parser where required → classification → structured extraction → deterministic field validation → source-document cross-check → confidence/risk routing → case record. Use verified totals and</w:t>
-      </w:r>
-      <w:r>
-        <w:t xml:space="preserve"> master data rather than accepting model confidence at face value.</w:t>
+        <w:t>Typical document flow: ingest → malware/content validation → OCR/parser where required → classification → structured extraction → deterministic field validation → source-document cross-check → confidence/risk routing → case record. Use verified totals and master data rather than accepting model confidence at face value.</w:t>
       </w:r>
     </w:p>
     <w:p>
@@ -15945,10 +15413,7 @@
     </w:p>
     <w:p>
       <w:r>
-        <w:t>For RedDust, WebRTC transports real-time media; speech recognition and dialogue handling convert user input into intent and proposed tool actions. Handle turn detection</w:t>
-      </w:r>
-      <w:r>
-        <w:t>, barge-in, network drops, latency, authentication, consent and transcript retention. A spoken instruction must be authorized before modifying enterprise systems.</w:t>
+        <w:t>For RedDust, WebRTC transports real-time media; speech recognition and dialogue handling convert user input into intent and proposed tool actions. Handle turn detection, barge-in, network drops, latency, authentication, consent and transcript retention. A spoken instruction must be authorized before modifying enterprise systems.</w:t>
       </w:r>
     </w:p>
     <w:p>
@@ -15963,10 +15428,7 @@
     </w:p>
     <w:p>
       <w:r>
-        <w:t>Store source IDs and bounded excerpts, not just model-generated</w:t>
-      </w:r>
-      <w:r>
-        <w:t xml:space="preserve"> summaries. Flag unreadable scans, ambiguous values, mismatched purchase-order amounts and unsupported supplier identities for human review. Protect personal information, recordings and client documents according to legal and contractual requirements.</w:t>
+        <w:t>Store source IDs and bounded excerpts, not just model-generated summaries. Flag unreadable scans, ambiguous values, mismatched purchase-order amounts and unsupported supplier identities for human review. Protect personal information, recordings and client documents according to legal and contractual requirements.</w:t>
       </w:r>
     </w:p>
     <w:p>
@@ -15977,94 +15439,76 @@
         <w:rPr>
           <w:b/>
         </w:rPr>
-        <w:t>DIAG</w:t>
-      </w:r>
+        <w:t>DIAGRAM PLACEHOLDER — RD-AI-20: Document, email, voice and multimodal business automation</w:t>
+      </w:r>
+    </w:p>
+    <w:p>
+      <w:pPr>
+        <w:pStyle w:val="LearningNote"/>
+      </w:pPr>
+      <w:r>
+        <w:t>RESERVED SPACE FOR FUTURE PRESENTATION-READY DIAGRAM</w:t>
+      </w:r>
+    </w:p>
+    <w:p>
+      <w:pPr>
+        <w:pStyle w:val="LearningNote"/>
+      </w:pPr>
+      <w:r>
+        <w:t>Future ChatGPT image-generation prompt: Multimodal ingestion: audio/WebRTC, email, PDF, image → parsers → extracted structured record → validation → workflow engine → approval.</w:t>
+      </w:r>
+    </w:p>
+    <w:p>
+      <w:pPr>
+        <w:pStyle w:val="DiagramPlaceholder"/>
+      </w:pPr>
+      <w:r>
+        <w:t>__________________________________________________________________________________</w:t>
+      </w:r>
+    </w:p>
+    <w:p>
+      <w:pPr>
+        <w:pStyle w:val="DiagramPlaceholder"/>
+      </w:pPr>
+      <w:r>
+        <w:t>__________________________________________________________________________________</w:t>
+      </w:r>
+    </w:p>
+    <w:p>
+      <w:pPr>
+        <w:pStyle w:val="Heading2"/>
+      </w:pPr>
+      <w:bookmarkStart w:id="103" w:name="_Toc243084487"/>
+      <w:r>
+        <w:t>20.L  Hands-on laboratory and acceptance criteria</w:t>
+      </w:r>
+      <w:bookmarkEnd w:id="103"/>
+    </w:p>
+    <w:p>
+      <w:pPr>
+        <w:pStyle w:val="ListNumber"/>
+      </w:pPr>
+      <w:r>
+        <w:t>Create schema for invoice extraction with provenance on each important field.</w:t>
+      </w:r>
+    </w:p>
+    <w:p>
+      <w:pPr>
+        <w:pStyle w:val="ListNumber"/>
+      </w:pPr>
+      <w:r>
+        <w:t>Write low-confidence escalation cases and compare with business rules.</w:t>
+      </w:r>
+    </w:p>
+    <w:p>
+      <w:pPr>
+        <w:pStyle w:val="LearningNote"/>
+      </w:pPr>
       <w:r>
         <w:rPr>
           <w:b/>
         </w:rPr>
-        <w:t>RAM PLACEHOLDER — RD-AI-20: Document, email, voice and multimodal business automation</w:t>
-      </w:r>
-    </w:p>
-    <w:p>
-      <w:pPr>
-        <w:pStyle w:val="LearningNote"/>
-      </w:pPr>
-      <w:r>
-        <w:t>RESERVED SPACE FOR FUTURE PRESENTATION-READY DIAGRAM</w:t>
-      </w:r>
-    </w:p>
-    <w:p>
-      <w:pPr>
-        <w:pStyle w:val="LearningNote"/>
-      </w:pPr>
-      <w:r>
-        <w:t>Future ChatGPT image-generation prompt: Multimodal ingestion: audio/WebRTC, email, PDF, image → parsers → extracted s</w:t>
-      </w:r>
-      <w:r>
-        <w:t>tructured record → validation → workflow engine → approval.</w:t>
-      </w:r>
-    </w:p>
-    <w:p>
-      <w:pPr>
-        <w:pStyle w:val="DiagramPlaceholder"/>
-      </w:pPr>
-      <w:r>
-        <w:t>__________________________________________________________________________________</w:t>
-      </w:r>
-    </w:p>
-    <w:p>
-      <w:pPr>
-        <w:pStyle w:val="DiagramPlaceholder"/>
-      </w:pPr>
-      <w:r>
-        <w:t>__________________________________________________________________________________</w:t>
-      </w:r>
-    </w:p>
-    <w:p>
-      <w:pPr>
-        <w:pStyle w:val="Heading2"/>
-      </w:pPr>
-      <w:bookmarkStart w:id="103" w:name="_Toc243084487"/>
-      <w:r>
-        <w:t xml:space="preserve">20.L  Hands-on laboratory and </w:t>
-      </w:r>
-      <w:r>
-        <w:t>acceptance criteria</w:t>
-      </w:r>
-      <w:bookmarkEnd w:id="103"/>
-    </w:p>
-    <w:p>
-      <w:pPr>
-        <w:pStyle w:val="ListNumber"/>
-      </w:pPr>
-      <w:r>
-        <w:t>Create schema for invoice extraction with provenance on each important field.</w:t>
-      </w:r>
-    </w:p>
-    <w:p>
-      <w:pPr>
-        <w:pStyle w:val="ListNumber"/>
-      </w:pPr>
-      <w:r>
-        <w:t>Write low-confidence escalation cases and compare with business rules.</w:t>
-      </w:r>
-    </w:p>
-    <w:p>
-      <w:pPr>
-        <w:pStyle w:val="LearningNote"/>
-      </w:pPr>
-      <w:r>
-        <w:rPr>
-          <w:b/>
-        </w:rPr>
-        <w:t>Completion gate.  Record objective evidence (commands, test reports, diffs or trace ide</w:t>
-      </w:r>
-      <w:r>
-        <w:rPr>
-          <w:b/>
-        </w:rPr>
-        <w:t>ntifiers). A plausible model response alone is not proof of success.</w:t>
+        <w:t>Completion gate.  Record objective evidence (commands, test reports, diffs or trace identifiers). A plausible model response alone is not proof of success.</w:t>
       </w:r>
     </w:p>
     <w:p>
@@ -16106,13 +15550,7 @@
     </w:p>
     <w:p>
       <w:r>
-        <w:t>Tenant ID</w:t>
-      </w:r>
-      <w:r>
-        <w:t xml:space="preserve"> is a server-derived authorization property, not a field the LLM may freely invent. Enforce separation at API, database row/schema/project, vector retrieval index, storage bucket and identity boundaries. For high-risk clients, consider stronger physical is</w:t>
-      </w:r>
-      <w:r>
-        <w:t>olation. Cross-tenant regression tests are mandatory.</w:t>
+        <w:t>Tenant ID is a server-derived authorization property, not a field the LLM may freely invent. Enforce separation at API, database row/schema/project, vector retrieval index, storage bucket and identity boundaries. For high-risk clients, consider stronger physical isolation. Cross-tenant regression tests are mandatory.</w:t>
       </w:r>
     </w:p>
     <w:p>
@@ -16127,10 +15565,7 @@
     </w:p>
     <w:p>
       <w:r>
-        <w:t>Document lawful basis and contracts, region/residency requirements, purpose limits, retention schedules, deletion/export procedures, encryption in transit/at rest and backup handlin</w:t>
-      </w:r>
-      <w:r>
-        <w:t>g. Distinguish training use, inference data, logs, traces and extracted business records. Review vendor data-handling terms before routing regulated content.</w:t>
+        <w:t>Document lawful basis and contracts, region/residency requirements, purpose limits, retention schedules, deletion/export procedures, encryption in transit/at rest and backup handling. Distinguish training use, inference data, logs, traces and extracted business records. Review vendor data-handling terms before routing regulated content.</w:t>
       </w:r>
     </w:p>
     <w:p>
@@ -16145,10 +15580,7 @@
     </w:p>
     <w:p>
       <w:r>
-        <w:t>Every client gets a policy pack: allowed apps/tools, business thresholds</w:t>
-      </w:r>
-      <w:r>
-        <w:t>, approver matrix, exception SLA, permitted geographies, audit retention and reporting. Allow clients to review and version policy changes; never let an agent change approval thresholds simply to complete a task.</w:t>
+        <w:t>Every client gets a policy pack: allowed apps/tools, business thresholds, approver matrix, exception SLA, permitted geographies, audit retention and reporting. Allow clients to review and version policy changes; never let an agent change approval thresholds simply to complete a task.</w:t>
       </w:r>
     </w:p>
     <w:p>
@@ -16159,94 +15591,76 @@
         <w:rPr>
           <w:b/>
         </w:rPr>
-        <w:t>DIAGRAM PLACEHOLDER — RD-AI-21: Client mult</w:t>
-      </w:r>
+        <w:t>DIAGRAM PLACEHOLDER — RD-AI-21: Client multi-tenancy, privacy and data governance</w:t>
+      </w:r>
+    </w:p>
+    <w:p>
+      <w:pPr>
+        <w:pStyle w:val="LearningNote"/>
+      </w:pPr>
+      <w:r>
+        <w:t>RESERVED SPACE FOR FUTURE PRESENTATION-READY DIAGRAM</w:t>
+      </w:r>
+    </w:p>
+    <w:p>
+      <w:pPr>
+        <w:pStyle w:val="LearningNote"/>
+      </w:pPr>
+      <w:r>
+        <w:t>Future ChatGPT image-generation prompt: Multi-tenant platform layout: tenant A/B separate principals, keys, indexes, process definitions, observability filtering and shared stateless runtime.</w:t>
+      </w:r>
+    </w:p>
+    <w:p>
+      <w:pPr>
+        <w:pStyle w:val="DiagramPlaceholder"/>
+      </w:pPr>
+      <w:r>
+        <w:t>__________________________________________________________________________________</w:t>
+      </w:r>
+    </w:p>
+    <w:p>
+      <w:pPr>
+        <w:pStyle w:val="DiagramPlaceholder"/>
+      </w:pPr>
+      <w:r>
+        <w:t>__________________________________________________________________________________</w:t>
+      </w:r>
+    </w:p>
+    <w:p>
+      <w:pPr>
+        <w:pStyle w:val="Heading2"/>
+      </w:pPr>
+      <w:bookmarkStart w:id="108" w:name="_Toc243084492"/>
+      <w:r>
+        <w:t>21.L  Hands-on laboratory and acceptance criteria</w:t>
+      </w:r>
+      <w:bookmarkEnd w:id="108"/>
+    </w:p>
+    <w:p>
+      <w:pPr>
+        <w:pStyle w:val="ListNumber"/>
+      </w:pPr>
+      <w:r>
+        <w:t>Specify a tenant isolation test that attempts to retrieve another client’s data.</w:t>
+      </w:r>
+    </w:p>
+    <w:p>
+      <w:pPr>
+        <w:pStyle w:val="ListNumber"/>
+      </w:pPr>
+      <w:r>
+        <w:t>Draft a client-specific policy pack and retention matrix.</w:t>
+      </w:r>
+    </w:p>
+    <w:p>
+      <w:pPr>
+        <w:pStyle w:val="LearningNote"/>
+      </w:pPr>
       <w:r>
         <w:rPr>
           <w:b/>
         </w:rPr>
-        <w:t>i-tenancy, privacy and data governance</w:t>
-      </w:r>
-    </w:p>
-    <w:p>
-      <w:pPr>
-        <w:pStyle w:val="LearningNote"/>
-      </w:pPr>
-      <w:r>
-        <w:t>RESERVED SPACE FOR FUTURE PRESENTATION-READY DIAGRAM</w:t>
-      </w:r>
-    </w:p>
-    <w:p>
-      <w:pPr>
-        <w:pStyle w:val="LearningNote"/>
-      </w:pPr>
-      <w:r>
-        <w:t>Future ChatGPT image-generation prompt: Multi-tenant platform layout: tenant A/B separate principals, keys, indexes, process definitions, observability filtering an</w:t>
-      </w:r>
-      <w:r>
-        <w:t>d shared stateless runtime.</w:t>
-      </w:r>
-    </w:p>
-    <w:p>
-      <w:pPr>
-        <w:pStyle w:val="DiagramPlaceholder"/>
-      </w:pPr>
-      <w:r>
-        <w:t>__________________________________________________________________________________</w:t>
-      </w:r>
-    </w:p>
-    <w:p>
-      <w:pPr>
-        <w:pStyle w:val="DiagramPlaceholder"/>
-      </w:pPr>
-      <w:r>
-        <w:t>__________________________________________________________________________________</w:t>
-      </w:r>
-    </w:p>
-    <w:p>
-      <w:pPr>
-        <w:pStyle w:val="Heading2"/>
-      </w:pPr>
-      <w:bookmarkStart w:id="108" w:name="_Toc243084492"/>
-      <w:r>
-        <w:t>21.L  Hands-on laboratory and acceptance criteria</w:t>
-      </w:r>
-      <w:bookmarkEnd w:id="108"/>
-    </w:p>
-    <w:p>
-      <w:pPr>
-        <w:pStyle w:val="ListNumber"/>
-      </w:pPr>
-      <w:r>
-        <w:t xml:space="preserve">Specify a </w:t>
-      </w:r>
-      <w:r>
-        <w:t>tenant isolation test that attempts to retrieve another client’s data.</w:t>
-      </w:r>
-    </w:p>
-    <w:p>
-      <w:pPr>
-        <w:pStyle w:val="ListNumber"/>
-      </w:pPr>
-      <w:r>
-        <w:t>Draft a client-specific policy pack and retention matrix.</w:t>
-      </w:r>
-    </w:p>
-    <w:p>
-      <w:pPr>
-        <w:pStyle w:val="LearningNote"/>
-      </w:pPr>
-      <w:r>
-        <w:rPr>
-          <w:b/>
-        </w:rPr>
-        <w:t>Completion gate.  Record objective evidence (commands, test reports, diffs or trace identifiers). A plausible model response al</w:t>
-      </w:r>
-      <w:r>
-        <w:rPr>
-          <w:b/>
-        </w:rPr>
-        <w:t>one is not proof of success.</w:t>
+        <w:t>Completion gate.  Record objective evidence (commands, test reports, diffs or trace identifiers). A plausible model response alone is not proof of success.</w:t>
       </w:r>
     </w:p>
     <w:p>
@@ -16288,13 +15702,7 @@
     </w:p>
     <w:p>
       <w:r>
-        <w:t>Keep interactive FastAPI endpoints responsive; ru</w:t>
-      </w:r>
-      <w:r>
-        <w:t>n long tasks in workers that can resume from durable state. For early RedDust deployment evaluate Cloud Run for stateless APIs and worker tasks, while GKE is appropriate when its operational model, workload mix and networking justify complexity. A dedicate</w:t>
-      </w:r>
-      <w:r>
-        <w:t>d agent platform need not start with a cluster.</w:t>
+        <w:t>Keep interactive FastAPI endpoints responsive; run long tasks in workers that can resume from durable state. For early RedDust deployment evaluate Cloud Run for stateless APIs and worker tasks, while GKE is appropriate when its operational model, workload mix and networking justify complexity. A dedicated agent platform need not start with a cluster.</w:t>
       </w:r>
     </w:p>
     <w:p>
@@ -16309,10 +15717,7 @@
     </w:p>
     <w:p>
       <w:r>
-        <w:t>Study containers, Deployments, Services, ingress/gateway, Jobs, autoscaling, namespaces, NetworkPolicies, ResourceQuota, service accounts and workload identity. Use probes, PodDisruption</w:t>
-      </w:r>
-      <w:r>
-        <w:t>Budgets where appropriate, and non-root hardened workload manifests. Cluster autoscaling and agent concurrency are different control loops.</w:t>
+        <w:t>Study containers, Deployments, Services, ingress/gateway, Jobs, autoscaling, namespaces, NetworkPolicies, ResourceQuota, service accounts and workload identity. Use probes, PodDisruptionBudgets where appropriate, and non-root hardened workload manifests. Cluster autoscaling and agent concurrency are different control loops.</w:t>
       </w:r>
     </w:p>
     <w:p>
@@ -16327,10 +15732,7 @@
     </w:p>
     <w:p>
       <w:r>
-        <w:t>Use Cloud SQL PostgreSQL for durable state when appropriate, with connection pooling, indexed</w:t>
-      </w:r>
-      <w:r>
-        <w:t xml:space="preserve"> task records, migrations, backups, PITR and least-privilege DB roles. Do not store large binary artifacts in the database. Separate operational task state, client business data and telemetry retention based on access and performance requirements.</w:t>
+        <w:t>Use Cloud SQL PostgreSQL for durable state when appropriate, with connection pooling, indexed task records, migrations, backups, PITR and least-privilege DB roles. Do not store large binary artifacts in the database. Separate operational task state, client business data and telemetry retention based on access and performance requirements.</w:t>
       </w:r>
     </w:p>
     <w:p>
@@ -16341,94 +15743,76 @@
         <w:rPr>
           <w:b/>
         </w:rPr>
-        <w:t xml:space="preserve">DIAGRAM </w:t>
-      </w:r>
+        <w:t>DIAGRAM PLACEHOLDER — RD-AI-22: Google Cloud and Kubernetes deployment architecture</w:t>
+      </w:r>
+    </w:p>
+    <w:p>
+      <w:pPr>
+        <w:pStyle w:val="LearningNote"/>
+      </w:pPr>
+      <w:r>
+        <w:t>RESERVED SPACE FOR FUTURE PRESENTATION-READY DIAGRAM</w:t>
+      </w:r>
+    </w:p>
+    <w:p>
+      <w:pPr>
+        <w:pStyle w:val="LearningNote"/>
+      </w:pPr>
+      <w:r>
+        <w:t>Future ChatGPT image-generation prompt: GCP architecture: external API → load balancer / Cloud Run or GKE API → task queue → workers → Cloud SQL / object storage; IAM/workload identity and trace export.</w:t>
+      </w:r>
+    </w:p>
+    <w:p>
+      <w:pPr>
+        <w:pStyle w:val="DiagramPlaceholder"/>
+      </w:pPr>
+      <w:r>
+        <w:t>__________________________________________________________________________________</w:t>
+      </w:r>
+    </w:p>
+    <w:p>
+      <w:pPr>
+        <w:pStyle w:val="DiagramPlaceholder"/>
+      </w:pPr>
+      <w:r>
+        <w:t>__________________________________________________________________________________</w:t>
+      </w:r>
+    </w:p>
+    <w:p>
+      <w:pPr>
+        <w:pStyle w:val="Heading2"/>
+      </w:pPr>
+      <w:bookmarkStart w:id="113" w:name="_Toc243084497"/>
+      <w:r>
+        <w:t>22.L  Hands-on laboratory and acceptance criteria</w:t>
+      </w:r>
+      <w:bookmarkEnd w:id="113"/>
+    </w:p>
+    <w:p>
+      <w:pPr>
+        <w:pStyle w:val="ListNumber"/>
+      </w:pPr>
+      <w:r>
+        <w:t>Design development GCP environments for agent API, queue/worker and state store.</w:t>
+      </w:r>
+    </w:p>
+    <w:p>
+      <w:pPr>
+        <w:pStyle w:val="ListNumber"/>
+      </w:pPr>
+      <w:r>
+        <w:t>Draw network and identity flows without granting public database access.</w:t>
+      </w:r>
+    </w:p>
+    <w:p>
+      <w:pPr>
+        <w:pStyle w:val="LearningNote"/>
+      </w:pPr>
       <w:r>
         <w:rPr>
           <w:b/>
         </w:rPr>
-        <w:t>PLACEHOLDER — RD-AI-22: Google Cloud and Kubernetes deployment architecture</w:t>
-      </w:r>
-    </w:p>
-    <w:p>
-      <w:pPr>
-        <w:pStyle w:val="LearningNote"/>
-      </w:pPr>
-      <w:r>
-        <w:t>RESERVED SPACE FOR FUTURE PRESENTATION-READY DIAGRAM</w:t>
-      </w:r>
-    </w:p>
-    <w:p>
-      <w:pPr>
-        <w:pStyle w:val="LearningNote"/>
-      </w:pPr>
-      <w:r>
-        <w:t xml:space="preserve">Future ChatGPT image-generation prompt: GCP architecture: external API → load balancer / Cloud Run or GKE API → task queue → </w:t>
-      </w:r>
-      <w:r>
-        <w:t>workers → Cloud SQL / object storage; IAM/workload identity and trace export.</w:t>
-      </w:r>
-    </w:p>
-    <w:p>
-      <w:pPr>
-        <w:pStyle w:val="DiagramPlaceholder"/>
-      </w:pPr>
-      <w:r>
-        <w:t>__________________________________________________________________________________</w:t>
-      </w:r>
-    </w:p>
-    <w:p>
-      <w:pPr>
-        <w:pStyle w:val="DiagramPlaceholder"/>
-      </w:pPr>
-      <w:r>
-        <w:t>__________________________________________________________________________________</w:t>
-      </w:r>
-    </w:p>
-    <w:p>
-      <w:pPr>
-        <w:pStyle w:val="Heading2"/>
-      </w:pPr>
-      <w:bookmarkStart w:id="113" w:name="_Toc243084497"/>
-      <w:r>
-        <w:t>22.L  Hands-</w:t>
-      </w:r>
-      <w:r>
-        <w:t>on laboratory and acceptance criteria</w:t>
-      </w:r>
-      <w:bookmarkEnd w:id="113"/>
-    </w:p>
-    <w:p>
-      <w:pPr>
-        <w:pStyle w:val="ListNumber"/>
-      </w:pPr>
-      <w:r>
-        <w:t>Design development GCP environments for agent API, queue/worker and state store.</w:t>
-      </w:r>
-    </w:p>
-    <w:p>
-      <w:pPr>
-        <w:pStyle w:val="ListNumber"/>
-      </w:pPr>
-      <w:r>
-        <w:t>Draw network and identity flows without granting public database access.</w:t>
-      </w:r>
-    </w:p>
-    <w:p>
-      <w:pPr>
-        <w:pStyle w:val="LearningNote"/>
-      </w:pPr>
-      <w:r>
-        <w:rPr>
-          <w:b/>
-        </w:rPr>
-        <w:t>Completion gate.  Record objective evidence (commands, test repo</w:t>
-      </w:r>
-      <w:r>
-        <w:rPr>
-          <w:b/>
-        </w:rPr>
-        <w:t>rts, diffs or trace identifiers). A plausible model response alone is not proof of success.</w:t>
+        <w:t>Completion gate.  Record objective evidence (commands, test reports, diffs or trace identifiers). A plausible model response alone is not proof of success.</w:t>
       </w:r>
     </w:p>
     <w:p>
@@ -16464,19 +15848,13 @@
       </w:pPr>
       <w:bookmarkStart w:id="115" w:name="_Toc243084499"/>
       <w:r>
-        <w:t>23.1  Terraform wo</w:t>
-      </w:r>
-      <w:r>
-        <w:t>rkflow</w:t>
+        <w:t>23.1  Terraform workflow</w:t>
       </w:r>
       <w:bookmarkEnd w:id="115"/>
     </w:p>
     <w:p>
       <w:r>
-        <w:t>Use modules and separate dev/staging/prod state with controlled backend access. Pin provider/module versions. Run fmt, validate, static and policy checks, then immutable plan artifacts reviewed before apply. Protect state because it may contain sens</w:t>
-      </w:r>
-      <w:r>
-        <w:t>itive values. Define drift-detection and import strategy for legacy resources.</w:t>
+        <w:t>Use modules and separate dev/staging/prod state with controlled backend access. Pin provider/module versions. Run fmt, validate, static and policy checks, then immutable plan artifacts reviewed before apply. Protect state because it may contain sensitive values. Define drift-detection and import strategy for legacy resources.</w:t>
       </w:r>
     </w:p>
     <w:p>
@@ -16491,10 +15869,7 @@
     </w:p>
     <w:p>
       <w:r>
-        <w:t xml:space="preserve">Treat Git as source of deployment declarations; declarative controllers or protected pipelines reconcile desired state. Enforce environment promotion, </w:t>
-      </w:r>
-      <w:r>
-        <w:t>policy-as-code, artifact provenance and rollback methods. An agent may propose IaC but should not hold broad apply permissions.</w:t>
+        <w:t>Treat Git as source of deployment declarations; declarative controllers or protected pipelines reconcile desired state. Enforce environment promotion, policy-as-code, artifact provenance and rollback methods. An agent may propose IaC but should not hold broad apply permissions.</w:t>
       </w:r>
     </w:p>
     <w:p>
@@ -16509,10 +15884,7 @@
     </w:p>
     <w:p>
       <w:r>
-        <w:t>IAM grants, public endpoints, firewall, DNS, deletion protection, database primary resources and encrypt</w:t>
-      </w:r>
-      <w:r>
-        <w:t>ion controls need mandatory specialist approval. Check plan diff for destroy/replace and cost impact. Avoid auto-apply on model-authored output until institutional controls and change classification are mature.</w:t>
+        <w:t>IAM grants, public endpoints, firewall, DNS, deletion protection, database primary resources and encryption controls need mandatory specialist approval. Check plan diff for destroy/replace and cost impact. Avoid auto-apply on model-authored output until institutional controls and change classification are mature.</w:t>
       </w:r>
     </w:p>
     <w:p>
@@ -16523,13 +15895,7 @@
         <w:rPr>
           <w:b/>
         </w:rPr>
-        <w:t>DIAGRAM PLACEHOLDER — RD-AI-23: Terraform IaC</w:t>
-      </w:r>
-      <w:r>
-        <w:rPr>
-          <w:b/>
-        </w:rPr>
-        <w:t xml:space="preserve"> and GitOps for agent infrastructure</w:t>
+        <w:t>DIAGRAM PLACEHOLDER — RD-AI-23: Terraform IaC and GitOps for agent infrastructure</w:t>
       </w:r>
     </w:p>
     <w:p>
@@ -16545,10 +15911,7 @@
         <w:pStyle w:val="LearningNote"/>
       </w:pPr>
       <w:r>
-        <w:t>Future ChatGPT image-generation prompt: Terraform GitOps pipeline with dev/staging/prod state, policy gate, human reviewer, signed artifact, deploy and drift detectio</w:t>
-      </w:r>
-      <w:r>
-        <w:t>n.</w:t>
+        <w:t>Future ChatGPT image-generation prompt: Terraform GitOps pipeline with dev/staging/prod state, policy gate, human reviewer, signed artifact, deploy and drift detection.</w:t>
       </w:r>
     </w:p>
     <w:p>
@@ -16582,10 +15945,7 @@
         <w:pStyle w:val="ListNumber"/>
       </w:pPr>
       <w:r>
-        <w:t>Create Terraform module structure and</w:t>
-      </w:r>
-      <w:r>
-        <w:t xml:space="preserve"> add fmt/validate/plan CI.</w:t>
+        <w:t>Create Terraform module structure and add fmt/validate/plan CI.</w:t>
       </w:r>
     </w:p>
     <w:p>
@@ -16619,10 +15979,7 @@
       <w:bookmarkStart w:id="119" w:name="_Toc243084503"/>
       <w:r>
         <w:lastRenderedPageBreak/>
-        <w:t>Chap</w:t>
-      </w:r>
-      <w:r>
-        <w:t>ter 24 — DevSecOps, supply chain and release engineering</w:t>
+        <w:t>Chapter 24 — DevSecOps, supply chain and release engineering</w:t>
       </w:r>
       <w:bookmarkEnd w:id="119"/>
     </w:p>
@@ -16649,10 +16006,7 @@
     </w:p>
     <w:p>
       <w:r>
-        <w:t>Typical pipeline: lint/type-check → unit tests → SAST/SCA/secrets scan → SBOM → artifact build → i</w:t>
-      </w:r>
-      <w:r>
-        <w:t>mage scan/sign → integration tests → IaC policy → staging deploy → smoke/load tests → approval → canary/prod deploy → post-deploy checks. Scope the actual sequence to risk.</w:t>
+        <w:t>Typical pipeline: lint/type-check → unit tests → SAST/SCA/secrets scan → SBOM → artifact build → image scan/sign → integration tests → IaC policy → staging deploy → smoke/load tests → approval → canary/prod deploy → post-deploy checks. Scope the actual sequence to risk.</w:t>
       </w:r>
     </w:p>
     <w:p>
@@ -16667,10 +16021,7 @@
     </w:p>
     <w:p>
       <w:r>
-        <w:t>Use keyless or short-lived workload authentication wh</w:t>
-      </w:r>
-      <w:r>
-        <w:t>en feasible. Separate build, test, deployment and runtime principals. Verify signatures/provenance and maintain immutable artifacts across environments; avoid rebuilding different binaries during promotion. Align with SLSA-style supply-chain controls.</w:t>
+        <w:t>Use keyless or short-lived workload authentication when feasible. Separate build, test, deployment and runtime principals. Verify signatures/provenance and maintain immutable artifacts across environments; avoid rebuilding different binaries during promotion. Align with SLSA-style supply-chain controls.</w:t>
       </w:r>
     </w:p>
     <w:p>
@@ -16679,19 +16030,13 @@
       </w:pPr>
       <w:bookmarkStart w:id="122" w:name="_Toc243084506"/>
       <w:r>
-        <w:t>24.3</w:t>
-      </w:r>
-      <w:r>
-        <w:t xml:space="preserve">  Rollback and forward fixes</w:t>
+        <w:t>24.3  Rollback and forward fixes</w:t>
       </w:r>
       <w:bookmarkEnd w:id="122"/>
     </w:p>
     <w:p>
       <w:r>
-        <w:t>Feature flags, canary traffic, migration compatibility and previous image references improve recovery. Database schema rollback is not always safe; practice backups, PITR and expand-contract migration patterns. Agent error clas</w:t>
-      </w:r>
-      <w:r>
-        <w:t>sification must distinguish software regression from external provider incident.</w:t>
+        <w:t>Feature flags, canary traffic, migration compatibility and previous image references improve recovery. Database schema rollback is not always safe; practice backups, PITR and expand-contract migration patterns. Agent error classification must distinguish software regression from external provider incident.</w:t>
       </w:r>
     </w:p>
     <w:p>
@@ -16718,10 +16063,7 @@
         <w:pStyle w:val="LearningNote"/>
       </w:pPr>
       <w:r>
-        <w:t>Future ChatGPT image-generation prompt: En</w:t>
-      </w:r>
-      <w:r>
-        <w:t>d-to-end DevSecOps value chain: agent PR, CI checks, attestations, staging, approval, canary, observability, rollback.</w:t>
+        <w:t>Future ChatGPT image-generation prompt: End-to-end DevSecOps value chain: agent PR, CI checks, attestations, staging, approval, canary, observability, rollback.</w:t>
       </w:r>
     </w:p>
     <w:p>
@@ -16737,10 +16079,7 @@
         <w:pStyle w:val="DiagramPlaceholder"/>
       </w:pPr>
       <w:r>
-        <w:t>______________________________________________________</w:t>
-      </w:r>
-      <w:r>
-        <w:t>____________________________</w:t>
+        <w:t>__________________________________________________________________________________</w:t>
       </w:r>
     </w:p>
     <w:p>
@@ -16777,46 +16116,34 @@
         <w:rPr>
           <w:b/>
         </w:rPr>
-        <w:t xml:space="preserve">Completion gate.  Record </w:t>
-      </w:r>
+        <w:t>Completion gate.  Record objective evidence (commands, test reports, diffs or trace identifiers). A plausible model response alone is not proof of success.</w:t>
+      </w:r>
+    </w:p>
+    <w:p>
+      <w:r>
+        <w:br w:type="page"/>
+      </w:r>
+    </w:p>
+    <w:p>
+      <w:pPr>
+        <w:pStyle w:val="Heading1"/>
+      </w:pPr>
+      <w:bookmarkStart w:id="124" w:name="_Toc243084508"/>
+      <w:r>
+        <w:lastRenderedPageBreak/>
+        <w:t>Chapter 25 — Specialist RedDust agents across the stack</w:t>
+      </w:r>
+      <w:bookmarkEnd w:id="124"/>
+    </w:p>
+    <w:p>
+      <w:pPr>
+        <w:pStyle w:val="LearningNote"/>
+      </w:pPr>
       <w:r>
         <w:rPr>
           <w:b/>
         </w:rPr>
-        <w:t>objective evidence (commands, test reports, diffs or trace identifiers). A plausible model response alone is not proof of success.</w:t>
-      </w:r>
-    </w:p>
-    <w:p>
-      <w:r>
-        <w:br w:type="page"/>
-      </w:r>
-    </w:p>
-    <w:p>
-      <w:pPr>
-        <w:pStyle w:val="Heading1"/>
-      </w:pPr>
-      <w:bookmarkStart w:id="124" w:name="_Toc243084508"/>
-      <w:r>
-        <w:lastRenderedPageBreak/>
-        <w:t>Chapter 25 — Specialist RedDust agents across the stack</w:t>
-      </w:r>
-      <w:bookmarkEnd w:id="124"/>
-    </w:p>
-    <w:p>
-      <w:pPr>
-        <w:pStyle w:val="LearningNote"/>
-      </w:pPr>
-      <w:r>
-        <w:rPr>
-          <w:b/>
-        </w:rPr>
-        <w:t>Learning objectives.  Define narrowly scoped engineering capabiliti</w:t>
-      </w:r>
-      <w:r>
-        <w:rPr>
-          <w:b/>
-        </w:rPr>
-        <w:t>es and stack-specific tests.</w:t>
+        <w:t>Learning objectives.  Define narrowly scoped engineering capabilities and stack-specific tests.</w:t>
       </w:r>
     </w:p>
     <w:p>
@@ -16831,10 +16158,7 @@
     </w:p>
     <w:p>
       <w:r>
-        <w:t xml:space="preserve">The Mobile Agent handles Expo/EAS, TypeScript/React Native code and OS permissions, but physical Android/iOS device validation remains essential. The WebRTC Agent handles SDP, ICE, STUN/TURN, DTLS-SRTP, </w:t>
-      </w:r>
-      <w:r>
-        <w:t>aiortc, reconnection, media quality and safe signalling. Cross-device audio routing, jitter and NAT cases require measured scenarios rather than unit tests alone.</w:t>
+        <w:t>The Mobile Agent handles Expo/EAS, TypeScript/React Native code and OS permissions, but physical Android/iOS device validation remains essential. The WebRTC Agent handles SDP, ICE, STUN/TURN, DTLS-SRTP, aiortc, reconnection, media quality and safe signalling. Cross-device audio routing, jitter and NAT cases require measured scenarios rather than unit tests alone.</w:t>
       </w:r>
     </w:p>
     <w:p>
@@ -16849,10 +16173,7 @@
     </w:p>
     <w:p>
       <w:r>
-        <w:t>The backend agent follows OpenAPI, Pydantic, async resource manag</w:t>
-      </w:r>
-      <w:r>
-        <w:t>ement, auth and structured error rules. The database agent proposes migrations with indexes, performance checks, backward compatibility, snapshot restore rehearsals and least-privilege SQL execution. Treat production DDL/DML as high-risk.</w:t>
+        <w:t>The backend agent follows OpenAPI, Pydantic, async resource management, auth and structured error rules. The database agent proposes migrations with indexes, performance checks, backward compatibility, snapshot restore rehearsals and least-privilege SQL execution. Treat production DDL/DML as high-risk.</w:t>
       </w:r>
     </w:p>
     <w:p>
@@ -16861,19 +16182,13 @@
       </w:pPr>
       <w:bookmarkStart w:id="127" w:name="_Toc243084511"/>
       <w:r>
-        <w:t xml:space="preserve">25.3  GCP, GKE, </w:t>
-      </w:r>
-      <w:r>
-        <w:t>Vault and security</w:t>
+        <w:t>25.3  GCP, GKE, Vault and security</w:t>
       </w:r>
       <w:bookmarkEnd w:id="127"/>
     </w:p>
     <w:p>
       <w:r>
-        <w:t>Infrastructure specialists produce reviewable Terraform plans and Kubernetes patches. The security specialist analyzes IAM/workload identity, IAP/OS Login separation, secret manager or Vault paths, egress and artifact provenance. No sing</w:t>
-      </w:r>
-      <w:r>
-        <w:t>le specialist simultaneously authors, approves and executes a privileged change.</w:t>
+        <w:t>Infrastructure specialists produce reviewable Terraform plans and Kubernetes patches. The security specialist analyzes IAM/workload identity, IAP/OS Login separation, secret manager or Vault paths, egress and artifact provenance. No single specialist simultaneously authors, approves and executes a privileged change.</w:t>
       </w:r>
     </w:p>
     <w:p>
@@ -16900,10 +16215,7 @@
         <w:pStyle w:val="LearningNote"/>
       </w:pPr>
       <w:r>
-        <w:t>Future ChatGPT image-generation prompt: Enginee</w:t>
-      </w:r>
-      <w:r>
-        <w:t>ring specialist map: React Native, FastAPI, WebRTC, Terraform/GKE, Cloud SQL, Vault/security, QA tied to orchestrator and CI gates.</w:t>
+        <w:t>Future ChatGPT image-generation prompt: Engineering specialist map: React Native, FastAPI, WebRTC, Terraform/GKE, Cloud SQL, Vault/security, QA tied to orchestrator and CI gates.</w:t>
       </w:r>
     </w:p>
     <w:p>
@@ -16919,10 +16231,7 @@
         <w:pStyle w:val="DiagramPlaceholder"/>
       </w:pPr>
       <w:r>
-        <w:t>_________________________________________</w:t>
-      </w:r>
-      <w:r>
-        <w:t>_________________________________________</w:t>
+        <w:t>__________________________________________________________________________________</w:t>
       </w:r>
     </w:p>
     <w:p>
@@ -16948,10 +16257,7 @@
         <w:pStyle w:val="ListNumber"/>
       </w:pPr>
       <w:r>
-        <w:t>Assign each role allowed tools, denied operations, required evidence and e</w:t>
-      </w:r>
-      <w:r>
-        <w:t>scalations.</w:t>
+        <w:t>Assign each role allowed tools, denied operations, required evidence and escalations.</w:t>
       </w:r>
     </w:p>
     <w:p>
@@ -16989,165 +16295,132 @@
         <w:rPr>
           <w:b/>
         </w:rPr>
-        <w:t xml:space="preserve">Learning objectives.  Operate </w:t>
-      </w:r>
+        <w:t>Learning objectives.  Operate agent swarms under measurable service objectives.</w:t>
+      </w:r>
+    </w:p>
+    <w:p>
+      <w:pPr>
+        <w:pStyle w:val="Heading2"/>
+      </w:pPr>
+      <w:bookmarkStart w:id="130" w:name="_Toc243084514"/>
+      <w:r>
+        <w:t>26.1  Tracing and correlation</w:t>
+      </w:r>
+      <w:bookmarkEnd w:id="130"/>
+    </w:p>
+    <w:p>
+      <w:r>
+        <w:t>Instrument model calls, handoffs, tool invocations, policy decisions, queue latency, approval waits and business outcome. Use OpenTelemetry-friendly trace/span identifiers and connect them to Git SHAs, workflow case IDs and customer IDs through privacy-safe metadata. Do not stream sensitive prompts to unrestricted analytics sinks.</w:t>
+      </w:r>
+    </w:p>
+    <w:p>
+      <w:pPr>
+        <w:pStyle w:val="Heading2"/>
+      </w:pPr>
+      <w:bookmarkStart w:id="131" w:name="_Toc243084515"/>
+      <w:r>
+        <w:t>26.2  SLOs and alerting</w:t>
+      </w:r>
+      <w:bookmarkEnd w:id="131"/>
+    </w:p>
+    <w:p>
+      <w:r>
+        <w:t>Define latency, availability, task success, unauthorized-action rate, queue delay, workflow completion time and cost budgets by risk tier. Alert on burn rate, error rate, exfiltration indicators and stuck approvals; avoid paging on mere model verbosity.</w:t>
+      </w:r>
+    </w:p>
+    <w:p>
+      <w:pPr>
+        <w:pStyle w:val="Heading2"/>
+      </w:pPr>
+      <w:bookmarkStart w:id="132" w:name="_Toc243084516"/>
+      <w:r>
+        <w:t>26.3  Incident response</w:t>
+      </w:r>
+      <w:bookmarkEnd w:id="132"/>
+    </w:p>
+    <w:p>
+      <w:r>
+        <w:t>Provide an agent kill switch, credential revocation path, queue pause, model rollback and audit evidence capture. Run game days for provider outage, prompt injection, accidental permission gain, runaway tool calls and duplicate business transactions. Human incident commander retains decision rights.</w:t>
+      </w:r>
+    </w:p>
+    <w:p>
+      <w:pPr>
+        <w:pStyle w:val="DiagramPlaceholder"/>
+      </w:pPr>
       <w:r>
         <w:rPr>
           <w:b/>
         </w:rPr>
-        <w:t>agent swarms under measurable service objectives.</w:t>
+        <w:t>DIAGRAM PLACEHOLDER — RD-AI-26: Observability, incident management and SRE</w:t>
+      </w:r>
+    </w:p>
+    <w:p>
+      <w:pPr>
+        <w:pStyle w:val="LearningNote"/>
+      </w:pPr>
+      <w:r>
+        <w:t>RESERVED SPACE FOR FUTURE PRESENTATION-READY DIAGRAM</w:t>
+      </w:r>
+    </w:p>
+    <w:p>
+      <w:pPr>
+        <w:pStyle w:val="LearningNote"/>
+      </w:pPr>
+      <w:r>
+        <w:t>Future ChatGPT image-generation prompt: Operations dashboard with run success/cost/latency, policy denials, per-tenant workflows, incident kill switch and trace drill-down.</w:t>
+      </w:r>
+    </w:p>
+    <w:p>
+      <w:pPr>
+        <w:pStyle w:val="DiagramPlaceholder"/>
+      </w:pPr>
+      <w:r>
+        <w:t>__________________________________________________________________________________</w:t>
+      </w:r>
+    </w:p>
+    <w:p>
+      <w:pPr>
+        <w:pStyle w:val="DiagramPlaceholder"/>
+      </w:pPr>
+      <w:r>
+        <w:t>__________________________________________________________________________________</w:t>
       </w:r>
     </w:p>
     <w:p>
       <w:pPr>
         <w:pStyle w:val="Heading2"/>
       </w:pPr>
-      <w:bookmarkStart w:id="130" w:name="_Toc243084514"/>
-      <w:r>
-        <w:t>26.1  Tracing and correlation</w:t>
-      </w:r>
-      <w:bookmarkEnd w:id="130"/>
-    </w:p>
-    <w:p>
-      <w:r>
-        <w:t xml:space="preserve">Instrument model calls, handoffs, tool invocations, policy decisions, queue latency, approval waits and business outcome. Use OpenTelemetry-friendly trace/span identifiers and </w:t>
-      </w:r>
-      <w:r>
-        <w:t>connect them to Git SHAs, workflow case IDs and customer IDs through privacy-safe metadata. Do not stream sensitive prompts to unrestricted analytics sinks.</w:t>
-      </w:r>
-    </w:p>
-    <w:p>
-      <w:pPr>
-        <w:pStyle w:val="Heading2"/>
-      </w:pPr>
-      <w:bookmarkStart w:id="131" w:name="_Toc243084515"/>
-      <w:r>
-        <w:t>26.2  SLOs and alerting</w:t>
-      </w:r>
-      <w:bookmarkEnd w:id="131"/>
-    </w:p>
-    <w:p>
-      <w:r>
-        <w:t>Define latency, availability, task success, unauthorized-action rate, queue</w:t>
-      </w:r>
-      <w:r>
-        <w:t xml:space="preserve"> delay, workflow completion time and cost budgets by risk tier. Alert on burn rate, error rate, exfiltration indicators and stuck approvals; avoid paging on mere model verbosity.</w:t>
-      </w:r>
-    </w:p>
-    <w:p>
-      <w:pPr>
-        <w:pStyle w:val="Heading2"/>
-      </w:pPr>
-      <w:bookmarkStart w:id="132" w:name="_Toc243084516"/>
-      <w:r>
-        <w:t>26.3  Incident response</w:t>
-      </w:r>
-      <w:bookmarkEnd w:id="132"/>
-    </w:p>
-    <w:p>
-      <w:r>
-        <w:t xml:space="preserve">Provide an agent kill switch, credential revocation </w:t>
-      </w:r>
-      <w:r>
-        <w:t>path, queue pause, model rollback and audit evidence capture. Run game days for provider outage, prompt injection, accidental permission gain, runaway tool calls and duplicate business transactions. Human incident commander retains decision rights.</w:t>
-      </w:r>
-    </w:p>
-    <w:p>
-      <w:pPr>
-        <w:pStyle w:val="DiagramPlaceholder"/>
+      <w:bookmarkStart w:id="133" w:name="_Toc243084517"/>
+      <w:r>
+        <w:t>26.L  Hands-on laboratory and acceptance criteria</w:t>
+      </w:r>
+      <w:bookmarkEnd w:id="133"/>
+    </w:p>
+    <w:p>
+      <w:pPr>
+        <w:pStyle w:val="ListNumber"/>
+      </w:pPr>
+      <w:r>
+        <w:t>Create one structured trace spanning a model call, tool call and QA verdict.</w:t>
+      </w:r>
+    </w:p>
+    <w:p>
+      <w:pPr>
+        <w:pStyle w:val="ListNumber"/>
+      </w:pPr>
+      <w:r>
+        <w:t>Run a simulated stuck-worker and test recovery from checkpoint.</w:t>
+      </w:r>
+    </w:p>
+    <w:p>
+      <w:pPr>
+        <w:pStyle w:val="LearningNote"/>
       </w:pPr>
       <w:r>
         <w:rPr>
           <w:b/>
         </w:rPr>
-        <w:t>DIAGRAM</w:t>
-      </w:r>
-      <w:r>
-        <w:rPr>
-          <w:b/>
-        </w:rPr>
-        <w:t xml:space="preserve"> PLACEHOLDER — RD-AI-26: Observability, incident management and SRE</w:t>
-      </w:r>
-    </w:p>
-    <w:p>
-      <w:pPr>
-        <w:pStyle w:val="LearningNote"/>
-      </w:pPr>
-      <w:r>
-        <w:t>RESERVED SPACE FOR FUTURE PRESENTATION-READY DIAGRAM</w:t>
-      </w:r>
-    </w:p>
-    <w:p>
-      <w:pPr>
-        <w:pStyle w:val="LearningNote"/>
-      </w:pPr>
-      <w:r>
-        <w:t>Future ChatGPT image-generation prompt: Operations dashboard with run success/cost/latency, policy denials, per-tenant workflows, incid</w:t>
-      </w:r>
-      <w:r>
-        <w:t>ent kill switch and trace drill-down.</w:t>
-      </w:r>
-    </w:p>
-    <w:p>
-      <w:pPr>
-        <w:pStyle w:val="DiagramPlaceholder"/>
-      </w:pPr>
-      <w:r>
-        <w:t>__________________________________________________________________________________</w:t>
-      </w:r>
-    </w:p>
-    <w:p>
-      <w:pPr>
-        <w:pStyle w:val="DiagramPlaceholder"/>
-      </w:pPr>
-      <w:r>
-        <w:t>__________________________________________________________________________________</w:t>
-      </w:r>
-    </w:p>
-    <w:p>
-      <w:pPr>
-        <w:pStyle w:val="Heading2"/>
-      </w:pPr>
-      <w:bookmarkStart w:id="133" w:name="_Toc243084517"/>
-      <w:r>
-        <w:t>26.L  Hands-on laboratory and acceptance criteria</w:t>
-      </w:r>
-      <w:bookmarkEnd w:id="133"/>
-    </w:p>
-    <w:p>
-      <w:pPr>
-        <w:pStyle w:val="ListNumber"/>
-      </w:pPr>
-      <w:r>
-        <w:t>Cr</w:t>
-      </w:r>
-      <w:r>
-        <w:t>eate one structured trace spanning a model call, tool call and QA verdict.</w:t>
-      </w:r>
-    </w:p>
-    <w:p>
-      <w:pPr>
-        <w:pStyle w:val="ListNumber"/>
-      </w:pPr>
-      <w:r>
-        <w:t>Run a simulated stuck-worker and test recovery from checkpoint.</w:t>
-      </w:r>
-    </w:p>
-    <w:p>
-      <w:pPr>
-        <w:pStyle w:val="LearningNote"/>
-      </w:pPr>
-      <w:r>
-        <w:rPr>
-          <w:b/>
-        </w:rPr>
-        <w:t>Completion gate.  Record objective evidence (commands, test reports, diffs or trace identifiers). A plausible model r</w:t>
-      </w:r>
-      <w:r>
-        <w:rPr>
-          <w:b/>
-        </w:rPr>
-        <w:t>esponse alone is not proof of success.</w:t>
+        <w:t>Completion gate.  Record objective evidence (commands, test reports, diffs or trace identifiers). A plausible model response alone is not proof of success.</w:t>
       </w:r>
     </w:p>
     <w:p>
@@ -17189,10 +16462,7 @@
     </w:p>
     <w:p>
       <w:r>
-        <w:t>Count input/output tokens, reasoning effort, retries, tool pro</w:t>
-      </w:r>
-      <w:r>
-        <w:t>cessing, build sandboxes, storage, vector indexing, database connections, observability and reviewer effort. Cost per accepted engineering change matters more than cost per model request. For business workflows measure cost per correctly completed case.</w:t>
+        <w:t>Count input/output tokens, reasoning effort, retries, tool processing, build sandboxes, storage, vector indexing, database connections, observability and reviewer effort. Cost per accepted engineering change matters more than cost per model request. For business workflows measure cost per correctly completed case.</w:t>
       </w:r>
     </w:p>
     <w:p>
@@ -17201,19 +16471,13 @@
       </w:pPr>
       <w:bookmarkStart w:id="136" w:name="_Toc243084520"/>
       <w:r>
-        <w:t>27</w:t>
-      </w:r>
-      <w:r>
-        <w:t>.2  Performance optimizations</w:t>
+        <w:t>27.2  Performance optimizations</w:t>
       </w:r>
       <w:bookmarkEnd w:id="136"/>
     </w:p>
     <w:p>
       <w:r>
-        <w:t xml:space="preserve">Use caching where safe, retrieval minimization, appropriate smaller models for bounded tasks, concurrent independent operations, compilation/cold-start optimization and batch operations. Avoid reusing sensitive tenant context </w:t>
-      </w:r>
-      <w:r>
-        <w:t>via shared caches.</w:t>
+        <w:t>Use caching where safe, retrieval minimization, appropriate smaller models for bounded tasks, concurrent independent operations, compilation/cold-start optimization and batch operations. Avoid reusing sensitive tenant context via shared caches.</w:t>
       </w:r>
     </w:p>
     <w:p>
@@ -17228,10 +16492,7 @@
     </w:p>
     <w:p>
       <w:r>
-        <w:t>Bound per-tenant concurrency, token use, queue depth, memory, DB connections and rate limits. Establish budgets and circuit breakers for provider incidents or abnormal action loops. Forecast peak business wo</w:t>
-      </w:r>
-      <w:r>
-        <w:t>rkflow arrivals separately from software engineering workloads.</w:t>
+        <w:t>Bound per-tenant concurrency, token use, queue depth, memory, DB connections and rate limits. Establish budgets and circuit breakers for provider incidents or abnormal action loops. Forecast peak business workflow arrivals separately from software engineering workloads.</w:t>
       </w:r>
     </w:p>
     <w:p>
@@ -17258,10 +16519,7 @@
         <w:pStyle w:val="LearningNote"/>
       </w:pPr>
       <w:r>
-        <w:t>Future ChatGPT image-generation prompt: Cost waterfall show</w:t>
-      </w:r>
-      <w:r>
-        <w:t>ing model inference, tool sandbox, CI, data infrastructure, human review and accepted task cost.</w:t>
+        <w:t>Future ChatGPT image-generation prompt: Cost waterfall showing model inference, tool sandbox, CI, data infrastructure, human review and accepted task cost.</w:t>
       </w:r>
     </w:p>
     <w:p>
@@ -17277,10 +16535,7 @@
         <w:pStyle w:val="DiagramPlaceholder"/>
       </w:pPr>
       <w:r>
-        <w:t>____________________________________________________________________________</w:t>
-      </w:r>
-      <w:r>
-        <w:t>______</w:t>
+        <w:t>__________________________________________________________________________________</w:t>
       </w:r>
     </w:p>
     <w:p>
@@ -17317,198 +16572,159 @@
         <w:rPr>
           <w:b/>
         </w:rPr>
-        <w:t>Completion gate.  Record objective evidence (commands</w:t>
-      </w:r>
+        <w:t>Completion gate.  Record objective evidence (commands, test reports, diffs or trace identifiers). A plausible model response alone is not proof of success.</w:t>
+      </w:r>
+    </w:p>
+    <w:p>
+      <w:r>
+        <w:br w:type="page"/>
+      </w:r>
+    </w:p>
+    <w:p>
+      <w:pPr>
+        <w:pStyle w:val="Heading1"/>
+      </w:pPr>
+      <w:bookmarkStart w:id="139" w:name="_Toc243084523"/>
+      <w:r>
+        <w:lastRenderedPageBreak/>
+        <w:t>Chapter 28 — Governed self-improvement and autonomy maturity</w:t>
+      </w:r>
+      <w:bookmarkEnd w:id="139"/>
+    </w:p>
+    <w:p>
+      <w:pPr>
+        <w:pStyle w:val="LearningNote"/>
+      </w:pPr>
       <w:r>
         <w:rPr>
           <w:b/>
         </w:rPr>
-        <w:t>, test reports, diffs or trace identifiers). A plausible model response alone is not proof of success.</w:t>
-      </w:r>
-    </w:p>
-    <w:p>
-      <w:r>
-        <w:br w:type="page"/>
-      </w:r>
-    </w:p>
-    <w:p>
-      <w:pPr>
-        <w:pStyle w:val="Heading1"/>
-      </w:pPr>
-      <w:bookmarkStart w:id="139" w:name="_Toc243084523"/>
-      <w:r>
-        <w:lastRenderedPageBreak/>
-        <w:t>Chapter 28 — Governed self-improvement and autonomy maturity</w:t>
-      </w:r>
-      <w:bookmarkEnd w:id="139"/>
-    </w:p>
-    <w:p>
-      <w:pPr>
-        <w:pStyle w:val="LearningNote"/>
+        <w:t>Learning objectives.  Enable continuous improvement without uncontrolled self-modification.</w:t>
+      </w:r>
+    </w:p>
+    <w:p>
+      <w:pPr>
+        <w:pStyle w:val="Heading2"/>
+      </w:pPr>
+      <w:bookmarkStart w:id="140" w:name="_Toc243084524"/>
+      <w:r>
+        <w:t>28.1  The improvement lifecycle</w:t>
+      </w:r>
+      <w:bookmarkEnd w:id="140"/>
+    </w:p>
+    <w:p>
+      <w:r>
+        <w:t>Agents can propose optimizations to their own prompts, tools, workflows and code. But the proposal must enter the same branch, review, benchmark and deployment path as any other change. Protect policy definitions, secret boundaries, evaluation ground truth and approval workflows from self-editing.</w:t>
+      </w:r>
+    </w:p>
+    <w:p>
+      <w:pPr>
+        <w:pStyle w:val="Heading2"/>
+      </w:pPr>
+      <w:bookmarkStart w:id="141" w:name="_Toc243084525"/>
+      <w:r>
+        <w:t>28.2  Autonomy levels</w:t>
+      </w:r>
+      <w:bookmarkEnd w:id="141"/>
+    </w:p>
+    <w:p>
+      <w:r>
+        <w:t>Level 0 advice; Level 1 read/draft; Level 2 isolated edits/tests; Level 3 PRs and approved non-production operations; Level 4 narrowly scoped unattended low-risk actions with audit and rollback. Broad autonomous production changes are not a sensible initial objective. Promotion requires demonstrated performance and governance readiness.</w:t>
+      </w:r>
+    </w:p>
+    <w:p>
+      <w:pPr>
+        <w:pStyle w:val="Heading2"/>
+      </w:pPr>
+      <w:bookmarkStart w:id="142" w:name="_Toc243084526"/>
+      <w:r>
+        <w:t>28.3  Capability licensing</w:t>
+      </w:r>
+      <w:bookmarkEnd w:id="142"/>
+    </w:p>
+    <w:p>
+      <w:r>
+        <w:t>Treat higher privileges as versioned capability grants with expiry, ownership, quantitative performance thresholds, monitored action counts and instant revocation. A model upgrade can change behavior; rerun evals before restoring high-risk capabilities.</w:t>
+      </w:r>
+    </w:p>
+    <w:p>
+      <w:pPr>
+        <w:pStyle w:val="DiagramPlaceholder"/>
       </w:pPr>
       <w:r>
         <w:rPr>
           <w:b/>
         </w:rPr>
-        <w:t xml:space="preserve">Learning objectives.  Enable continuous improvement without uncontrolled </w:t>
-      </w:r>
+        <w:t>DIAGRAM PLACEHOLDER — RD-AI-28: Governed self-improvement and autonomy maturity</w:t>
+      </w:r>
+    </w:p>
+    <w:p>
+      <w:pPr>
+        <w:pStyle w:val="LearningNote"/>
+      </w:pPr>
+      <w:r>
+        <w:t>RESERVED SPACE FOR FUTURE PRESENTATION-READY DIAGRAM</w:t>
+      </w:r>
+    </w:p>
+    <w:p>
+      <w:pPr>
+        <w:pStyle w:val="LearningNote"/>
+      </w:pPr>
+      <w:r>
+        <w:t>Future ChatGPT image-generation prompt: Controlled autonomy ladder with distinct authorization, test evidence, approval and rollback at each level.</w:t>
+      </w:r>
+    </w:p>
+    <w:p>
+      <w:pPr>
+        <w:pStyle w:val="DiagramPlaceholder"/>
+      </w:pPr>
+      <w:r>
+        <w:t>__________________________________________________________________________________</w:t>
+      </w:r>
+    </w:p>
+    <w:p>
+      <w:pPr>
+        <w:pStyle w:val="DiagramPlaceholder"/>
+      </w:pPr>
+      <w:r>
+        <w:t>__________________________________________________________________________________</w:t>
+      </w:r>
+    </w:p>
+    <w:p>
+      <w:pPr>
+        <w:pStyle w:val="Heading2"/>
+      </w:pPr>
+      <w:bookmarkStart w:id="143" w:name="_Toc243084527"/>
+      <w:r>
+        <w:t>28.L  Hands-on laboratory and acceptance criteria</w:t>
+      </w:r>
+      <w:bookmarkEnd w:id="143"/>
+    </w:p>
+    <w:p>
+      <w:pPr>
+        <w:pStyle w:val="ListNumber"/>
+      </w:pPr>
+      <w:r>
+        <w:t>Define promotion criteria from read-only to sandbox write to PR authoring.</w:t>
+      </w:r>
+    </w:p>
+    <w:p>
+      <w:pPr>
+        <w:pStyle w:val="ListNumber"/>
+      </w:pPr>
+      <w:r>
+        <w:t>Construct a self-improvement PR and require independent evaluation before merging.</w:t>
+      </w:r>
+    </w:p>
+    <w:p>
+      <w:pPr>
+        <w:pStyle w:val="LearningNote"/>
+      </w:pPr>
       <w:r>
         <w:rPr>
           <w:b/>
         </w:rPr>
-        <w:t>self-modification.</w:t>
-      </w:r>
-    </w:p>
-    <w:p>
-      <w:pPr>
-        <w:pStyle w:val="Heading2"/>
-      </w:pPr>
-      <w:bookmarkStart w:id="140" w:name="_Toc243084524"/>
-      <w:r>
-        <w:t>28.1  The improvement lifecycle</w:t>
-      </w:r>
-      <w:bookmarkEnd w:id="140"/>
-    </w:p>
-    <w:p>
-      <w:r>
-        <w:t>Agents can propose optimizations to their own prompts, tools, workflows and code. But the proposal must enter the same branch, review, benchmark and deployment path as any other change. Protect policy defi</w:t>
-      </w:r>
-      <w:r>
-        <w:t>nitions, secret boundaries, evaluation ground truth and approval workflows from self-editing.</w:t>
-      </w:r>
-    </w:p>
-    <w:p>
-      <w:pPr>
-        <w:pStyle w:val="Heading2"/>
-      </w:pPr>
-      <w:bookmarkStart w:id="141" w:name="_Toc243084525"/>
-      <w:r>
-        <w:t>28.2  Autonomy levels</w:t>
-      </w:r>
-      <w:bookmarkEnd w:id="141"/>
-    </w:p>
-    <w:p>
-      <w:r>
-        <w:t>Level 0 advice; Level 1 read/draft; Level 2 isolated edits/tests; Level 3 PRs and approved non-production operations; Level 4 narrowly scope</w:t>
-      </w:r>
-      <w:r>
-        <w:t>d unattended low-risk actions with audit and rollback. Broad autonomous production changes are not a sensible initial objective. Promotion requires demonstrated performance and governance readiness.</w:t>
-      </w:r>
-    </w:p>
-    <w:p>
-      <w:pPr>
-        <w:pStyle w:val="Heading2"/>
-      </w:pPr>
-      <w:bookmarkStart w:id="142" w:name="_Toc243084526"/>
-      <w:r>
-        <w:t>28.3  Capability licensing</w:t>
-      </w:r>
-      <w:bookmarkEnd w:id="142"/>
-    </w:p>
-    <w:p>
-      <w:r>
-        <w:t>Treat higher privileges as ver</w:t>
-      </w:r>
-      <w:r>
-        <w:t>sioned capability grants with expiry, ownership, quantitative performance thresholds, monitored action counts and instant revocation. A model upgrade can change behavior; rerun evals before restoring high-risk capabilities.</w:t>
-      </w:r>
-    </w:p>
-    <w:p>
-      <w:pPr>
-        <w:pStyle w:val="DiagramPlaceholder"/>
-      </w:pPr>
-      <w:r>
-        <w:rPr>
-          <w:b/>
-        </w:rPr>
-        <w:t xml:space="preserve">DIAGRAM PLACEHOLDER — RD-AI-28: </w:t>
-      </w:r>
-      <w:r>
-        <w:rPr>
-          <w:b/>
-        </w:rPr>
-        <w:t>Governed self-improvement and autonomy maturity</w:t>
-      </w:r>
-    </w:p>
-    <w:p>
-      <w:pPr>
-        <w:pStyle w:val="LearningNote"/>
-      </w:pPr>
-      <w:r>
-        <w:t>RESERVED SPACE FOR FUTURE PRESENTATION-READY DIAGRAM</w:t>
-      </w:r>
-    </w:p>
-    <w:p>
-      <w:pPr>
-        <w:pStyle w:val="LearningNote"/>
-      </w:pPr>
-      <w:r>
-        <w:t>Future ChatGPT image-generation prompt: Controlled autonomy ladder with distinct authorization, test evidence, approval and rollback at each level.</w:t>
-      </w:r>
-    </w:p>
-    <w:p>
-      <w:pPr>
-        <w:pStyle w:val="DiagramPlaceholder"/>
-      </w:pPr>
-      <w:r>
-        <w:t>_______</w:t>
-      </w:r>
-      <w:r>
-        <w:t>___________________________________________________________________________</w:t>
-      </w:r>
-    </w:p>
-    <w:p>
-      <w:pPr>
-        <w:pStyle w:val="DiagramPlaceholder"/>
-      </w:pPr>
-      <w:r>
-        <w:t>__________________________________________________________________________________</w:t>
-      </w:r>
-    </w:p>
-    <w:p>
-      <w:pPr>
-        <w:pStyle w:val="Heading2"/>
-      </w:pPr>
-      <w:bookmarkStart w:id="143" w:name="_Toc243084527"/>
-      <w:r>
-        <w:t>28.L  Hands-on laboratory and acceptance criteria</w:t>
-      </w:r>
-      <w:bookmarkEnd w:id="143"/>
-    </w:p>
-    <w:p>
-      <w:pPr>
-        <w:pStyle w:val="ListNumber"/>
-      </w:pPr>
-      <w:r>
-        <w:t>Define promotion criteria from read-only to san</w:t>
-      </w:r>
-      <w:r>
-        <w:t>dbox write to PR authoring.</w:t>
-      </w:r>
-    </w:p>
-    <w:p>
-      <w:pPr>
-        <w:pStyle w:val="ListNumber"/>
-      </w:pPr>
-      <w:r>
-        <w:t>Construct a self-improvement PR and require independent evaluation before merging.</w:t>
-      </w:r>
-    </w:p>
-    <w:p>
-      <w:pPr>
-        <w:pStyle w:val="LearningNote"/>
-      </w:pPr>
-      <w:r>
-        <w:rPr>
-          <w:b/>
-        </w:rPr>
-        <w:t>Completion gate.  Record objective evidence (commands, test reports, diffs or trace identifiers). A plausible model response alone is not proof o</w:t>
-      </w:r>
-      <w:r>
-        <w:rPr>
-          <w:b/>
-        </w:rPr>
-        <w:t>f success.</w:t>
+        <w:t>Completion gate.  Record objective evidence (commands, test reports, diffs or trace identifiers). A plausible model response alone is not proof of success.</w:t>
       </w:r>
     </w:p>
     <w:p>
@@ -17550,10 +16766,7 @@
     </w:p>
     <w:p>
       <w:r>
-        <w:t>Choose one invoice or service-ticket process with bounded scope. Col</w:t>
-      </w:r>
-      <w:r>
-        <w:t>lect sample documents, source system API contracts, exception cases, business rule matrix, security classification and target KPIs. Produce as-is/to-be BPMN and an integration contract with the client.</w:t>
+        <w:t>Choose one invoice or service-ticket process with bounded scope. Collect sample documents, source system API contracts, exception cases, business rule matrix, security classification and target KPIs. Produce as-is/to-be BPMN and an integration contract with the client.</w:t>
       </w:r>
     </w:p>
     <w:p>
@@ -17568,13 +16781,7 @@
     </w:p>
     <w:p>
       <w:r>
-        <w:t>Implement document classificati</w:t>
-      </w:r>
-      <w:r>
-        <w:t>on/extraction, deterministic reconciliation, durable case state, duplicate controls and human approval where required. Deploy to a client sandbox with synthetic data. Create evaluation datasets and test API failures, timeouts, invalid suppliers, mismatched</w:t>
-      </w:r>
-      <w:r>
-        <w:t xml:space="preserve"> amounts and replayed events.</w:t>
+        <w:t>Implement document classification/extraction, deterministic reconciliation, durable case state, duplicate controls and human approval where required. Deploy to a client sandbox with synthetic data. Create evaluation datasets and test API failures, timeouts, invalid suppliers, mismatched amounts and replayed events.</w:t>
       </w:r>
     </w:p>
     <w:p>
@@ -17589,10 +16796,7 @@
     </w:p>
     <w:p>
       <w:r>
-        <w:t>Run in shadow mode, then supervised mode, then restricted autonomy. Establish error budgets, exception SLAs, audit exports and escalation roles. Make retraining/updates conditional on client change app</w:t>
-      </w:r>
-      <w:r>
-        <w:t>roval; do not silently treat each exception as a new policy.</w:t>
+        <w:t>Run in shadow mode, then supervised mode, then restricted autonomy. Establish error budgets, exception SLAs, audit exports and escalation roles. Make retraining/updates conditional on client change approval; do not silently treat each exception as a new policy.</w:t>
       </w:r>
     </w:p>
     <w:p>
@@ -17619,10 +16823,7 @@
         <w:pStyle w:val="LearningNote"/>
       </w:pPr>
       <w:r>
-        <w:t xml:space="preserve">Future ChatGPT image-generation prompt: Invoice lifecycle </w:t>
-      </w:r>
-      <w:r>
-        <w:t>swimlane with agent extraction, deterministic validation, purchase-order match, human approval, ERP draft posting and reconciliation.</w:t>
+        <w:t>Future ChatGPT image-generation prompt: Invoice lifecycle swimlane with agent extraction, deterministic validation, purchase-order match, human approval, ERP draft posting and reconciliation.</w:t>
       </w:r>
     </w:p>
     <w:p>
@@ -17638,10 +16839,7 @@
         <w:pStyle w:val="DiagramPlaceholder"/>
       </w:pPr>
       <w:r>
-        <w:t>_______________________________________</w:t>
-      </w:r>
-      <w:r>
-        <w:t>___________________________________________</w:t>
+        <w:t>__________________________________________________________________________________</w:t>
       </w:r>
     </w:p>
     <w:p>
@@ -17667,10 +16865,7 @@
         <w:pStyle w:val="ListNumber"/>
       </w:pPr>
       <w:r>
-        <w:t>Create test matrix covering duplicate invoice, mismatch, missing PO, approval timeout and retry after c</w:t>
-      </w:r>
-      <w:r>
-        <w:t>rash.</w:t>
+        <w:t>Create test matrix covering duplicate invoice, mismatch, missing PO, approval timeout and retry after crash.</w:t>
       </w:r>
     </w:p>
     <w:p>
@@ -17708,13 +16903,7 @@
         <w:rPr>
           <w:b/>
         </w:rPr>
-        <w:t>Learning objectives.  Turn the</w:t>
-      </w:r>
-      <w:r>
-        <w:rPr>
-          <w:b/>
-        </w:rPr>
-        <w:t xml:space="preserve"> textbook into a staged engineering delivery roadmap.</w:t>
+        <w:t>Learning objectives.  Turn the textbook into a staged engineering delivery roadmap.</w:t>
       </w:r>
     </w:p>
     <w:p>
@@ -17729,10 +16918,7 @@
     </w:p>
     <w:p>
       <w:r>
-        <w:t xml:space="preserve">Phase 1: read-only repository explainer and traces. Phase 2: isolated patch-and-test engine. Phase 3: GitHub PR author with independent CI/QA. Phase 4: supervisor + backend + QA. Phase </w:t>
-      </w:r>
-      <w:r>
-        <w:t>5: stack specialists and cloud-read tools. Phase 6: protected staging deployment and observability. Phase 7: first client workflow pilot. Phase 8: measured expansion and autonomy promotion.</w:t>
+        <w:t>Phase 1: read-only repository explainer and traces. Phase 2: isolated patch-and-test engine. Phase 3: GitHub PR author with independent CI/QA. Phase 4: supervisor + backend + QA. Phase 5: stack specialists and cloud-read tools. Phase 6: protected staging deployment and observability. Phase 7: first client workflow pilot. Phase 8: measured expansion and autonomy promotion.</w:t>
       </w:r>
     </w:p>
     <w:p>
@@ -17747,13 +16933,7 @@
     </w:p>
     <w:p>
       <w:r>
-        <w:t>Designate a human technical owner, secu</w:t>
-      </w:r>
-      <w:r>
-        <w:t>rity approver, reviewer pool, client process owner, SRE owner and evaluation curator. Interns start with non-production workspaces and peer review, and graduate capabilities by demonstrated mastery. Track risks, architecture decisions, release gates and ru</w:t>
-      </w:r>
-      <w:r>
-        <w:t>nbooks as first-class artifacts.</w:t>
+        <w:t>Designate a human technical owner, security approver, reviewer pool, client process owner, SRE owner and evaluation curator. Interns start with non-production workspaces and peer review, and graduate capabilities by demonstrated mastery. Track risks, architecture decisions, release gates and runbooks as first-class artifacts.</w:t>
       </w:r>
     </w:p>
     <w:p>
@@ -17768,10 +16948,7 @@
     </w:p>
     <w:p>
       <w:r>
-        <w:t>Keep an architecture repo, threat-model pack, code review policy, agent registry, tool catalog, evaluation set, isolated runner, CI pipeline, deployment templates, SOPs, client onboarding kit, incidents r</w:t>
-      </w:r>
-      <w:r>
-        <w:t>unbook and monthly governance review.</w:t>
+        <w:t>Keep an architecture repo, threat-model pack, code review policy, agent registry, tool catalog, evaluation set, isolated runner, CI pipeline, deployment templates, SOPs, client onboarding kit, incidents runbook and monthly governance review.</w:t>
       </w:r>
     </w:p>
     <w:p>
@@ -17798,10 +16975,7 @@
         <w:pStyle w:val="LearningNote"/>
       </w:pPr>
       <w:r>
-        <w:t>Future ChatGPT image-generation prompt: 18-week indicative roadmap from fundamentals</w:t>
-      </w:r>
-      <w:r>
-        <w:t xml:space="preserve"> to supervised client pilot, with delivery gates and separate security review track.</w:t>
+        <w:t>Future ChatGPT image-generation prompt: 18-week indicative roadmap from fundamentals to supervised client pilot, with delivery gates and separate security review track.</w:t>
       </w:r>
     </w:p>
     <w:p>
@@ -17826,10 +17000,7 @@
       </w:pPr>
       <w:bookmarkStart w:id="153" w:name="_Toc243084537"/>
       <w:r>
-        <w:t xml:space="preserve">30.L </w:t>
-      </w:r>
-      <w:r>
-        <w:t xml:space="preserve"> Hands-on laboratory and acceptance criteria</w:t>
+        <w:t>30.L  Hands-on laboratory and acceptance criteria</w:t>
       </w:r>
       <w:bookmarkEnd w:id="153"/>
     </w:p>
@@ -17857,198 +17028,159 @@
         <w:rPr>
           <w:b/>
         </w:rPr>
-        <w:t xml:space="preserve">Completion gate.  Record objective evidence (commands, </w:t>
-      </w:r>
+        <w:t>Completion gate.  Record objective evidence (commands, test reports, diffs or trace identifiers). A plausible model response alone is not proof of success.</w:t>
+      </w:r>
+    </w:p>
+    <w:p>
+      <w:r>
+        <w:br w:type="page"/>
+      </w:r>
+    </w:p>
+    <w:p>
+      <w:pPr>
+        <w:pStyle w:val="Heading1"/>
+      </w:pPr>
+      <w:bookmarkStart w:id="154" w:name="_Toc243084538"/>
+      <w:r>
+        <w:lastRenderedPageBreak/>
+        <w:t>Chapter 31 — Capstone project: the governed coding-agent vertical slice</w:t>
+      </w:r>
+      <w:bookmarkEnd w:id="154"/>
+    </w:p>
+    <w:p>
+      <w:pPr>
+        <w:pStyle w:val="LearningNote"/>
+      </w:pPr>
       <w:r>
         <w:rPr>
           <w:b/>
         </w:rPr>
-        <w:t>test reports, diffs or trace identifiers). A plausible model response alone is not proof of success.</w:t>
-      </w:r>
-    </w:p>
-    <w:p>
-      <w:r>
-        <w:br w:type="page"/>
-      </w:r>
-    </w:p>
-    <w:p>
-      <w:pPr>
-        <w:pStyle w:val="Heading1"/>
-      </w:pPr>
-      <w:bookmarkStart w:id="154" w:name="_Toc243084538"/>
-      <w:r>
-        <w:lastRenderedPageBreak/>
-        <w:t>Chapter 31 — Capstone project: the governed coding-agent vertical slice</w:t>
-      </w:r>
-      <w:bookmarkEnd w:id="154"/>
-    </w:p>
-    <w:p>
-      <w:pPr>
-        <w:pStyle w:val="LearningNote"/>
+        <w:t>Learning objectives.  Complete an end-to-end engineering change without privileged access.</w:t>
+      </w:r>
+    </w:p>
+    <w:p>
+      <w:pPr>
+        <w:pStyle w:val="Heading2"/>
+      </w:pPr>
+      <w:bookmarkStart w:id="155" w:name="_Toc243084539"/>
+      <w:r>
+        <w:t>31.1  Problem statement</w:t>
+      </w:r>
+      <w:bookmarkEnd w:id="155"/>
+    </w:p>
+    <w:p>
+      <w:r>
+        <w:t>Given a RedDust FastAPI repository, implement a health endpoint conforming to existing architecture and return a human-reviewed PR. The project must show repository discovery, design proposal, isolated patch generation, deterministic QA, risk analysis and GitHub integration. Infrastructure apply and production modification are out of scope.</w:t>
+      </w:r>
+    </w:p>
+    <w:p>
+      <w:pPr>
+        <w:pStyle w:val="Heading2"/>
+      </w:pPr>
+      <w:bookmarkStart w:id="156" w:name="_Toc243084540"/>
+      <w:r>
+        <w:t>31.2  Architecture and evidence</w:t>
+      </w:r>
+      <w:bookmarkEnd w:id="156"/>
+    </w:p>
+    <w:p>
+      <w:r>
+        <w:t>Persist a TaskSpec, approval/risk record, repository SHA, retrieved source references, patch, tool run IDs, test reports and PR URL. Fail safely if GitHub, model API or sandbox is unavailable. Demonstrate policy denials for disallowed files and secrets.</w:t>
+      </w:r>
+    </w:p>
+    <w:p>
+      <w:pPr>
+        <w:pStyle w:val="Heading2"/>
+      </w:pPr>
+      <w:bookmarkStart w:id="157" w:name="_Toc243084541"/>
+      <w:r>
+        <w:t>31.3  Definition of done</w:t>
+      </w:r>
+      <w:bookmarkEnd w:id="157"/>
+    </w:p>
+    <w:p>
+      <w:r>
+        <w:t>The endpoint passes hidden tests, the diff is minimal and documented, required CI passes, the PR is reviewable, credentials are scoped, trace redaction is verified, an independent reviewer approves and a rollback path is identified. Produce a postmortem for one induced failure.</w:t>
+      </w:r>
+    </w:p>
+    <w:p>
+      <w:pPr>
+        <w:pStyle w:val="DiagramPlaceholder"/>
       </w:pPr>
       <w:r>
         <w:rPr>
           <w:b/>
         </w:rPr>
-        <w:t xml:space="preserve">Learning objectives.  Complete an end-to-end engineering change without </w:t>
-      </w:r>
+        <w:t>DIAGRAM PLACEHOLDER — RD-AI-31: Capstone project: the governed coding-agent vertical slice</w:t>
+      </w:r>
+    </w:p>
+    <w:p>
+      <w:pPr>
+        <w:pStyle w:val="LearningNote"/>
+      </w:pPr>
+      <w:r>
+        <w:t>RESERVED SPACE FOR FUTURE PRESENTATION-READY DIAGRAM</w:t>
+      </w:r>
+    </w:p>
+    <w:p>
+      <w:pPr>
+        <w:pStyle w:val="LearningNote"/>
+      </w:pPr>
+      <w:r>
+        <w:t>Future ChatGPT image-generation prompt: Capstone evidence map: requirement → context citations → policy-approved patch → isolated tests → GitHub PR → reviewer decision.</w:t>
+      </w:r>
+    </w:p>
+    <w:p>
+      <w:pPr>
+        <w:pStyle w:val="DiagramPlaceholder"/>
+      </w:pPr>
+      <w:r>
+        <w:t>__________________________________________________________________________________</w:t>
+      </w:r>
+    </w:p>
+    <w:p>
+      <w:pPr>
+        <w:pStyle w:val="DiagramPlaceholder"/>
+      </w:pPr>
+      <w:r>
+        <w:t>__________________________________________________________________________________</w:t>
+      </w:r>
+    </w:p>
+    <w:p>
+      <w:pPr>
+        <w:pStyle w:val="Heading2"/>
+      </w:pPr>
+      <w:bookmarkStart w:id="158" w:name="_Toc243084542"/>
+      <w:r>
+        <w:t>31.L  Hands-on laboratory and acceptance criteria</w:t>
+      </w:r>
+      <w:bookmarkEnd w:id="158"/>
+    </w:p>
+    <w:p>
+      <w:pPr>
+        <w:pStyle w:val="ListNumber"/>
+      </w:pPr>
+      <w:r>
+        <w:t>Prepare a fresh repository test fixture and secret-free sample code.</w:t>
+      </w:r>
+    </w:p>
+    <w:p>
+      <w:pPr>
+        <w:pStyle w:val="ListNumber"/>
+      </w:pPr>
+      <w:r>
+        <w:t>Execute a complete task end to end; preserve all test output and audit data.</w:t>
+      </w:r>
+    </w:p>
+    <w:p>
+      <w:pPr>
+        <w:pStyle w:val="LearningNote"/>
+      </w:pPr>
       <w:r>
         <w:rPr>
           <w:b/>
         </w:rPr>
-        <w:t>privileged access.</w:t>
-      </w:r>
-    </w:p>
-    <w:p>
-      <w:pPr>
-        <w:pStyle w:val="Heading2"/>
-      </w:pPr>
-      <w:bookmarkStart w:id="155" w:name="_Toc243084539"/>
-      <w:r>
-        <w:t>31.1  Problem statement</w:t>
-      </w:r>
-      <w:bookmarkEnd w:id="155"/>
-    </w:p>
-    <w:p>
-      <w:r>
-        <w:t>Given a RedDust FastAPI repository, implement a health endpoint conforming to existing architecture and return a human-reviewed PR. The project must show repository discovery, design proposal, isolated patch gener</w:t>
-      </w:r>
-      <w:r>
-        <w:t>ation, deterministic QA, risk analysis and GitHub integration. Infrastructure apply and production modification are out of scope.</w:t>
-      </w:r>
-    </w:p>
-    <w:p>
-      <w:pPr>
-        <w:pStyle w:val="Heading2"/>
-      </w:pPr>
-      <w:bookmarkStart w:id="156" w:name="_Toc243084540"/>
-      <w:r>
-        <w:t>31.2  Architecture and evidence</w:t>
-      </w:r>
-      <w:bookmarkEnd w:id="156"/>
-    </w:p>
-    <w:p>
-      <w:r>
-        <w:t xml:space="preserve">Persist a TaskSpec, approval/risk record, repository SHA, retrieved source references, patch, </w:t>
-      </w:r>
-      <w:r>
-        <w:t>tool run IDs, test reports and PR URL. Fail safely if GitHub, model API or sandbox is unavailable. Demonstrate policy denials for disallowed files and secrets.</w:t>
-      </w:r>
-    </w:p>
-    <w:p>
-      <w:pPr>
-        <w:pStyle w:val="Heading2"/>
-      </w:pPr>
-      <w:bookmarkStart w:id="157" w:name="_Toc243084541"/>
-      <w:r>
-        <w:t>31.3  Definition of done</w:t>
-      </w:r>
-      <w:bookmarkEnd w:id="157"/>
-    </w:p>
-    <w:p>
-      <w:r>
-        <w:t>The endpoint passes hidden tests, the diff is minimal and documented, r</w:t>
-      </w:r>
-      <w:r>
-        <w:t>equired CI passes, the PR is reviewable, credentials are scoped, trace redaction is verified, an independent reviewer approves and a rollback path is identified. Produce a postmortem for one induced failure.</w:t>
-      </w:r>
-    </w:p>
-    <w:p>
-      <w:pPr>
-        <w:pStyle w:val="DiagramPlaceholder"/>
-      </w:pPr>
-      <w:r>
-        <w:rPr>
-          <w:b/>
-        </w:rPr>
-        <w:t>DIAGRAM PLACEHOLDER — RD-AI-31: Capstone project</w:t>
-      </w:r>
-      <w:r>
-        <w:rPr>
-          <w:b/>
-        </w:rPr>
-        <w:t>: the governed coding-agent vertical slice</w:t>
-      </w:r>
-    </w:p>
-    <w:p>
-      <w:pPr>
-        <w:pStyle w:val="LearningNote"/>
-      </w:pPr>
-      <w:r>
-        <w:t>RESERVED SPACE FOR FUTURE PRESENTATION-READY DIAGRAM</w:t>
-      </w:r>
-    </w:p>
-    <w:p>
-      <w:pPr>
-        <w:pStyle w:val="LearningNote"/>
-      </w:pPr>
-      <w:r>
-        <w:t>Future ChatGPT image-generation prompt: Capstone evidence map: requirement → context citations → policy-approved patch → isolated tests → GitHub PR → reviewer d</w:t>
-      </w:r>
-      <w:r>
-        <w:t>ecision.</w:t>
-      </w:r>
-    </w:p>
-    <w:p>
-      <w:pPr>
-        <w:pStyle w:val="DiagramPlaceholder"/>
-      </w:pPr>
-      <w:r>
-        <w:t>__________________________________________________________________________________</w:t>
-      </w:r>
-    </w:p>
-    <w:p>
-      <w:pPr>
-        <w:pStyle w:val="DiagramPlaceholder"/>
-      </w:pPr>
-      <w:r>
-        <w:t>__________________________________________________________________________________</w:t>
-      </w:r>
-    </w:p>
-    <w:p>
-      <w:pPr>
-        <w:pStyle w:val="Heading2"/>
-      </w:pPr>
-      <w:bookmarkStart w:id="158" w:name="_Toc243084542"/>
-      <w:r>
-        <w:t>31.L  Hands-on laboratory and acceptance criteria</w:t>
-      </w:r>
-      <w:bookmarkEnd w:id="158"/>
-    </w:p>
-    <w:p>
-      <w:pPr>
-        <w:pStyle w:val="ListNumber"/>
-      </w:pPr>
-      <w:r>
-        <w:t>Prepare a fresh repository test</w:t>
-      </w:r>
-      <w:r>
-        <w:t xml:space="preserve"> fixture and secret-free sample code.</w:t>
-      </w:r>
-    </w:p>
-    <w:p>
-      <w:pPr>
-        <w:pStyle w:val="ListNumber"/>
-      </w:pPr>
-      <w:r>
-        <w:t>Execute a complete task end to end; preserve all test output and audit data.</w:t>
-      </w:r>
-    </w:p>
-    <w:p>
-      <w:pPr>
-        <w:pStyle w:val="LearningNote"/>
-      </w:pPr>
-      <w:r>
-        <w:rPr>
-          <w:b/>
-        </w:rPr>
-        <w:t>Completion gate.  Record objective evidence (commands, test reports, diffs or trace identifiers). A plausible model response alone is not pro</w:t>
-      </w:r>
-      <w:r>
-        <w:rPr>
-          <w:b/>
-        </w:rPr>
-        <w:t>of of success.</w:t>
+        <w:t>Completion gate.  Record objective evidence (commands, test reports, diffs or trace identifiers). A plausible model response alone is not proof of success.</w:t>
       </w:r>
     </w:p>
     <w:p>
@@ -18090,13 +17222,7 @@
     </w:p>
     <w:p>
       <w:r>
-        <w:t>Before production: establish e</w:t>
-      </w:r>
-      <w:r>
-        <w:t>xplicit scope and authorization; isolation; typed tools; prompt-injection tests; security review; tenant boundary tests; independent evaluations; cost/latency budgets; versioned prompts and models; PR policy; supply-chain provenance; retention and incident</w:t>
-      </w:r>
-      <w:r>
-        <w:t xml:space="preserve"> runbooks.</w:t>
+        <w:t>Before production: establish explicit scope and authorization; isolation; typed tools; prompt-injection tests; security review; tenant boundary tests; independent evaluations; cost/latency budgets; versioned prompts and models; PR policy; supply-chain provenance; retention and incident runbooks.</w:t>
       </w:r>
     </w:p>
     <w:p>
@@ -18111,10 +17237,7 @@
     </w:p>
     <w:p>
       <w:r>
-        <w:t>Verify checkpoint recovery, retries/idempotency, compensation, SLOs, observability, escalation, human override, disaster recovery, audit export and rollback. Require independent red-team review f</w:t>
-      </w:r>
-      <w:r>
-        <w:t>or privileged or customer-sensitive workflows. Test all controls after SDK/model upgrades.</w:t>
+        <w:t>Verify checkpoint recovery, retries/idempotency, compensation, SLOs, observability, escalation, human override, disaster recovery, audit export and rollback. Require independent red-team review for privileged or customer-sensitive workflows. Test all controls after SDK/model upgrades.</w:t>
       </w:r>
     </w:p>
     <w:p>
@@ -18129,13 +17252,7 @@
     </w:p>
     <w:p>
       <w:r>
-        <w:t>Follow advances in long-horizon coding agents, repository-scale retrieval, verifiable tool use, agent evaluations, secure MCP/A2A inte</w:t>
-      </w:r>
-      <w:r>
-        <w:t>roperability, computer-use automation, multimodal realtime agents, learned workflow selection, formal policy verification, and self-improving agents. Separate peer-reviewed evidence, vendor capabilities and experimental demonstrations; do not accept “state</w:t>
-      </w:r>
-      <w:r>
-        <w:t xml:space="preserve"> of the art” claims without benchmark definitions and recency.</w:t>
+        <w:t>Follow advances in long-horizon coding agents, repository-scale retrieval, verifiable tool use, agent evaluations, secure MCP/A2A interoperability, computer-use automation, multimodal realtime agents, learned workflow selection, formal policy verification, and self-improving agents. Separate peer-reviewed evidence, vendor capabilities and experimental demonstrations; do not accept “state of the art” claims without benchmark definitions and recency.</w:t>
       </w:r>
     </w:p>
     <w:p>
@@ -18162,10 +17279,7 @@
         <w:pStyle w:val="LearningNote"/>
       </w:pPr>
       <w:r>
-        <w:t>Future ChatGPT image-generation prompt: Production ga</w:t>
-      </w:r>
-      <w:r>
-        <w:t>te matrix: identity, tools, sandbox, evals, tenant isolation, incident response, SLO, human authorization and rollback.</w:t>
+        <w:t>Future ChatGPT image-generation prompt: Production gate matrix: identity, tools, sandbox, evals, tenant isolation, incident response, SLO, human authorization and rollback.</w:t>
       </w:r>
     </w:p>
     <w:p>
@@ -18207,10 +17321,7 @@
         <w:pStyle w:val="ListNumber"/>
       </w:pPr>
       <w:r>
-        <w:t>Create quarterly review triggers for mode</w:t>
-      </w:r>
-      <w:r>
-        <w:t>ls, SDKs, OWASP/NIST guidance and vendor terms.</w:t>
+        <w:t>Create quarterly review triggers for models, SDKs, OWASP/NIST guidance and vendor terms.</w:t>
       </w:r>
     </w:p>
     <w:p>
@@ -18236,10 +17347,7 @@
       <w:bookmarkStart w:id="164" w:name="_Toc243084548"/>
       <w:r>
         <w:lastRenderedPageBreak/>
-        <w:t xml:space="preserve">Appendix A — Reference implementation: typed task </w:t>
-      </w:r>
-      <w:r>
-        <w:t>and tool contracts</w:t>
+        <w:t>Appendix A — Reference implementation: typed task and tool contracts</w:t>
       </w:r>
       <w:bookmarkEnd w:id="164"/>
     </w:p>
@@ -18252,9 +17360,6 @@
       <w:pPr>
         <w:pStyle w:val="CodeRedDust"/>
         <w:ind w:left="259"/>
-        <w:rPr>
-          <w:rFonts w:hint="eastAsia"/>
-        </w:rPr>
       </w:pPr>
       <w:r>
         <w:t>from enum import Enum</w:t>
@@ -18264,9 +17369,6 @@
       <w:pPr>
         <w:pStyle w:val="CodeRedDust"/>
         <w:ind w:left="259"/>
-        <w:rPr>
-          <w:rFonts w:hint="eastAsia"/>
-        </w:rPr>
       </w:pPr>
       <w:r>
         <w:t>from pydantic import BaseModel, Field</w:t>
@@ -18276,18 +17378,12 @@
       <w:pPr>
         <w:pStyle w:val="CodeRedDust"/>
         <w:ind w:left="259"/>
-        <w:rPr>
-          <w:rFonts w:hint="eastAsia"/>
-        </w:rPr>
       </w:pPr>
     </w:p>
     <w:p>
       <w:pPr>
         <w:pStyle w:val="CodeRedDust"/>
         <w:ind w:left="259"/>
-        <w:rPr>
-          <w:rFonts w:hint="eastAsia"/>
-        </w:rPr>
       </w:pPr>
       <w:r>
         <w:t>class RiskTier(str, Enum):</w:t>
@@ -18297,9 +17393,6 @@
       <w:pPr>
         <w:pStyle w:val="CodeRedDust"/>
         <w:ind w:left="259"/>
-        <w:rPr>
-          <w:rFonts w:hint="eastAsia"/>
-        </w:rPr>
       </w:pPr>
       <w:r>
         <w:t xml:space="preserve">    LOW = "low"</w:t>
@@ -18309,24 +17402,15 @@
       <w:pPr>
         <w:pStyle w:val="CodeRedDust"/>
         <w:ind w:left="259"/>
-        <w:rPr>
-          <w:rFonts w:hint="eastAsia"/>
-        </w:rPr>
-      </w:pPr>
-      <w:r>
-        <w:t xml:space="preserve">    ME</w:t>
-      </w:r>
-      <w:r>
-        <w:t>DIUM = "medium"</w:t>
+      </w:pPr>
+      <w:r>
+        <w:t xml:space="preserve">    MEDIUM = "medium"</w:t>
       </w:r>
     </w:p>
     <w:p>
       <w:pPr>
         <w:pStyle w:val="CodeRedDust"/>
         <w:ind w:left="259"/>
-        <w:rPr>
-          <w:rFonts w:hint="eastAsia"/>
-        </w:rPr>
       </w:pPr>
       <w:r>
         <w:t xml:space="preserve">    HIGH = "high"</w:t>
@@ -18336,18 +17420,12 @@
       <w:pPr>
         <w:pStyle w:val="CodeRedDust"/>
         <w:ind w:left="259"/>
-        <w:rPr>
-          <w:rFonts w:hint="eastAsia"/>
-        </w:rPr>
       </w:pPr>
     </w:p>
     <w:p>
       <w:pPr>
         <w:pStyle w:val="CodeRedDust"/>
         <w:ind w:left="259"/>
-        <w:rPr>
-          <w:rFonts w:hint="eastAsia"/>
-        </w:rPr>
       </w:pPr>
       <w:r>
         <w:t>class TaskSpec(BaseModel):</w:t>
@@ -18357,9 +17435,6 @@
       <w:pPr>
         <w:pStyle w:val="CodeRedDust"/>
         <w:ind w:left="259"/>
-        <w:rPr>
-          <w:rFonts w:hint="eastAsia"/>
-        </w:rPr>
       </w:pPr>
       <w:r>
         <w:t xml:space="preserve">    task_id: str = Field(min_length=8)</w:t>
@@ -18369,9 +17444,6 @@
       <w:pPr>
         <w:pStyle w:val="CodeRedDust"/>
         <w:ind w:left="259"/>
-        <w:rPr>
-          <w:rFonts w:hint="eastAsia"/>
-        </w:rPr>
       </w:pPr>
       <w:r>
         <w:t xml:space="preserve">    repository: str</w:t>
@@ -18381,9 +17453,6 @@
       <w:pPr>
         <w:pStyle w:val="CodeRedDust"/>
         <w:ind w:left="259"/>
-        <w:rPr>
-          <w:rFonts w:hint="eastAsia"/>
-        </w:rPr>
       </w:pPr>
       <w:r>
         <w:t xml:space="preserve">    base_commit_sha: str</w:t>
@@ -18393,9 +17462,6 @@
       <w:pPr>
         <w:pStyle w:val="CodeRedDust"/>
         <w:ind w:left="259"/>
-        <w:rPr>
-          <w:rFonts w:hint="eastAsia"/>
-        </w:rPr>
       </w:pPr>
       <w:r>
         <w:t xml:space="preserve">    objective: str = Field(min_length=20)</w:t>
@@ -18405,9 +17471,6 @@
       <w:pPr>
         <w:pStyle w:val="CodeRedDust"/>
         <w:ind w:left="259"/>
-        <w:rPr>
-          <w:rFonts w:hint="eastAsia"/>
-        </w:rPr>
       </w:pPr>
       <w:r>
         <w:t xml:space="preserve">    allowed_paths: list[str]</w:t>
@@ -18417,9 +17480,6 @@
       <w:pPr>
         <w:pStyle w:val="CodeRedDust"/>
         <w:ind w:left="259"/>
-        <w:rPr>
-          <w:rFonts w:hint="eastAsia"/>
-        </w:rPr>
       </w:pPr>
       <w:r>
         <w:t xml:space="preserve">    acceptance_tests: list[str]</w:t>
@@ -18429,9 +17489,6 @@
       <w:pPr>
         <w:pStyle w:val="CodeRedDust"/>
         <w:ind w:left="259"/>
-        <w:rPr>
-          <w:rFonts w:hint="eastAsia"/>
-        </w:rPr>
       </w:pPr>
       <w:r>
         <w:t xml:space="preserve">    risk_tier: RiskTier</w:t>
@@ -18441,9 +17498,6 @@
       <w:pPr>
         <w:pStyle w:val="CodeRedDust"/>
         <w:ind w:left="259"/>
-        <w:rPr>
-          <w:rFonts w:hint="eastAsia"/>
-        </w:rPr>
       </w:pPr>
       <w:r>
         <w:t xml:space="preserve">    max_tool_calls: int = Field(ge=1, le=200)</w:t>
@@ -18453,18 +17507,12 @@
       <w:pPr>
         <w:pStyle w:val="CodeRedDust"/>
         <w:ind w:left="259"/>
-        <w:rPr>
-          <w:rFonts w:hint="eastAsia"/>
-        </w:rPr>
       </w:pPr>
     </w:p>
     <w:p>
       <w:pPr>
         <w:pStyle w:val="CodeRedDust"/>
         <w:ind w:left="259"/>
-        <w:rPr>
-          <w:rFonts w:hint="eastAsia"/>
-        </w:rPr>
       </w:pPr>
       <w:r>
         <w:t>class ToolResult(BaseModel):</w:t>
@@ -18474,9 +17522,6 @@
       <w:pPr>
         <w:pStyle w:val="CodeRedDust"/>
         <w:ind w:left="259"/>
-        <w:rPr>
-          <w:rFonts w:hint="eastAsia"/>
-        </w:rPr>
       </w:pPr>
       <w:r>
         <w:t xml:space="preserve">    action_id: str</w:t>
@@ -18486,9 +17531,6 @@
       <w:pPr>
         <w:pStyle w:val="CodeRedDust"/>
         <w:ind w:left="259"/>
-        <w:rPr>
-          <w:rFonts w:hint="eastAsia"/>
-        </w:rPr>
       </w:pPr>
       <w:r>
         <w:t xml:space="preserve">    status: str</w:t>
@@ -18498,9 +17540,6 @@
       <w:pPr>
         <w:pStyle w:val="CodeRedDust"/>
         <w:ind w:left="259"/>
-        <w:rPr>
-          <w:rFonts w:hint="eastAsia"/>
-        </w:rPr>
       </w:pPr>
       <w:r>
         <w:t xml:space="preserve">    exit_code: int | None = None</w:t>
@@ -18510,9 +17549,6 @@
       <w:pPr>
         <w:pStyle w:val="CodeRedDust"/>
         <w:ind w:left="259"/>
-        <w:rPr>
-          <w:rFonts w:hint="eastAsia"/>
-        </w:rPr>
       </w:pPr>
       <w:r>
         <w:t xml:space="preserve">    artifact_refs: list[str] = []</w:t>
@@ -18522,9 +17558,6 @@
       <w:pPr>
         <w:pStyle w:val="CodeRedDust"/>
         <w:ind w:left="259"/>
-        <w:rPr>
-          <w:rFonts w:hint="eastAsia"/>
-        </w:rPr>
       </w:pPr>
       <w:r>
         <w:t xml:space="preserve">    redacted_stdout: str = ""</w:t>
@@ -18532,10 +17565,7 @@
     </w:p>
     <w:p>
       <w:r>
-        <w:t xml:space="preserve">In real services, add </w:t>
-      </w:r>
-      <w:r>
-        <w:t>strict identifier validation, versioned schemas, explicit tenant identity, timeout and cost budgets, immutable permission grants and centralized error codes. Do not allow models to write principal or tenant scope fields.</w:t>
+        <w:t>In real services, add strict identifier validation, versioned schemas, explicit tenant identity, timeout and cost budgets, immutable permission grants and centralized error codes. Do not allow models to write principal or tenant scope fields.</w:t>
       </w:r>
     </w:p>
     <w:p>
@@ -18550,10 +17580,7 @@
       <w:bookmarkStart w:id="165" w:name="_Toc243084549"/>
       <w:r>
         <w:lastRenderedPageBreak/>
-        <w:t>Appendix B — Reference implementa</w:t>
-      </w:r>
-      <w:r>
-        <w:t>tion: agent controller pseudocode</w:t>
+        <w:t>Appendix B — Reference implementation: agent controller pseudocode</w:t>
       </w:r>
       <w:bookmarkEnd w:id="165"/>
     </w:p>
@@ -18561,9 +17588,6 @@
       <w:pPr>
         <w:pStyle w:val="CodeRedDust"/>
         <w:ind w:left="259"/>
-        <w:rPr>
-          <w:rFonts w:hint="eastAsia"/>
-        </w:rPr>
       </w:pPr>
       <w:r>
         <w:t>def run_task(task, principal):</w:t>
@@ -18573,9 +17597,6 @@
       <w:pPr>
         <w:pStyle w:val="CodeRedDust"/>
         <w:ind w:left="259"/>
-        <w:rPr>
-          <w:rFonts w:hint="eastAsia"/>
-        </w:rPr>
       </w:pPr>
       <w:r>
         <w:t xml:space="preserve">    validate_task(task)</w:t>
@@ -18585,9 +17606,6 @@
       <w:pPr>
         <w:pStyle w:val="CodeRedDust"/>
         <w:ind w:left="259"/>
-        <w:rPr>
-          <w:rFonts w:hint="eastAsia"/>
-        </w:rPr>
       </w:pPr>
       <w:r>
         <w:t xml:space="preserve">    authorize(principal, "task:start", task)</w:t>
@@ -18597,9 +17615,6 @@
       <w:pPr>
         <w:pStyle w:val="CodeRedDust"/>
         <w:ind w:left="259"/>
-        <w:rPr>
-          <w:rFonts w:hint="eastAsia"/>
-        </w:rPr>
       </w:pPr>
       <w:r>
         <w:t xml:space="preserve">    state = ledger.create(task)</w:t>
@@ -18609,9 +17624,6 @@
       <w:pPr>
         <w:pStyle w:val="CodeRedDust"/>
         <w:ind w:left="259"/>
-        <w:rPr>
-          <w:rFonts w:hint="eastAsia"/>
-        </w:rPr>
       </w:pPr>
       <w:r>
         <w:t xml:space="preserve">    for step in range(task.max_tool_calls):</w:t>
@@ -18621,24 +17633,15 @@
       <w:pPr>
         <w:pStyle w:val="CodeRedDust"/>
         <w:ind w:left="259"/>
-        <w:rPr>
-          <w:rFonts w:hint="eastAsia"/>
-        </w:rPr>
-      </w:pPr>
-      <w:r>
-        <w:t xml:space="preserve">        observation = evidence.summarize(state</w:t>
-      </w:r>
-      <w:r>
-        <w:t>)</w:t>
+      </w:pPr>
+      <w:r>
+        <w:t xml:space="preserve">        observation = evidence.summarize(state)</w:t>
       </w:r>
     </w:p>
     <w:p>
       <w:pPr>
         <w:pStyle w:val="CodeRedDust"/>
         <w:ind w:left="259"/>
-        <w:rPr>
-          <w:rFonts w:hint="eastAsia"/>
-        </w:rPr>
       </w:pPr>
       <w:r>
         <w:t xml:space="preserve">        proposal = model.propose_next_action(task, observation)</w:t>
@@ -18648,9 +17651,6 @@
       <w:pPr>
         <w:pStyle w:val="CodeRedDust"/>
         <w:ind w:left="259"/>
-        <w:rPr>
-          <w:rFonts w:hint="eastAsia"/>
-        </w:rPr>
       </w:pPr>
       <w:r>
         <w:t xml:space="preserve">        if proposal.kind == "finish":</w:t>
@@ -18660,9 +17660,6 @@
       <w:pPr>
         <w:pStyle w:val="CodeRedDust"/>
         <w:ind w:left="259"/>
-        <w:rPr>
-          <w:rFonts w:hint="eastAsia"/>
-        </w:rPr>
       </w:pPr>
       <w:r>
         <w:t xml:space="preserve">            return independent_evaluator.finalize(state, proposal)</w:t>
@@ -18672,9 +17669,6 @@
       <w:pPr>
         <w:pStyle w:val="CodeRedDust"/>
         <w:ind w:left="259"/>
-        <w:rPr>
-          <w:rFonts w:hint="eastAsia"/>
-        </w:rPr>
       </w:pPr>
       <w:r>
         <w:t xml:space="preserve">        decision = policy.authorize(principal, proposal, state)</w:t>
@@ -18684,24 +17678,15 @@
       <w:pPr>
         <w:pStyle w:val="CodeRedDust"/>
         <w:ind w:left="259"/>
-        <w:rPr>
-          <w:rFonts w:hint="eastAsia"/>
-        </w:rPr>
-      </w:pPr>
-      <w:r>
-        <w:t xml:space="preserve">        if not decisi</w:t>
-      </w:r>
-      <w:r>
-        <w:t>on.allowed:</w:t>
+      </w:pPr>
+      <w:r>
+        <w:t xml:space="preserve">        if not decision.allowed:</w:t>
       </w:r>
     </w:p>
     <w:p>
       <w:pPr>
         <w:pStyle w:val="CodeRedDust"/>
         <w:ind w:left="259"/>
-        <w:rPr>
-          <w:rFonts w:hint="eastAsia"/>
-        </w:rPr>
       </w:pPr>
       <w:r>
         <w:t xml:space="preserve">            state.record_denial(decision)</w:t>
@@ -18711,9 +17696,6 @@
       <w:pPr>
         <w:pStyle w:val="CodeRedDust"/>
         <w:ind w:left="259"/>
-        <w:rPr>
-          <w:rFonts w:hint="eastAsia"/>
-        </w:rPr>
       </w:pPr>
       <w:r>
         <w:t xml:space="preserve">            continue</w:t>
@@ -18723,9 +17705,6 @@
       <w:pPr>
         <w:pStyle w:val="CodeRedDust"/>
         <w:ind w:left="259"/>
-        <w:rPr>
-          <w:rFonts w:hint="eastAsia"/>
-        </w:rPr>
       </w:pPr>
       <w:r>
         <w:t xml:space="preserve">        result = sandbox.execute(proposal, timeout=decision.timeout)</w:t>
@@ -18735,9 +17714,6 @@
       <w:pPr>
         <w:pStyle w:val="CodeRedDust"/>
         <w:ind w:left="259"/>
-        <w:rPr>
-          <w:rFonts w:hint="eastAsia"/>
-        </w:rPr>
       </w:pPr>
       <w:r>
         <w:t xml:space="preserve">        state.record_redacted(result)</w:t>
@@ -18747,9 +17723,6 @@
       <w:pPr>
         <w:pStyle w:val="CodeRedDust"/>
         <w:ind w:left="259"/>
-        <w:rPr>
-          <w:rFonts w:hint="eastAsia"/>
-        </w:rPr>
       </w:pPr>
       <w:r>
         <w:t xml:space="preserve">    return state.escalate("tool budget exhausted")</w:t>
@@ -18757,10 +17730,7 @@
     </w:p>
     <w:p>
       <w:r>
-        <w:t>This is architecture ps</w:t>
-      </w:r>
-      <w:r>
-        <w:t>eudocode: add durable locking, recovery, retries, compensation, token accounting, observability and safe cancellation in a real implementation.</w:t>
+        <w:t>This is architecture pseudocode: add durable locking, recovery, retries, compensation, token accounting, observability and safe cancellation in a real implementation.</w:t>
       </w:r>
     </w:p>
     <w:p>
@@ -19148,10 +18118,7 @@
     </w:tbl>
     <w:p>
       <w:r>
-        <w:t xml:space="preserve">The model suggests risk, but trusted classifiers, file rules and human owners determine the actual risk tier. An </w:t>
-      </w:r>
-      <w:r>
-        <w:t>agent cannot self-downgrade.</w:t>
+        <w:t>The model suggests risk, but trusted classifiers, file rules and human owners determine the actual risk tier. An agent cannot self-downgrade.</w:t>
       </w:r>
     </w:p>
     <w:p>
@@ -19174,9 +18141,6 @@
       <w:pPr>
         <w:pStyle w:val="CodeRedDust"/>
         <w:ind w:left="259"/>
-        <w:rPr>
-          <w:rFonts w:hint="eastAsia"/>
-        </w:rPr>
       </w:pPr>
       <w:r>
         <w:t># Execute in a controlled environment with pinned dependencies</w:t>
@@ -19186,9 +18150,6 @@
       <w:pPr>
         <w:pStyle w:val="CodeRedDust"/>
         <w:ind w:left="259"/>
-        <w:rPr>
-          <w:rFonts w:hint="eastAsia"/>
-        </w:rPr>
       </w:pPr>
       <w:r>
         <w:t>python -m pytest -q</w:t>
@@ -19198,9 +18159,6 @@
       <w:pPr>
         <w:pStyle w:val="CodeRedDust"/>
         <w:ind w:left="259"/>
-        <w:rPr>
-          <w:rFonts w:hint="eastAsia"/>
-        </w:rPr>
       </w:pPr>
       <w:r>
         <w:t>python -m ruff check .</w:t>
@@ -19210,9 +18168,6 @@
       <w:pPr>
         <w:pStyle w:val="CodeRedDust"/>
         <w:ind w:left="259"/>
-        <w:rPr>
-          <w:rFonts w:hint="eastAsia"/>
-        </w:rPr>
       </w:pPr>
       <w:r>
         <w:t>python -m mypy app/  # if configured</w:t>
@@ -19222,24 +18177,15 @@
       <w:pPr>
         <w:pStyle w:val="CodeRedDust"/>
         <w:ind w:left="259"/>
-        <w:rPr>
-          <w:rFonts w:hint="eastAsia"/>
-        </w:rPr>
-      </w:pPr>
-      <w:r>
-        <w:t>terraform fmt -check -</w:t>
-      </w:r>
-      <w:r>
-        <w:t>recursive</w:t>
+      </w:pPr>
+      <w:r>
+        <w:t>terraform fmt -check -recursive</w:t>
       </w:r>
     </w:p>
     <w:p>
       <w:pPr>
         <w:pStyle w:val="CodeRedDust"/>
         <w:ind w:left="259"/>
-        <w:rPr>
-          <w:rFonts w:hint="eastAsia"/>
-        </w:rPr>
       </w:pPr>
       <w:r>
         <w:t>terraform validate</w:t>
@@ -19249,9 +18195,6 @@
       <w:pPr>
         <w:pStyle w:val="CodeRedDust"/>
         <w:ind w:left="259"/>
-        <w:rPr>
-          <w:rFonts w:hint="eastAsia"/>
-        </w:rPr>
       </w:pPr>
       <w:r>
         <w:t># Security/SBOM and CI workflow commands are</w:t>
@@ -19261,9 +18204,6 @@
       <w:pPr>
         <w:pStyle w:val="CodeRedDust"/>
         <w:ind w:left="259"/>
-        <w:rPr>
-          <w:rFonts w:hint="eastAsia"/>
-        </w:rPr>
       </w:pPr>
       <w:r>
         <w:t># project-specific and must be version-pinned.</w:t>
@@ -19271,10 +18211,7 @@
     </w:p>
     <w:p>
       <w:r>
-        <w:t>Never run unreviewed generated commands as a privileged shell script. CI acceptance must include external hidden tests, lockfile checks</w:t>
-      </w:r>
-      <w:r>
-        <w:t>, provenance and policy checks appropriate to the repository.</w:t>
+        <w:t>Never run unreviewed generated commands as a privileged shell script. CI acceptance must include external hidden tests, lockfile checks, provenance and policy checks appropriate to the repository.</w:t>
       </w:r>
     </w:p>
     <w:p>
@@ -19297,9 +18234,6 @@
       <w:pPr>
         <w:pStyle w:val="CodeRedDust"/>
         <w:ind w:left="259"/>
-        <w:rPr>
-          <w:rFonts w:hint="eastAsia"/>
-        </w:rPr>
       </w:pPr>
       <w:r>
         <w:t>RECEIVED -&gt; VALIDATED -&gt; MATCHED -&gt; APPROVAL_PENDING</w:t>
@@ -19309,9 +18243,6 @@
       <w:pPr>
         <w:pStyle w:val="CodeRedDust"/>
         <w:ind w:left="259"/>
-        <w:rPr>
-          <w:rFonts w:hint="eastAsia"/>
-        </w:rPr>
       </w:pPr>
       <w:r>
         <w:t>APPROVAL_PENDING -&gt; APPROVED | REJECTED | EXPIRED</w:t>
@@ -19321,24 +18252,15 @@
       <w:pPr>
         <w:pStyle w:val="CodeRedDust"/>
         <w:ind w:left="259"/>
-        <w:rPr>
-          <w:rFonts w:hint="eastAsia"/>
-        </w:rPr>
-      </w:pPr>
-      <w:r>
-        <w:t>APPROVED -&gt; EXECUTI</w:t>
-      </w:r>
-      <w:r>
-        <w:t>ON_PENDING -&gt; EXECUTED -&gt; RECONCILED</w:t>
+      </w:pPr>
+      <w:r>
+        <w:t>APPROVED -&gt; EXECUTION_PENDING -&gt; EXECUTED -&gt; RECONCILED</w:t>
       </w:r>
     </w:p>
     <w:p>
       <w:pPr>
         <w:pStyle w:val="CodeRedDust"/>
         <w:ind w:left="259"/>
-        <w:rPr>
-          <w:rFonts w:hint="eastAsia"/>
-        </w:rPr>
       </w:pPr>
       <w:r>
         <w:t>(any nonterminal) -&gt; EXCEPTION</w:t>
@@ -19348,9 +18270,6 @@
       <w:pPr>
         <w:pStyle w:val="CodeRedDust"/>
         <w:ind w:left="259"/>
-        <w:rPr>
-          <w:rFonts w:hint="eastAsia"/>
-        </w:rPr>
       </w:pPr>
       <w:r>
         <w:t>EXCEPTION -&gt; REMEDIATED | CANCELLED</w:t>
@@ -19360,18 +18279,12 @@
       <w:pPr>
         <w:pStyle w:val="CodeRedDust"/>
         <w:ind w:left="259"/>
-        <w:rPr>
-          <w:rFonts w:hint="eastAsia"/>
-        </w:rPr>
       </w:pPr>
     </w:p>
     <w:p>
       <w:pPr>
         <w:pStyle w:val="CodeRedDust"/>
         <w:ind w:left="259"/>
-        <w:rPr>
-          <w:rFonts w:hint="eastAsia"/>
-        </w:rPr>
       </w:pPr>
       <w:r>
         <w:t>Invariants:</w:t>
@@ -19381,9 +18294,6 @@
       <w:pPr>
         <w:pStyle w:val="CodeRedDust"/>
         <w:ind w:left="259"/>
-        <w:rPr>
-          <w:rFonts w:hint="eastAsia"/>
-        </w:rPr>
       </w:pPr>
       <w:r>
         <w:t>- No ERP write without authenticated tenant scope.</w:t>
@@ -19393,9 +18303,6 @@
       <w:pPr>
         <w:pStyle w:val="CodeRedDust"/>
         <w:ind w:left="259"/>
-        <w:rPr>
-          <w:rFonts w:hint="eastAsia"/>
-        </w:rPr>
       </w:pPr>
       <w:r>
         <w:t>- Every external write uses stable idempotency key.</w:t>
@@ -19405,24 +18312,15 @@
       <w:pPr>
         <w:pStyle w:val="CodeRedDust"/>
         <w:ind w:left="259"/>
-        <w:rPr>
-          <w:rFonts w:hint="eastAsia"/>
-        </w:rPr>
-      </w:pPr>
-      <w:r>
-        <w:t xml:space="preserve">- No automatic action after expired </w:t>
-      </w:r>
-      <w:r>
-        <w:t>approval.</w:t>
+      </w:pPr>
+      <w:r>
+        <w:t>- No automatic action after expired approval.</w:t>
       </w:r>
     </w:p>
     <w:p>
       <w:pPr>
         <w:pStyle w:val="CodeRedDust"/>
         <w:ind w:left="259"/>
-        <w:rPr>
-          <w:rFonts w:hint="eastAsia"/>
-        </w:rPr>
       </w:pPr>
       <w:r>
         <w:t>- Reconciliation required before marking complete.</w:t>
@@ -19445,10 +18343,7 @@
       <w:bookmarkStart w:id="169" w:name="_Toc243084553"/>
       <w:r>
         <w:lastRenderedPageBreak/>
-        <w:t>Appendi</w:t>
-      </w:r>
-      <w:r>
-        <w:t>x F — Engineering and business evaluation scorecards</w:t>
+        <w:t>Appendix F — Engineering and business evaluation scorecards</w:t>
       </w:r>
       <w:bookmarkEnd w:id="169"/>
     </w:p>
@@ -19798,10 +18693,7 @@
               <w:cnfStyle w:val="000000000000" w:firstRow="0" w:lastRow="0" w:firstColumn="0" w:lastColumn="0" w:oddVBand="0" w:evenVBand="0" w:oddHBand="0" w:evenHBand="0" w:firstRowFirstColumn="0" w:firstRowLastColumn="0" w:lastRowFirstColumn="0" w:lastRowLastColumn="0"/>
             </w:pPr>
             <w:r>
-              <w:t xml:space="preserve">Escalated cases / </w:t>
-            </w:r>
-            <w:r>
-              <w:t>completed cases</w:t>
+              <w:t>Escalated cases / completed cases</w:t>
             </w:r>
           </w:p>
         </w:tc>
@@ -19845,10 +18737,7 @@
     </w:p>
     <w:p>
       <w:r>
-        <w:t>Ass</w:t>
-      </w:r>
-      <w:r>
-        <w:t>et and owner: ______________________________________________</w:t>
+        <w:t>Asset and owner: ______________________________________________</w:t>
       </w:r>
     </w:p>
     <w:p>
@@ -19863,10 +18752,7 @@
     </w:p>
     <w:p>
       <w:r>
-        <w:t>Principal, scopes and trust boundary cros</w:t>
-      </w:r>
-      <w:r>
-        <w:t>sed: ______________________________________________</w:t>
+        <w:t>Principal, scopes and trust boundary crossed: ______________________________________________</w:t>
       </w:r>
     </w:p>
     <w:p>
@@ -19881,10 +18767,7 @@
     </w:p>
     <w:p>
       <w:r>
-        <w:t xml:space="preserve">Incident commander, </w:t>
-      </w:r>
-      <w:r>
-        <w:t>kill switch and customer communication: ______________________________________________</w:t>
+        <w:t>Incident commander, kill switch and customer communication: ______________________________________________</w:t>
       </w:r>
     </w:p>
     <w:p>
@@ -20012,10 +18895,7 @@
               <w:cnfStyle w:val="000000100000" w:firstRow="0" w:lastRow="0" w:firstColumn="0" w:lastColumn="0" w:oddVBand="0" w:evenVBand="0" w:oddHBand="1" w:evenHBand="0" w:firstRowFirstColumn="0" w:firstRowLastColumn="0" w:lastRowFirstColumn="0" w:lastRowLastColumn="0"/>
             </w:pPr>
             <w:r>
-              <w:t>Instrument durable</w:t>
-            </w:r>
-            <w:r>
-              <w:t xml:space="preserve"> failure recovery</w:t>
+              <w:t>Instrument durable failure recovery</w:t>
             </w:r>
           </w:p>
         </w:tc>
@@ -20290,10 +19170,7 @@
       <w:bookmarkStart w:id="172" w:name="_Toc243084556"/>
       <w:r>
         <w:lastRenderedPageBreak/>
-        <w:t>Gl</w:t>
-      </w:r>
-      <w:r>
-        <w:t>ossary of essential terms</w:t>
+        <w:t>Glossary of essential terms</w:t>
       </w:r>
       <w:bookmarkEnd w:id="172"/>
     </w:p>
@@ -20309,10 +19186,7 @@
     </w:p>
     <w:p>
       <w:r>
-        <w:t>A2A — Agent-to-agent interoperability patterns/pr</w:t>
-      </w:r>
-      <w:r>
-        <w:t>otocols; does not imply shared trust.</w:t>
+        <w:t>A2A — Agent-to-agent interoperability patterns/protocols; does not imply shared trust.</w:t>
       </w:r>
     </w:p>
     <w:p>
@@ -20327,10 +19201,7 @@
     </w:p>
     <w:p>
       <w:r>
-        <w:t>Checkpoint — Persisted state from which execution can resu</w:t>
-      </w:r>
-      <w:r>
-        <w:t>me.</w:t>
+        <w:t>Checkpoint — Persisted state from which execution can resume.</w:t>
       </w:r>
     </w:p>
     <w:p>
@@ -20350,10 +19221,7 @@
     </w:p>
     <w:p>
       <w:r>
-        <w:t xml:space="preserve">Eval — Repeatable </w:t>
-      </w:r>
-      <w:r>
-        <w:t>test or scoring procedure for model/agent behavior.</w:t>
+        <w:t>Eval — Repeatable test or scoring procedure for model/agent behavior.</w:t>
       </w:r>
     </w:p>
     <w:p>
@@ -20368,10 +19236,7 @@
     </w:p>
     <w:p>
       <w:r>
-        <w:t xml:space="preserve">Idempotency — Property that repeated execution has </w:t>
-      </w:r>
-      <w:r>
-        <w:t>equivalent business effect.</w:t>
+        <w:t>Idempotency — Property that repeated execution has equivalent business effect.</w:t>
       </w:r>
     </w:p>
     <w:p>
@@ -20391,10 +19256,7 @@
     </w:p>
     <w:p>
       <w:r>
-        <w:t>SB</w:t>
-      </w:r>
-      <w:r>
-        <w:t>OM — Software bill of materials for component inventories.</w:t>
+        <w:t>SBOM — Software bill of materials for component inventories.</w:t>
       </w:r>
     </w:p>
     <w:p>
@@ -20409,10 +19271,7 @@
     </w:p>
     <w:p>
       <w:r>
-        <w:t>Worktree — Separate Git working directory useful for</w:t>
-      </w:r>
-      <w:r>
-        <w:t xml:space="preserve"> isolated edits.</w:t>
+        <w:t>Worktree — Separate Git working directory useful for isolated edits.</w:t>
       </w:r>
     </w:p>
     <w:p>
@@ -20448,10 +19307,7 @@
     </w:p>
     <w:p>
       <w:r>
-        <w:t>LangGraph: https:</w:t>
-      </w:r>
-      <w:r>
-        <w:t>//docs.langchain.com/oss/python/langgraph/overview</w:t>
+        <w:t>LangGraph: https://docs.langchain.com/oss/python/langgraph/overview</w:t>
       </w:r>
     </w:p>
     <w:p>
@@ -20466,10 +19322,7 @@
     </w:p>
     <w:p>
       <w:r>
-        <w:t>OWASP Top 10 for Agentic Applications 2026: https://genai.owasp.org/resource/owas</w:t>
-      </w:r>
-      <w:r>
-        <w:t>p-top-10-for-agentic-applications-for-2026/</w:t>
+        <w:t>OWASP Top 10 for Agentic Applications 2026: https://genai.owasp.org/resource/owasp-top-10-for-agentic-applications-for-2026/</w:t>
       </w:r>
     </w:p>
     <w:p>
@@ -20489,10 +19342,7 @@
     </w:p>
     <w:p>
       <w:r>
-        <w:t>Kubernetes docs: https://kubernetes.</w:t>
-      </w:r>
-      <w:r>
-        <w:t>io/docs/</w:t>
+        <w:t>Kubernetes docs: https://kubernetes.io/docs/</w:t>
       </w:r>
     </w:p>
     <w:p>
@@ -20522,10 +19372,7 @@
     </w:p>
     <w:p>
       <w:r>
-        <w:t>Camunda: h</w:t>
-      </w:r>
-      <w:r>
-        <w:t>ttps://docs.camunda.io/</w:t>
+        <w:t>Camunda: https://docs.camunda.io/</w:t>
       </w:r>
     </w:p>
     <w:p>
@@ -20555,15 +19402,12 @@
     </w:p>
     <w:p>
       <w:r>
-        <w:t xml:space="preserve">Source-check note: Standards and product documentation were selected for relevance as of 16 October 2026. This book synthesizes design guidance rather than claiming that all linked materials were exhaustively audited or that every technique is appropriate </w:t>
-      </w:r>
-      <w:r>
-        <w:t>to every workload.</w:t>
+        <w:t>Source-check note: Standards and product documentation were selected for relevance as of 16 October 2026. This book synthesizes design guidance rather than claiming that all linked materials were exhaustively audited or that every technique is appropriate to every workload.</w:t>
       </w:r>
     </w:p>
     <w:sectPr>
-      <w:headerReference w:type="default" r:id="rId8"/>
-      <w:footerReference w:type="default" r:id="rId9"/>
+      <w:headerReference w:type="default" r:id="rId9"/>
+      <w:footerReference w:type="default" r:id="rId10"/>
       <w:pgSz w:w="12240" w:h="15840"/>
       <w:pgMar w:top="1195" w:right="1267" w:bottom="1094" w:left="1354" w:header="720" w:footer="720" w:gutter="0"/>
       <w:cols w:space="720"/>
@@ -20621,7 +19465,7 @@
       <w:rPr>
         <w:noProof/>
       </w:rPr>
-      <w:t>3</w:t>
+      <w:t>10</w:t>
     </w:r>
     <w:r>
       <w:fldChar w:fldCharType="end"/>
@@ -32773,7 +31617,7 @@
 </file>
 
 <file path=customXml/itemProps1.xml><?xml version="1.0" encoding="utf-8"?>
-<ds:datastoreItem xmlns:ds="http://schemas.openxmlformats.org/officeDocument/2006/customXml" ds:itemID="{91E5EA27-314F-478B-89E6-358673BA2A51}">
+<ds:datastoreItem xmlns:ds="http://schemas.openxmlformats.org/officeDocument/2006/customXml" ds:itemID="{66BFC229-D1AE-46F2-94A6-5C0215DF13AF}">
   <ds:schemaRefs>
     <ds:schemaRef ds:uri="http://schemas.openxmlformats.org/officeDocument/2006/bibliography"/>
   </ds:schemaRefs>
